--- a/docs/ZRADTechDocs.docx
+++ b/docs/ZRADTechDocs.docx
@@ -836,7 +836,31 @@
     </w:p>
     <w:p>
       <w:r>
-        <w:t>An RGB Color LED can be used to provide visual status of any sort. Utilizing this LED requires customizing the SerialAPI. The LED can be used when Z</w:t>
+        <w:t xml:space="preserve">An RGB Color LED </w:t>
+      </w:r>
+      <w:r>
+        <w:t xml:space="preserve">(QLSP14RGB) </w:t>
+      </w:r>
+      <w:r>
+        <w:t>provide</w:t>
+      </w:r>
+      <w:r>
+        <w:t>s</w:t>
+      </w:r>
+      <w:r>
+        <w:t xml:space="preserve"> visual status. Utilizing this LED requires customizing the SerialAPI</w:t>
+      </w:r>
+      <w:r>
+        <w:t xml:space="preserve"> </w:t>
+      </w:r>
+      <w:r>
+        <w:t>for</w:t>
+      </w:r>
+      <w:r>
+        <w:t xml:space="preserve"> a controller application</w:t>
+      </w:r>
+      <w:r>
+        <w:t>. The LED can be used when Z</w:t>
       </w:r>
       <w:r>
         <w:t>RAD</w:t>
@@ -881,7 +905,13 @@
         </w:numPr>
       </w:pPr>
       <w:r>
-        <w:t>Green = PA00</w:t>
+        <w:t>Green = PA</w:t>
+      </w:r>
+      <w:r>
+        <w:t>0</w:t>
+      </w:r>
+      <w:r>
+        <w:t>0</w:t>
       </w:r>
       <w:r>
         <w:t xml:space="preserve"> (LED1_GPIO)</w:t>
@@ -907,7 +937,27 @@
     </w:p>
     <w:p>
       <w:r>
-        <w:t>The pins can be assigned using the Z-Wave Target Boards component in Simplicity Studio. Open the .SLCP file and select the Software Components tab. Scroll down to the Z-Wave Target Boards component and click on the gear icon. Assign the pin as shown above. The standard Switch On Off sample app will then control the green LED as the state of the switch and the blue LED will blink when in Learn mode or via Indicator CC. If SSv5 is not properly setting the configuration, see the README.MD file for the latest workaround.</w:t>
+        <w:t xml:space="preserve">The pins can be assigned using the </w:t>
+      </w:r>
+      <w:r>
+        <w:t>Simple LED component in</w:t>
+      </w:r>
+      <w:r>
+        <w:t xml:space="preserve"> Simplicity Studio. Open the .SLCP file and select the Software Components tab. </w:t>
+      </w:r>
+      <w:r>
+        <w:t>Search for LED, then configure Platform-&gt;driver-&gt;LED-&gt;Simple LED LED0 and LED1</w:t>
+      </w:r>
+      <w:r>
+        <w:t xml:space="preserve">. Assign the pin as shown above. The standard Switch On Off sample app will then control the green LED as the state of the switch and the blue LED will blink when in Learn mode or via Indicator CC. </w:t>
+      </w:r>
+    </w:p>
+    <w:p>
+      <w:r>
+        <w:t xml:space="preserve">There is some confusion about the pinout of the LED. Note that ZRADTri uses a different, slightly larger LED that is recommended. The QLSP datasheet seems to have errors in the circuit diagram which does not state if the pinout is a top-view or bottom-view. </w:t>
+      </w:r>
+      <w:r>
+        <w:t>If the colors don’t match, try swapping the pins around.</w:t>
       </w:r>
     </w:p>
     <w:p>
@@ -997,39 +1047,63 @@
         <w:pStyle w:val="Heading2"/>
       </w:pPr>
       <w:r>
-        <w:t>DEBUGPRINT</w:t>
-      </w:r>
-    </w:p>
-    <w:p>
-      <w:r>
-        <w:t>DEBUGPRINT can be defined and used to print messages via the MiniSimplicity headers VCOM pins. Typically</w:t>
+        <w:t>Z-Wave Log</w:t>
+      </w:r>
+    </w:p>
+    <w:p>
+      <w:r>
+        <w:t>Z-Wave Log (</w:t>
+      </w:r>
+      <w:r>
+        <w:t xml:space="preserve">formerly DEBUGPRINT) </w:t>
+      </w:r>
+      <w:r>
+        <w:t>is a generic silabs utility to</w:t>
+      </w:r>
+      <w:r>
+        <w:t xml:space="preserve"> print messages via the MiniSimplicity headers VCOM pins. Typically</w:t>
       </w:r>
       <w:r>
         <w:t>,</w:t>
       </w:r>
       <w:r>
-        <w:t xml:space="preserve"> the USART is used for this purpose. </w:t>
-      </w:r>
-      <w:r>
-        <w:t>First i</w:t>
-      </w:r>
-      <w:r>
-        <w:t xml:space="preserve">nstall the Services-&gt;IO Stream: USART component. Configure for 115200 baud, USART0, RTS/CTS=none, Rx=PA09, Tx=PA08. </w:t>
-      </w:r>
-      <w:r>
-        <w:t>Then</w:t>
-      </w:r>
-      <w:r>
-        <w:t xml:space="preserve"> install Z-Wave-&gt; Debug Print and uncomment the #define DEBUGPRINT in app.c or as a </w:t>
-      </w:r>
-      <w:r>
-        <w:t xml:space="preserve">compiler </w:t>
-      </w:r>
-      <w:r>
-        <w:t xml:space="preserve">symbol </w:t>
-      </w:r>
-      <w:r>
-        <w:t>which will enable all printfs in every file.</w:t>
+        <w:t xml:space="preserve"> the </w:t>
+      </w:r>
+      <w:r>
+        <w:t>E</w:t>
+      </w:r>
+      <w:r>
+        <w:t xml:space="preserve">USART is used for this purpose. </w:t>
+      </w:r>
+      <w:r>
+        <w:t>Z-Wave-&gt;Z-Wave Log is typically installed by default. I</w:t>
+      </w:r>
+      <w:r>
+        <w:t>nstall the Services-&gt;</w:t>
+      </w:r>
+      <w:r>
+        <w:t>IO Stream-&gt;Driver-&gt;</w:t>
+      </w:r>
+      <w:r>
+        <w:t xml:space="preserve">IO Stream: </w:t>
+      </w:r>
+      <w:r>
+        <w:t>E</w:t>
+      </w:r>
+      <w:r>
+        <w:t xml:space="preserve">USART component. Configure for 115200 baud, </w:t>
+      </w:r>
+      <w:r>
+        <w:t>E</w:t>
+      </w:r>
+      <w:r>
+        <w:t xml:space="preserve">USART0, RTS/CTS=none, Rx=PA09, Tx=PA08. </w:t>
+      </w:r>
+      <w:r>
+        <w:t xml:space="preserve">Next, Services-&gt;Clock Manager-&gt;Clock Manager-&gt;Configure then scroll down to </w:t>
+      </w:r>
+      <w:r>
+        <w:t>Mixed Frequency Clock Branch Settings and change the EUSART0CLK branch to EM01GRPCLK. Configure Z-Wave Log by turning on specific blocks and debug levels.</w:t>
       </w:r>
     </w:p>
     <w:p>
@@ -1072,6 +1146,7 @@
         </w:numPr>
       </w:pPr>
       <w:r>
+        <w:lastRenderedPageBreak/>
         <w:t>Two 5 pin GPIO headers provide generic connections to other devices</w:t>
       </w:r>
     </w:p>
@@ -1092,7 +1167,6 @@
         <w:pStyle w:val="Heading2"/>
       </w:pPr>
       <w:r>
-        <w:lastRenderedPageBreak/>
         <w:t>Crystal Calibration</w:t>
       </w:r>
     </w:p>
@@ -1441,6 +1515,7 @@
         </w:numPr>
       </w:pPr>
       <w:r>
+        <w:lastRenderedPageBreak/>
         <w:t>Check for any odd looking traces or anything that might be a problem in manufacturing</w:t>
       </w:r>
     </w:p>
@@ -1459,11 +1534,7 @@
         <w:t>Some</w:t>
       </w:r>
       <w:r>
-        <w:t xml:space="preserve"> PCB manufactures treat mask=pad (zero) to be </w:t>
-      </w:r>
-      <w:r>
-        <w:lastRenderedPageBreak/>
-        <w:t xml:space="preserve">“use default </w:t>
+        <w:t xml:space="preserve"> PCB manufactures treat mask=pad (zero) to be “use default </w:t>
       </w:r>
       <w:r>
         <w:t>clearance” which can be as much as 3mm which would cause all the pads to short together. Set 0.0508mm as the Solder mask expansion in KiCAD.</w:t>
@@ -1928,6 +1999,7 @@
                 <w:sz w:val="16"/>
                 <w:szCs w:val="16"/>
               </w:rPr>
+              <w:lastRenderedPageBreak/>
               <w:t>rx 0</w:t>
             </w:r>
           </w:p>
@@ -2063,7 +2135,6 @@
                 <w:sz w:val="16"/>
                 <w:szCs w:val="16"/>
               </w:rPr>
-              <w:lastRenderedPageBreak/>
               <w:t>setzwaveregion 1</w:t>
             </w:r>
           </w:p>
@@ -3325,6 +3396,7 @@
         </w:numPr>
       </w:pPr>
       <w:r>
+        <w:lastRenderedPageBreak/>
         <w:t>16512-58082-50459-58629-17292-55749-28421-30309</w:t>
       </w:r>
     </w:p>
@@ -3361,7 +3433,6 @@
         </w:numPr>
       </w:pPr>
       <w:r>
-        <w:lastRenderedPageBreak/>
         <w:t>5:</w:t>
       </w:r>
       <w:r>
@@ -3493,6 +3564,7 @@
         <w:keepLines/>
       </w:pPr>
       <w:r>
+        <w:lastRenderedPageBreak/>
         <w:t>ZRADMini Rev A:</w:t>
       </w:r>
       <w:r>
@@ -3750,6 +3822,9 @@
               <w:keepNext/>
               <w:keepLines/>
             </w:pPr>
+            <w:r>
+              <w:t>56597</w:t>
+            </w:r>
           </w:p>
         </w:tc>
         <w:tc>
@@ -3844,6 +3919,9 @@
               <w:keepNext/>
               <w:keepLines/>
             </w:pPr>
+            <w:r>
+              <w:t>NA</w:t>
+            </w:r>
           </w:p>
         </w:tc>
         <w:tc>
@@ -3903,6 +3981,15 @@
               <w:t xml:space="preserve">SMA </w:t>
             </w:r>
           </w:p>
+          <w:p>
+            <w:pPr>
+              <w:keepNext/>
+              <w:keepLines/>
+            </w:pPr>
+            <w:r>
+              <w:t>SMA connector damaged</w:t>
+            </w:r>
+          </w:p>
         </w:tc>
         <w:tc>
           <w:tcPr>
@@ -3929,6 +4016,24 @@
             </w:pPr>
             <w:r>
               <w:t>End Device Only</w:t>
+            </w:r>
+          </w:p>
+          <w:p>
+            <w:pPr>
+              <w:keepNext/>
+              <w:keepLines/>
+            </w:pPr>
+            <w:r>
+              <w:t>GeoLoc M8Q</w:t>
+            </w:r>
+          </w:p>
+          <w:p>
+            <w:pPr>
+              <w:keepNext/>
+              <w:keepLines/>
+            </w:pPr>
+            <w:r>
+              <w:t>Marginal RF do NOT use for RF range testing</w:t>
             </w:r>
           </w:p>
         </w:tc>
@@ -4318,6 +4423,9 @@
               <w:keepNext/>
               <w:keepLines/>
             </w:pPr>
+            <w:r>
+              <w:t>(where is this board?)</w:t>
+            </w:r>
           </w:p>
         </w:tc>
         <w:tc>
@@ -4346,7 +4454,7 @@
               <w:keepLines/>
             </w:pPr>
             <w:r>
-              <w:t>7-9</w:t>
+              <w:t>7</w:t>
             </w:r>
           </w:p>
         </w:tc>
@@ -4359,6 +4467,9 @@
               <w:keepNext/>
               <w:keepLines/>
             </w:pPr>
+            <w:r>
+              <w:t>ZG23B020</w:t>
+            </w:r>
           </w:p>
         </w:tc>
         <w:tc>
@@ -4370,6 +4481,9 @@
               <w:keepNext/>
               <w:keepLines/>
             </w:pPr>
+            <w:r>
+              <w:t>SMA</w:t>
+            </w:r>
           </w:p>
         </w:tc>
         <w:tc>
@@ -4381,6 +4495,9 @@
               <w:keepNext/>
               <w:keepLines/>
             </w:pPr>
+            <w:r>
+              <w:t>150</w:t>
+            </w:r>
           </w:p>
         </w:tc>
         <w:tc>
@@ -4393,7 +4510,221 @@
               <w:keepLines/>
             </w:pPr>
             <w:r>
-              <w:t>Bare boards, 1 used for tuning</w:t>
+              <w:t>Working</w:t>
+            </w:r>
+          </w:p>
+        </w:tc>
+        <w:tc>
+          <w:tcPr>
+            <w:tcW w:w="990" w:type="dxa"/>
+          </w:tcPr>
+          <w:p>
+            <w:pPr>
+              <w:keepNext/>
+              <w:keepLines/>
+            </w:pPr>
+            <w:r>
+              <w:t>42521</w:t>
+            </w:r>
+          </w:p>
+        </w:tc>
+        <w:tc>
+          <w:tcPr>
+            <w:tcW w:w="2898" w:type="dxa"/>
+          </w:tcPr>
+          <w:p>
+            <w:pPr>
+              <w:keepNext/>
+              <w:keepLines/>
+            </w:pPr>
+            <w:r>
+              <w:t>GeoLoc</w:t>
+            </w:r>
+          </w:p>
+          <w:p>
+            <w:pPr>
+              <w:keepNext/>
+              <w:keepLines/>
+            </w:pPr>
+            <w:r>
+              <w:rPr>
+                <w:sz w:val="10"/>
+                <w:szCs w:val="10"/>
+              </w:rPr>
+              <w:t>42521-18868-20548-11817-39847-55781-48790-46236</w:t>
+            </w:r>
+          </w:p>
+        </w:tc>
+      </w:tr>
+      <w:tr>
+        <w:tc>
+          <w:tcPr>
+            <w:tcW w:w="558" w:type="dxa"/>
+          </w:tcPr>
+          <w:p>
+            <w:pPr>
+              <w:keepNext/>
+              <w:keepLines/>
+            </w:pPr>
+            <w:r>
+              <w:t>8</w:t>
+            </w:r>
+          </w:p>
+        </w:tc>
+        <w:tc>
+          <w:tcPr>
+            <w:tcW w:w="1170" w:type="dxa"/>
+          </w:tcPr>
+          <w:p>
+            <w:pPr>
+              <w:keepNext/>
+              <w:keepLines/>
+            </w:pPr>
+            <w:r>
+              <w:t>ZG23B020</w:t>
+            </w:r>
+          </w:p>
+        </w:tc>
+        <w:tc>
+          <w:tcPr>
+            <w:tcW w:w="2250" w:type="dxa"/>
+          </w:tcPr>
+          <w:p>
+            <w:pPr>
+              <w:keepNext/>
+              <w:keepLines/>
+            </w:pPr>
+            <w:r>
+              <w:t>SMA</w:t>
+            </w:r>
+          </w:p>
+        </w:tc>
+        <w:tc>
+          <w:tcPr>
+            <w:tcW w:w="900" w:type="dxa"/>
+          </w:tcPr>
+          <w:p>
+            <w:pPr>
+              <w:keepNext/>
+              <w:keepLines/>
+            </w:pPr>
+            <w:r>
+              <w:t>No</w:t>
+            </w:r>
+          </w:p>
+        </w:tc>
+        <w:tc>
+          <w:tcPr>
+            <w:tcW w:w="2250" w:type="dxa"/>
+          </w:tcPr>
+          <w:p>
+            <w:pPr>
+              <w:keepNext/>
+              <w:keepLines/>
+            </w:pPr>
+          </w:p>
+        </w:tc>
+        <w:tc>
+          <w:tcPr>
+            <w:tcW w:w="990" w:type="dxa"/>
+          </w:tcPr>
+          <w:p>
+            <w:pPr>
+              <w:keepNext/>
+              <w:keepLines/>
+            </w:pPr>
+            <w:r>
+              <w:t>08052</w:t>
+            </w:r>
+          </w:p>
+        </w:tc>
+        <w:tc>
+          <w:tcPr>
+            <w:tcW w:w="2898" w:type="dxa"/>
+          </w:tcPr>
+          <w:p>
+            <w:pPr>
+              <w:keepNext/>
+              <w:keepLines/>
+            </w:pPr>
+            <w:r>
+              <w:t>GeoLoc</w:t>
+            </w:r>
+          </w:p>
+          <w:p>
+            <w:pPr>
+              <w:keepNext/>
+              <w:keepLines/>
+            </w:pPr>
+            <w:r>
+              <w:rPr>
+                <w:sz w:val="10"/>
+                <w:szCs w:val="10"/>
+              </w:rPr>
+              <w:t>08052-63217-14463-18230-27619-33987-62106-05072</w:t>
+            </w:r>
+          </w:p>
+        </w:tc>
+      </w:tr>
+      <w:tr>
+        <w:tc>
+          <w:tcPr>
+            <w:tcW w:w="558" w:type="dxa"/>
+          </w:tcPr>
+          <w:p>
+            <w:pPr>
+              <w:keepNext/>
+              <w:keepLines/>
+            </w:pPr>
+            <w:r>
+              <w:t>9</w:t>
+            </w:r>
+          </w:p>
+        </w:tc>
+        <w:tc>
+          <w:tcPr>
+            <w:tcW w:w="1170" w:type="dxa"/>
+          </w:tcPr>
+          <w:p>
+            <w:pPr>
+              <w:keepNext/>
+              <w:keepLines/>
+            </w:pPr>
+          </w:p>
+        </w:tc>
+        <w:tc>
+          <w:tcPr>
+            <w:tcW w:w="2250" w:type="dxa"/>
+          </w:tcPr>
+          <w:p>
+            <w:pPr>
+              <w:keepNext/>
+              <w:keepLines/>
+            </w:pPr>
+          </w:p>
+        </w:tc>
+        <w:tc>
+          <w:tcPr>
+            <w:tcW w:w="900" w:type="dxa"/>
+          </w:tcPr>
+          <w:p>
+            <w:pPr>
+              <w:keepNext/>
+              <w:keepLines/>
+            </w:pPr>
+          </w:p>
+        </w:tc>
+        <w:tc>
+          <w:tcPr>
+            <w:tcW w:w="2250" w:type="dxa"/>
+          </w:tcPr>
+          <w:p>
+            <w:pPr>
+              <w:keepNext/>
+              <w:keepLines/>
+            </w:pPr>
+            <w:r>
+              <w:t>Bare for tuning</w:t>
             </w:r>
           </w:p>
         </w:tc>
@@ -4690,9 +5021,6 @@
               <w:keepNext/>
               <w:keepLines/>
             </w:pPr>
-            <w:r>
-              <w:t>28063</w:t>
-            </w:r>
           </w:p>
         </w:tc>
         <w:tc>
@@ -4704,6 +5032,9 @@
               <w:keepNext/>
               <w:keepLines/>
             </w:pPr>
+            <w:r>
+              <w:t>Trashed</w:t>
+            </w:r>
           </w:p>
         </w:tc>
       </w:tr>
@@ -5857,7 +6188,6 @@
         </w:numPr>
       </w:pPr>
       <w:r>
-        <w:lastRenderedPageBreak/>
         <w:t>EFR32xG23 reference manual</w:t>
       </w:r>
       <w:r>
@@ -5931,6 +6261,7 @@
         <w:pStyle w:val="Heading1"/>
       </w:pPr>
       <w:r>
+        <w:lastRenderedPageBreak/>
         <w:t>Issues</w:t>
       </w:r>
       <w:r>
@@ -5961,7 +6292,73 @@
         </w:numPr>
       </w:pPr>
       <w:r>
-        <w:t>Easier to match the location on a test jig if its on a broad grid</w:t>
+        <w:t>Easier to match the location on a test jig if it</w:t>
+      </w:r>
+      <w:r>
+        <w:t>’</w:t>
+      </w:r>
+      <w:r>
+        <w:t>s on a broad grid</w:t>
+      </w:r>
+    </w:p>
+    <w:p>
+      <w:pPr>
+        <w:pStyle w:val="ListParagraph"/>
+        <w:numPr>
+          <w:ilvl w:val="0"/>
+          <w:numId w:val="18"/>
+        </w:numPr>
+      </w:pPr>
+      <w:r>
+        <w:t>Use vias that are big enough for a scope probe or a post on every signal of the mini simplicity header</w:t>
+      </w:r>
+    </w:p>
+    <w:p>
+      <w:pPr>
+        <w:pStyle w:val="ListParagraph"/>
+        <w:numPr>
+          <w:ilvl w:val="1"/>
+          <w:numId w:val="18"/>
+        </w:numPr>
+      </w:pPr>
+      <w:r>
+        <w:t>These signals are very handy to be able to see them on a scope or connect to the logic pins of the AEM or a joulescope</w:t>
+      </w:r>
+    </w:p>
+    <w:p>
+      <w:pPr>
+        <w:pStyle w:val="ListParagraph"/>
+        <w:numPr>
+          <w:ilvl w:val="1"/>
+          <w:numId w:val="18"/>
+        </w:numPr>
+      </w:pPr>
+      <w:r>
+        <w:t>A normal via is 0.5mm/.25 and is tented (solder mask covers it up)</w:t>
+      </w:r>
+    </w:p>
+    <w:p>
+      <w:pPr>
+        <w:pStyle w:val="ListParagraph"/>
+        <w:numPr>
+          <w:ilvl w:val="1"/>
+          <w:numId w:val="18"/>
+        </w:numPr>
+      </w:pPr>
+      <w:r>
+        <w:t>A 1.5mm/.75 hole is a “small” hole that a probe or a post can fit in and by default should not be tented</w:t>
+      </w:r>
+    </w:p>
+    <w:p>
+      <w:pPr>
+        <w:pStyle w:val="ListParagraph"/>
+        <w:numPr>
+          <w:ilvl w:val="2"/>
+          <w:numId w:val="18"/>
+        </w:numPr>
+      </w:pPr>
+      <w:r>
+        <w:t>Thru-hole resistors are .508mm dia – a post might not fit</w:t>
       </w:r>
     </w:p>
     <w:p>
@@ -6108,19 +6505,31 @@
           <w:tcPr>
             <w:tcW w:w="1278" w:type="dxa"/>
           </w:tcPr>
-          <w:p/>
+          <w:p>
+            <w:r>
+              <w:t>4/21/2026</w:t>
+            </w:r>
+          </w:p>
         </w:tc>
         <w:tc>
           <w:tcPr>
             <w:tcW w:w="630" w:type="dxa"/>
           </w:tcPr>
-          <w:p/>
+          <w:p>
+            <w:r>
+              <w:t>ER</w:t>
+            </w:r>
+          </w:p>
         </w:tc>
         <w:tc>
           <w:tcPr>
             <w:tcW w:w="9108" w:type="dxa"/>
           </w:tcPr>
-          <w:p/>
+          <w:p>
+            <w:r>
+              <w:t>Updated to SDK 2025.12.2 and Simplicity Studio 6</w:t>
+            </w:r>
+          </w:p>
         </w:tc>
       </w:tr>
       <w:tr>
@@ -6180,6 +6589,273 @@
         <w:pStyle w:val="Heading2"/>
       </w:pPr>
       <w:r>
+        <w:t>2026-07-24 – Updated GeoLocCC to 2026.06.0</w:t>
+      </w:r>
+    </w:p>
+    <w:p>
+      <w:r>
+        <w:t xml:space="preserve">Of course trying to update it fails to compile. Filed this </w:t>
+      </w:r>
+      <w:hyperlink r:id="rId26" w:history="1">
+        <w:r>
+          <w:rPr>
+            <w:rStyle w:val="Hyperlink"/>
+          </w:rPr>
+          <w:t>case</w:t>
+        </w:r>
+      </w:hyperlink>
+      <w:r>
+        <w:t>.  Try again by starting with a BRD4210 instead of just the part.</w:t>
+      </w:r>
+      <w:r>
+        <w:t xml:space="preserve"> This works better but </w:t>
+      </w:r>
+      <w:r>
+        <w:t>must</w:t>
+      </w:r>
+      <w:r>
+        <w:t xml:space="preserve"> reconfigure the pinout to match the ZRAD. The EUSART is working as I get Log messages</w:t>
+      </w:r>
+      <w:r>
+        <w:t xml:space="preserve"> and seems to be working but the LEDs don’t come </w:t>
+      </w:r>
+      <w:r>
+        <w:t>correctly. The RED LED comes on instead of green and blue doesn’t come on at all.</w:t>
+      </w:r>
+    </w:p>
+    <w:p>
+      <w:r>
+        <w:t xml:space="preserve">Makes no sense but somehow the LED footprint is wrong? </w:t>
+      </w:r>
+      <w:r>
+        <w:t>I rotated the LED which should align with the QLSP14RGB so that at least the anode is on the correct pin. But the RED led comes on with a basic ON which makes no sense at all.</w:t>
+      </w:r>
+    </w:p>
+    <w:p>
+      <w:r>
+        <w:drawing>
+          <wp:anchor distT="0" distB="0" distL="114300" distR="114300" simplePos="0" relativeHeight="251714560" behindDoc="0" locked="0" layoutInCell="1" allowOverlap="1" wp14:anchorId="7759AEFE" wp14:editId="797614EE">
+            <wp:simplePos x="457200" y="2533650"/>
+            <wp:positionH relativeFrom="column">
+              <wp:align>right</wp:align>
+            </wp:positionH>
+            <wp:positionV relativeFrom="paragraph">
+              <wp:posOffset>0</wp:posOffset>
+            </wp:positionV>
+            <wp:extent cx="2670048" cy="2112264"/>
+            <wp:effectExtent l="0" t="0" r="0" b="0"/>
+            <wp:wrapSquare wrapText="bothSides"/>
+            <wp:docPr id="1427345979" name="Picture 1" descr="The provided text appears to be a technical drawing or specification sheet for a QLP14 RGB LED strip, detailing its mechanical properties and dimensions.&#10;&#10;AI-generated content may be incorrect."/>
+            <wp:cNvGraphicFramePr>
+              <a:graphicFrameLocks xmlns:a="http://schemas.openxmlformats.org/drawingml/2006/main" noChangeAspect="1"/>
+            </wp:cNvGraphicFramePr>
+            <a:graphic xmlns:a="http://schemas.openxmlformats.org/drawingml/2006/main">
+              <a:graphicData uri="http://schemas.openxmlformats.org/drawingml/2006/picture">
+                <pic:pic xmlns:pic="http://schemas.openxmlformats.org/drawingml/2006/picture">
+                  <pic:nvPicPr>
+                    <pic:cNvPr id="1427345979" name="Picture 1" descr="The provided text appears to be a technical drawing or specification sheet for a QLP14 RGB LED strip, detailing its mechanical properties and dimensions.&#10;&#10;AI-generated content may be incorrect."/>
+                    <pic:cNvPicPr/>
+                  </pic:nvPicPr>
+                  <pic:blipFill>
+                    <a:blip r:embed="rId27" cstate="print">
+                      <a:extLst>
+                        <a:ext uri="{28A0092B-C50C-407E-A947-70E740481C1C}">
+                          <a14:useLocalDpi xmlns:a14="http://schemas.microsoft.com/office/drawing/2010/main" val="0"/>
+                        </a:ext>
+                      </a:extLst>
+                    </a:blip>
+                    <a:stretch>
+                      <a:fillRect/>
+                    </a:stretch>
+                  </pic:blipFill>
+                  <pic:spPr>
+                    <a:xfrm>
+                      <a:off x="0" y="0"/>
+                      <a:ext cx="2670048" cy="2112264"/>
+                    </a:xfrm>
+                    <a:prstGeom prst="rect">
+                      <a:avLst/>
+                    </a:prstGeom>
+                  </pic:spPr>
+                </pic:pic>
+              </a:graphicData>
+            </a:graphic>
+            <wp14:sizeRelH relativeFrom="margin">
+              <wp14:pctWidth>0</wp14:pctWidth>
+            </wp14:sizeRelH>
+            <wp14:sizeRelV relativeFrom="margin">
+              <wp14:pctHeight>0</wp14:pctHeight>
+            </wp14:sizeRelV>
+          </wp:anchor>
+        </w:drawing>
+      </w:r>
+      <w:r>
+        <w:t>The QLSP14RGB has a new version of the data sheet as of 4/8/2025 which “revised the circuit chart” which is now correct but it NOT the version on the ZRADmini. Note that the anode is now correctly shown on pin 1 but that is NOT the pinout used on ZRADmini.</w:t>
+      </w:r>
+      <w:r>
+        <w:t xml:space="preserve"> I tried board 8 which does not turn the LEDs.</w:t>
+      </w:r>
+      <w:r>
+        <w:t xml:space="preserve"> ZRAD has always had the QLSP14RGB LED in the BOM as did ZRADmini. Board 3 has the LED installed with the notch as indicated by the arrow on the silkscreen and it worked. Board #3 turns the blue LED on via the CLI toggle_led command.</w:t>
+      </w:r>
+      <w:r>
+        <w:t xml:space="preserve"> The toggle_led command changes the state of R1=PA10 which is what it is configured in SSv6 but the LED does not turn on. The green pin is always 0v but is not shorted to gnd. PA00 is green.</w:t>
+      </w:r>
+      <w:r>
+        <w:t xml:space="preserve"> The main question is are the diagrams to the right top views or bottom views? The pin ordering between the 2 left side drawings are the same but the top seems like it is a top view and bottom is a bottom view but then the pin ordering would be wrong. Looking at other similar LEDs it seems these are top views. </w:t>
+      </w:r>
+      <w:r>
+        <w:t>I put a QLP LED on board 7 matching the notch to the silkscreen arrow and it is working.</w:t>
+      </w:r>
+      <w:r>
+        <w:t xml:space="preserve"> PA00 is green and comes on with a basic set. PC04 is red but it’s supposed to be blue and comes on with indicator CC. PA10 is supposed to be red but it is blue. It would be much better to switch to the LED used on ZRADTri as the datasheets make more sense. I’m still confused about the diagram from the datasheet but for now it is working. I also updated board 8.</w:t>
+      </w:r>
+    </w:p>
+    <w:p>
+      <w:r>
+        <w:t>ZRADmini uses a footprint I made</w:t>
+      </w:r>
+      <w:r>
+        <w:t xml:space="preserve"> and schematic symbol LED_GRAB (Green, Red, Anode, Blue). ZRADtri uses LED_ARGB and footprint LED_SMD:LED_Cree-PLCC4_3.2x2.8mm_CCW which is the correct combination to use. My question is how do the boards I’ve already built work with the notch in the location shown on the silkscreen? ZRADTri uses BL-HJXGXBX32M-D though I think the QLP (2.1x2.1mm) is pin compatible but the BL-H* is 3.2x2.8 which is a more common size. Did I have some old LE</w:t>
+      </w:r>
+      <w:r>
+        <w:t>D</w:t>
+      </w:r>
+      <w:r>
+        <w:t>s that were the correct pinout? The QLP has been in ZRADminis BOM since it was first checked in.</w:t>
+      </w:r>
+      <w:r>
+        <w:t xml:space="preserve"> I tested the LED itself and the pin with the notch is NOT the common anode. It’s the pin across from it. I applied 3v to that pin and grounded the other pins and the proper color led comes on. </w:t>
+      </w:r>
+    </w:p>
+    <w:p>
+      <w:r>
+        <w:t xml:space="preserve">With the LEDs seemingly working, back to creating SwOnOff with geoloc. </w:t>
+      </w:r>
+      <w:r>
+        <w:t>I had to manually edit the sl_clock_manager_tree_config.c file to enable the clock as SSv5 just gave a “failed to save” error and said to “see the log” without giving a clue where the log file is. Project now compiles.</w:t>
+      </w:r>
+      <w:r>
+        <w:t xml:space="preserve"> Neither board turns on the green LED. The blue LED is working as indicator CC. Board 8 PC05 button does not seem to work. Right now I have LED0=PA10 supposed to be indicator CC, LED1=PA04 but is stuck at active high. I had to manually edit the file.</w:t>
+      </w:r>
+      <w:r>
+        <w:t xml:space="preserve"> LED1=PA00 works and turns green when basic is ON. Board 8 needed a replacement LEARN button and now it send out the NodeInfo when the button is pressed. Board 8 is not yet CTUNed. Maybe I’ll leave it and see if it makes a range difference.</w:t>
+      </w:r>
+    </w:p>
+    <w:p>
+      <w:pPr>
+        <w:pStyle w:val="Heading2"/>
+      </w:pPr>
+      <w:r>
+        <w:lastRenderedPageBreak/>
+        <w:t>2026-07-24 – Built ZRADmini boards 7&amp;8</w:t>
+      </w:r>
+    </w:p>
+    <w:p>
+      <w:r>
+        <w:t xml:space="preserve">I assembled boards 7&amp;8 and had to create new 2026.6.0 bootloader projects and download the latest SE code. I also built railtest to calibrate CTUNE - </w:t>
+      </w:r>
+      <w:r>
+        <w:t>C:/Users/ericr/Documents/github/SiWork/rail_soc_railtest/cmake_gcc/build/base/rail_soc_railtest.s37</w:t>
+      </w:r>
+      <w:r>
+        <w:t xml:space="preserve">. </w:t>
+      </w:r>
+    </w:p>
+    <w:p>
+      <w:r>
+        <w:t xml:space="preserve">Searched my entire hard drive to find the SE firmware (searched for s2c3*.seu): </w:t>
+      </w:r>
+      <w:r>
+        <w:t>C:\Users\ericr\.silabs\slt\installs\conan\p\simpl508ee6c1a6569\p\se_firmware_xg23</w:t>
+      </w:r>
+      <w:r>
+        <w:t>\</w:t>
+      </w:r>
+      <w:r>
+        <w:t>s2c3_se_fw_upgrade_app_2v2p7.hex</w:t>
+      </w:r>
+      <w:r>
+        <w:t xml:space="preserve"> but had to use the .HEX file instead of the .SEU. SE version is now 2.2.7. I had to double override the Device Manager with the chip part number to get it to flash the file.</w:t>
+      </w:r>
+    </w:p>
+    <w:p>
+      <w:r>
+        <w:t>Both boards have the latest Secure Engine (SE) firmware – 2.2.7 which is compatible with 2026.06.0.</w:t>
+      </w:r>
+    </w:p>
+    <w:p>
+      <w:r>
+        <w:t xml:space="preserve">Built the 2026.06.0 bootloader and flashed to </w:t>
+      </w:r>
+      <w:r>
+        <w:t xml:space="preserve">both </w:t>
+      </w:r>
+      <w:r>
+        <w:t>board boards.</w:t>
+      </w:r>
+    </w:p>
+    <w:p>
+      <w:pPr>
+        <w:pStyle w:val="Heading2"/>
+      </w:pPr>
+      <w:r>
+        <w:t>2026-07-22 – Board #3 seems to have bad RF range</w:t>
+      </w:r>
+    </w:p>
+    <w:p>
+      <w:r>
+        <w:t>Testing the board using several controllers identified this board seems to have limited RF range. I’ll have to build more boards to do RF range testing with.</w:t>
+      </w:r>
+      <w:r>
+        <w:t xml:space="preserve"> Built ZRADmini boards 7 and 8 to use for RF Range testing.</w:t>
+      </w:r>
+    </w:p>
+    <w:p>
+      <w:pPr>
+        <w:pStyle w:val="Heading2"/>
+      </w:pPr>
+      <w:r>
+        <w:t>2026-04-21 – SSDK2025.12.2</w:t>
+      </w:r>
+    </w:p>
+    <w:p>
+      <w:r>
+        <w:t>ZRAD is working and the VCOM is connected. I can debug via VS and the Debug build fits in the ZG23.</w:t>
+      </w:r>
+    </w:p>
+    <w:p>
+      <w:pPr>
+        <w:pStyle w:val="Heading2"/>
+      </w:pPr>
+      <w:r>
+        <w:t>2026-04-01 – Update to SSDK 2025.12.2</w:t>
+      </w:r>
+    </w:p>
+    <w:p>
+      <w:r>
+        <w:t>This is a significant update due to the conversion from SSv5 to SSv6 and Z-Wave 8.0.</w:t>
+      </w:r>
+      <w:r>
+        <w:t xml:space="preserve"> The upgrade takes a huge amount of time to document the completely different ways to configure a device. Updated the ReadMe.md with details on configuring and using SSv6.</w:t>
+      </w:r>
+    </w:p>
+    <w:p>
+      <w:r>
+        <w:t xml:space="preserve">The BRD4210 does not have the same pinout as ZRAD in this version at least. Previously it did? </w:t>
+      </w:r>
+      <w:r>
+        <w:t xml:space="preserve">LEDs and buttons are not the same? </w:t>
+      </w:r>
+      <w:r>
+        <w:t xml:space="preserve">Somehow I got these all wrong. Even an old Thuderboard has the Learn button on PD09 (BTN0, BTN1=PD10) – the table on page 3 incorrectly lists Button0 on PC05 . LED0=PC08, LED1=PC09. Maybe it was the 700 series devkits? </w:t>
+      </w:r>
+    </w:p>
+    <w:p>
+      <w:pPr>
+        <w:pStyle w:val="Heading2"/>
+      </w:pPr>
+      <w:r>
         <w:t>2025-10-20 – Prep for Z-Wave Summit</w:t>
       </w:r>
     </w:p>
@@ -6268,6 +6944,7 @@
     </w:p>
     <w:p>
       <w:r>
+        <w:lastRenderedPageBreak/>
         <w:t>But why am I getting Z-Wave Mesh to have similar or even slightly better RF Range than ZWLR?</w:t>
       </w:r>
     </w:p>
@@ -6340,7 +7017,7 @@
           <w:numId w:val="35"/>
         </w:numPr>
       </w:pPr>
-      <w:hyperlink r:id="rId26" w:history="1">
+      <w:hyperlink r:id="rId28" w:history="1">
         <w:r>
           <w:rPr>
             <w:rStyle w:val="Hyperlink"/>
@@ -6372,7 +7049,7 @@
           <w:numId w:val="35"/>
         </w:numPr>
       </w:pPr>
-      <w:hyperlink r:id="rId27" w:history="1">
+      <w:hyperlink r:id="rId29" w:history="1">
         <w:r>
           <w:rPr>
             <w:rStyle w:val="Hyperlink"/>
@@ -6405,7 +7082,6 @@
         </w:numPr>
       </w:pPr>
       <w:r>
-        <w:lastRenderedPageBreak/>
         <w:t>Didn’t realize this is a European company</w:t>
       </w:r>
     </w:p>
@@ -6569,6 +7245,7 @@
           </w:tcPr>
           <w:p>
             <w:r>
+              <w:lastRenderedPageBreak/>
               <w:t>S0</w:t>
             </w:r>
           </w:p>
@@ -6644,7 +7321,15 @@
             <w:tcW w:w="8118" w:type="dxa"/>
           </w:tcPr>
           <w:p>
-            <w:r>
+            <w:pPr>
+              <w:rPr>
+                <w:lang w:val="es-ES"/>
+              </w:rPr>
+            </w:pPr>
+            <w:r>
+              <w:rPr>
+                <w:lang w:val="es-ES"/>
+              </w:rPr>
               <w:t>AA CC AA CC AA CC AA CC AA CC AA CC AA CC AA 04</w:t>
             </w:r>
           </w:p>
@@ -6688,14 +7373,28 @@
             <w:tcW w:w="8118" w:type="dxa"/>
           </w:tcPr>
           <w:p>
-            <w:r>
+            <w:pPr>
+              <w:rPr>
+                <w:lang w:val="es-ES"/>
+              </w:rPr>
+            </w:pPr>
+            <w:r>
+              <w:rPr>
+                <w:lang w:val="es-ES"/>
+              </w:rPr>
               <w:t>CC AA CC AA CC AA CC AA CC AA CC AA CC AA CC 06</w:t>
             </w:r>
           </w:p>
         </w:tc>
       </w:tr>
     </w:tbl>
-    <w:p/>
+    <w:p>
+      <w:pPr>
+        <w:rPr>
+          <w:lang w:val="es-ES"/>
+        </w:rPr>
+      </w:pPr>
+    </w:p>
     <w:p>
       <w:r>
         <w:rPr>
@@ -7324,13 +8023,12 @@
     </w:p>
     <w:p>
       <w:r>
-        <w:lastRenderedPageBreak/>
         <w:t>The official ZWA2 is not working with ZWJSRangeTest.js but the old one (with a 3D printed case) does work. I think the old one has the standard SerialAPI in it but the new one has newer firmware. I emailed Domenic.</w:t>
       </w:r>
       <w:r>
         <w:t xml:space="preserve"> He suggested updating the firmware but that didn’t make a difference. I used his ZWJS tool to update the firmware: </w:t>
       </w:r>
-      <w:hyperlink r:id="rId28" w:tgtFrame="_blank" w:history="1">
+      <w:hyperlink r:id="rId30" w:tgtFrame="_blank" w:history="1">
         <w:r>
           <w:rPr>
             <w:rStyle w:val="Hyperlink"/>
@@ -7384,7 +8082,7 @@
       <w:r>
         <w:t xml:space="preserve">The buzzer is an </w:t>
       </w:r>
-      <w:hyperlink r:id="rId29" w:history="1">
+      <w:hyperlink r:id="rId31" w:history="1">
         <w:r>
           <w:rPr>
             <w:rStyle w:val="Hyperlink"/>
@@ -7525,6 +8223,7 @@
         </w:numPr>
       </w:pPr>
       <w:r>
+        <w:lastRenderedPageBreak/>
         <w:t>Use a PWM to drive PD02 at the resonant frequency of the buzzer to get the beep and a timer to enable it for a fraction of a second</w:t>
       </w:r>
     </w:p>
@@ -7548,7 +8247,7 @@
       <w:r>
         <w:t xml:space="preserve">Minor error in the CZ20 RF-&gt;antenna circuitry required a respin to fix. See the github issue </w:t>
       </w:r>
-      <w:hyperlink r:id="rId30" w:history="1">
+      <w:hyperlink r:id="rId32" w:history="1">
         <w:r>
           <w:rPr>
             <w:rStyle w:val="Hyperlink"/>
@@ -7594,7 +8293,7 @@
                     <pic:cNvPicPr/>
                   </pic:nvPicPr>
                   <pic:blipFill>
-                    <a:blip r:embed="rId31">
+                    <a:blip r:embed="rId33">
                       <a:extLst>
                         <a:ext uri="{28A0092B-C50C-407E-A947-70E740481C1C}">
                           <a14:useLocalDpi xmlns:a14="http://schemas.microsoft.com/office/drawing/2010/main" val="0"/>
@@ -7643,7 +8342,6 @@
     </w:p>
     <w:p>
       <w:r>
-        <w:lastRenderedPageBreak/>
         <w:t>Chose a new LED and updated BOM, Schematic &amp; layout.</w:t>
       </w:r>
     </w:p>
@@ -7706,7 +8404,7 @@
                     <pic:cNvPicPr/>
                   </pic:nvPicPr>
                   <pic:blipFill>
-                    <a:blip r:embed="rId32">
+                    <a:blip r:embed="rId34">
                       <a:extLst>
                         <a:ext uri="{28A0092B-C50C-407E-A947-70E740481C1C}">
                           <a14:useLocalDpi xmlns:a14="http://schemas.microsoft.com/office/drawing/2010/main" val="0"/>
@@ -7778,6 +8476,7 @@
     </w:p>
     <w:p>
       <w:r>
+        <w:lastRenderedPageBreak/>
         <w:t>Main problem is that board #2 CZ20 didn’t solder very well at all. Seems to have lifted slightly especially on one side. Many of the pins had no solder on the pad – where did it go? Did the EP suck it all in</w:t>
       </w:r>
       <w:r>
@@ -7821,7 +8520,7 @@
       <w:r>
         <w:t>One problem with GeoLocCC is that when in the field it is difficult to see an LED in bright sunlight to know if the DUT is beyond range or not. An easier solution would be for it to beep audibly every time a REPORT is sent. I have a Piezo 3.8khz buzzer (</w:t>
       </w:r>
-      <w:hyperlink r:id="rId33" w:history="1">
+      <w:hyperlink r:id="rId35" w:history="1">
         <w:r>
           <w:rPr>
             <w:rStyle w:val="Hyperlink"/>
@@ -7835,7 +8534,7 @@
       <w:r>
         <w:t xml:space="preserve">internal resistance. Cheaper alternatives: </w:t>
       </w:r>
-      <w:hyperlink r:id="rId34" w:history="1">
+      <w:hyperlink r:id="rId36" w:history="1">
         <w:r>
           <w:rPr>
             <w:rStyle w:val="Hyperlink"/>
@@ -7848,7 +8547,7 @@
       <w:r>
         <w:t xml:space="preserve">, </w:t>
       </w:r>
-      <w:hyperlink r:id="rId35" w:history="1">
+      <w:hyperlink r:id="rId37" w:history="1">
         <w:r>
           <w:rPr>
             <w:rStyle w:val="Hyperlink"/>
@@ -7861,7 +8560,7 @@
       <w:r>
         <w:t xml:space="preserve">, </w:t>
       </w:r>
-      <w:hyperlink r:id="rId36" w:history="1">
+      <w:hyperlink r:id="rId38" w:history="1">
         <w:r>
           <w:rPr>
             <w:rStyle w:val="Hyperlink"/>
@@ -7880,7 +8579,7 @@
       <w:r>
         <w:t xml:space="preserve"> </w:t>
       </w:r>
-      <w:hyperlink r:id="rId37" w:history="1">
+      <w:hyperlink r:id="rId39" w:history="1">
         <w:r>
           <w:rPr>
             <w:rStyle w:val="Hyperlink"/>
@@ -7893,7 +8592,7 @@
       <w:r>
         <w:t xml:space="preserve"> would work better as it has a port out the side and might just barely fit in the case. Or use </w:t>
       </w:r>
-      <w:hyperlink r:id="rId38" w:history="1">
+      <w:hyperlink r:id="rId40" w:history="1">
         <w:r>
           <w:rPr>
             <w:rStyle w:val="Hyperlink"/>
@@ -7906,7 +8605,7 @@
       <w:r>
         <w:t xml:space="preserve"> which has wire leads. I also have </w:t>
       </w:r>
-      <w:hyperlink r:id="rId39" w:history="1">
+      <w:hyperlink r:id="rId41" w:history="1">
         <w:r>
           <w:rPr>
             <w:rStyle w:val="Hyperlink"/>
@@ -7924,11 +8623,7 @@
         <w:t>so I’ll use that – 3.2KHz</w:t>
       </w:r>
       <w:r>
-        <w:t xml:space="preserve">, 30 ohms, rated for 30mA so a 330 ohm resistor would be OK. The pins are 4mm spacing (0.157in) which doesn’t line up with my holes </w:t>
-      </w:r>
-      <w:r>
-        <w:lastRenderedPageBreak/>
-        <w:t xml:space="preserve">but the leads will bend OK. It will connect to PC00 directly but I’ll have a 300 ohm resistor to </w:t>
+        <w:t xml:space="preserve">, 30 ohms, rated for 30mA so a 330 ohm resistor would be OK. The pins are 4mm spacing (0.157in) which doesn’t line up with my holes but the leads will bend OK. It will connect to PC00 directly but I’ll have a 300 ohm resistor to </w:t>
       </w:r>
       <w:r>
         <w:rPr>
@@ -7997,7 +8692,7 @@
       <w:r>
         <w:t xml:space="preserve">See my </w:t>
       </w:r>
-      <w:hyperlink r:id="rId40" w:history="1">
+      <w:hyperlink r:id="rId42" w:history="1">
         <w:r>
           <w:rPr>
             <w:rStyle w:val="Hyperlink"/>
@@ -8132,6 +8827,7 @@
         </w:numPr>
       </w:pPr>
       <w:r>
+        <w:lastRenderedPageBreak/>
         <w:t>It’s easier to just directly write the registers than try to figure this out!</w:t>
       </w:r>
     </w:p>
@@ -8352,7 +9048,6 @@
         <w:rPr>
           <w:noProof/>
         </w:rPr>
-        <w:lastRenderedPageBreak/>
         <w:pict w14:anchorId="381152FE">
           <v:shape id="Text Box 2" o:spid="_x0000_s1026" type="#_x0000_t202" style="position:absolute;left:0;text-align:left;margin-left:211.1pt;margin-top:.35pt;width:327.65pt;height:96.3pt;z-index:251709440;visibility:visible;mso-height-percent:200;mso-wrap-distance-left:9pt;mso-wrap-distance-top:3.6pt;mso-wrap-distance-right:9pt;mso-wrap-distance-bottom:3.6pt;mso-position-horizontal-relative:text;mso-position-vertical-relative:text;mso-height-percent:200;mso-width-relative:margin;mso-height-relative:margin;v-text-anchor:top" o:gfxdata="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">
             <v:textbox style="mso-fit-shape-to-text:t">
@@ -8814,6 +9509,7 @@
         <w:pStyle w:val="Heading2"/>
       </w:pPr>
       <w:r>
+        <w:lastRenderedPageBreak/>
         <w:t>2025-04-11 – Trident Schematic</w:t>
       </w:r>
     </w:p>
@@ -8910,7 +9606,7 @@
           <w:numId w:val="31"/>
         </w:numPr>
       </w:pPr>
-      <w:hyperlink r:id="rId41" w:history="1">
+      <w:hyperlink r:id="rId43" w:history="1">
         <w:r>
           <w:rPr>
             <w:rStyle w:val="Hyperlink"/>
@@ -8954,7 +9650,7 @@
           <w:numId w:val="31"/>
         </w:numPr>
       </w:pPr>
-      <w:hyperlink r:id="rId42" w:history="1">
+      <w:hyperlink r:id="rId44" w:history="1">
         <w:r>
           <w:rPr>
             <w:rStyle w:val="Hyperlink"/>
@@ -9000,98 +9696,98 @@
     </w:p>
     <w:p>
       <w:r>
-        <w:t xml:space="preserve">Next, I used the Silabs “Ask AI” search tool “How to use NVM3 in Z-Wave?” which did pretty well at summarizing what needs to be done! But it is apparently unaware that NVM3 is already instanced and initialized by the Z-Wave stack so AI </w:t>
+        <w:t>Next, I used the Silabs “Ask AI” search tool “How to use NVM3 in Z-Wave?” which did pretty well at summarizing what needs to be done! But it is apparently unaware that NVM3 is already instanced and initialized by the Z-Wave stack so AI has way too much detail on initialization. AI did provide sample code calling ZAF_nvm_* functions. It did not suggest using the NVM API or Zpal-nvm described above.</w:t>
+      </w:r>
+    </w:p>
+    <w:p>
+      <w:r>
+        <w:t xml:space="preserve">Next, I searched thru the sample apps looking for an example and found </w:t>
+      </w:r>
+      <w:r>
+        <w:t xml:space="preserve">that they all initialize NVM. The PowerStrip app specifically uses NVM to store </w:t>
+      </w:r>
+      <w:r>
+        <w:t>configuration data and other stuff</w:t>
+      </w:r>
+      <w:r>
+        <w:t>. See ZAF_nvm.c which stores the zaf_handle and provides a basic set of commands.</w:t>
+      </w:r>
+      <w:r>
+        <w:t xml:space="preserve"> See ZAF_file_ids.h for the file ID #s which are simply sequential number in parenthesis. File IDs </w:t>
+      </w:r>
+      <w:r>
+        <w:t>are</w:t>
+      </w:r>
+      <w:r>
+        <w:t xml:space="preserve"> 20 bit numbers. What are the numbers used by the Z-Wave protocol? I assume fairly large numbers? </w:t>
+      </w:r>
+      <w:r>
+        <w:t xml:space="preserve">INS14259 says </w:t>
+      </w:r>
+      <w:r>
+        <w:t xml:space="preserve">the app must </w:t>
+      </w:r>
+      <w:r>
+        <w:t xml:space="preserve">only </w:t>
+      </w:r>
+      <w:r>
+        <w:t xml:space="preserve">use </w:t>
+      </w:r>
+      <w:r>
+        <w:t xml:space="preserve">16-bit FileIDs as the upper 4 bits are used for Z-Wave. 12K is available to the application. </w:t>
+      </w:r>
+      <w:r>
+        <w:t>Just do a ZAF_nvm_app_write() to initialize a new file. Must also write a default value into zaf_nvm_app_set_default_configuration() which is called on exclusion or factory reset.</w:t>
+      </w:r>
+    </w:p>
+    <w:p>
+      <w:pPr>
+        <w:pStyle w:val="Heading2"/>
+      </w:pPr>
+      <w:r>
+        <w:t>2025-01-27 – EMEA Prep – GeoLoc testing</w:t>
+      </w:r>
+    </w:p>
+    <w:p>
+      <w:r>
+        <w:t xml:space="preserve">Worked with Dominic to get the index.js working using the latest ZWJS and working on my laptop. Building more EULR devices to test with. I need to see if the ZRADMini </w:t>
+      </w:r>
+      <w:r>
+        <w:t>has similar RF range</w:t>
+      </w:r>
+      <w:r>
+        <w:t xml:space="preserve"> to ZRAD to avoid bringing the large ZRAD to Barcelona. </w:t>
+      </w:r>
+      <w:r>
+        <w:t>Spent most of the day but have 1 ZRM with an SMA antenna and GeoLoc, 1 with SwOnOff PCB antenna, a TBZ with SwOnOff connected thru a USB hub powered by my Anker brick.</w:t>
+      </w:r>
+    </w:p>
+    <w:p>
+      <w:r>
+        <w:t>Dominic updated index.js to capture up to 3 other devices and seems to work. But it puts the GeoLoc data into separate file</w:t>
+      </w:r>
+      <w:r>
+        <w:t>s. I need them all in the same file with the NodeID then Excel 3D maps will color code the nodes.</w:t>
+      </w:r>
+      <w:r>
+        <w:t xml:space="preserve"> I fixed the script and now it puts the nodeID as a column which 3D maps can then color code. Field testing tomorrow!</w:t>
+      </w:r>
+    </w:p>
+    <w:p>
+      <w:pPr>
+        <w:pStyle w:val="Heading2"/>
+      </w:pPr>
+      <w:r>
+        <w:t>2025-01-24 – EMEA Prep – GeoLoc build</w:t>
+      </w:r>
+    </w:p>
+    <w:p>
+      <w:r>
+        <w:t xml:space="preserve">Trying to install I2CSPM into my project with keys so I can OTA. But installing I2CSPM says it need IO Stream but then fails. The docs say there are no dependencies but clearly there are. Installing I2CSPM is not configurable so clearly </w:t>
       </w:r>
       <w:r>
         <w:lastRenderedPageBreak/>
-        <w:t>has way too much detail on initialization. AI did provide sample code calling ZAF_nvm_* functions. It did not suggest using the NVM API or Zpal-nvm described above.</w:t>
-      </w:r>
-    </w:p>
-    <w:p>
-      <w:r>
-        <w:t xml:space="preserve">Next, I searched thru the sample apps looking for an example and found </w:t>
-      </w:r>
-      <w:r>
-        <w:t xml:space="preserve">that they all initialize NVM. The PowerStrip app specifically uses NVM to store </w:t>
-      </w:r>
-      <w:r>
-        <w:t>configuration data and other stuff</w:t>
-      </w:r>
-      <w:r>
-        <w:t>. See ZAF_nvm.c which stores the zaf_handle and provides a basic set of commands.</w:t>
-      </w:r>
-      <w:r>
-        <w:t xml:space="preserve"> See ZAF_file_ids.h for the file ID #s which are simply sequential number in parenthesis. File IDs </w:t>
-      </w:r>
-      <w:r>
-        <w:t>are</w:t>
-      </w:r>
-      <w:r>
-        <w:t xml:space="preserve"> 20 bit numbers. What are the numbers used by the Z-Wave protocol? I assume fairly large numbers? </w:t>
-      </w:r>
-      <w:r>
-        <w:t xml:space="preserve">INS14259 says </w:t>
-      </w:r>
-      <w:r>
-        <w:t xml:space="preserve">the app must </w:t>
-      </w:r>
-      <w:r>
-        <w:t xml:space="preserve">only </w:t>
-      </w:r>
-      <w:r>
-        <w:t xml:space="preserve">use </w:t>
-      </w:r>
-      <w:r>
-        <w:t xml:space="preserve">16-bit FileIDs as the upper 4 bits are used for Z-Wave. 12K is available to the application. </w:t>
-      </w:r>
-      <w:r>
-        <w:t>Just do a ZAF_nvm_app_write() to initialize a new file. Must also write a default value into zaf_nvm_app_set_default_configuration() which is called on exclusion or factory reset.</w:t>
-      </w:r>
-    </w:p>
-    <w:p>
-      <w:pPr>
-        <w:pStyle w:val="Heading2"/>
-      </w:pPr>
-      <w:r>
-        <w:t>2025-01-27 – EMEA Prep – GeoLoc testing</w:t>
-      </w:r>
-    </w:p>
-    <w:p>
-      <w:r>
-        <w:t xml:space="preserve">Worked with Dominic to get the index.js working using the latest ZWJS and working on my laptop. Building more EULR devices to test with. I need to see if the ZRADMini </w:t>
-      </w:r>
-      <w:r>
-        <w:t>has similar RF range</w:t>
-      </w:r>
-      <w:r>
-        <w:t xml:space="preserve"> to ZRAD to avoid bringing the large ZRAD to Barcelona. </w:t>
-      </w:r>
-      <w:r>
-        <w:t>Spent most of the day but have 1 ZRM with an SMA antenna and GeoLoc, 1 with SwOnOff PCB antenna, a TBZ with SwOnOff connected thru a USB hub powered by my Anker brick.</w:t>
-      </w:r>
-    </w:p>
-    <w:p>
-      <w:r>
-        <w:t>Dominic updated index.js to capture up to 3 other devices and seems to work. But it puts the GeoLoc data into separate file</w:t>
-      </w:r>
-      <w:r>
-        <w:t>s. I need them all in the same file with the NodeID then Excel 3D maps will color code the nodes.</w:t>
-      </w:r>
-      <w:r>
-        <w:t xml:space="preserve"> I fixed the script and now it puts the nodeID as a column which 3D maps can then color code. Field testing tomorrow!</w:t>
-      </w:r>
-    </w:p>
-    <w:p>
-      <w:pPr>
-        <w:pStyle w:val="Heading2"/>
-      </w:pPr>
-      <w:r>
-        <w:t>2025-01-24 – EMEA Prep – GeoLoc build</w:t>
-      </w:r>
-    </w:p>
-    <w:p>
-      <w:r>
-        <w:t>Trying to install I2CSPM into my project with keys so I can OTA. But installing I2CSPM says it need IO Stream but then fails. The docs say there are no dependencies but clearly there are. Installing I2CSPM is not configurable so clearly something isn’t working. Uninstalling then gives a Validation Error. Previously I had always enabled DEBUGPRINT so let’s try that.</w:t>
+        <w:t>something isn’t working. Uninstalling then gives a Validation Error. Previously I had always enabled DEBUGPRINT so let’s try that.</w:t>
       </w:r>
       <w:r>
         <w:t xml:space="preserve"> Nope that doesn’t work. DebugPrint doesn’t install the IO Stream. I reverted back to my older project that has geoloc in it but no keys. Not sure what the difference is but as usual SSv5 makes it impossible to move forward so instead I move backward. I need to get the javascript program pulling more than 1 DUT today.</w:t>
@@ -9116,7 +9812,7 @@
       <w:r>
         <w:t xml:space="preserve"> I have Z-Wave-JS-UI installed using npm install zwave-js-ui. This gives me the ability to add/remove nodes and test them using chrome on my laptop. Browse to: </w:t>
       </w:r>
-      <w:hyperlink r:id="rId43" w:anchor="/control-panel" w:history="1">
+      <w:hyperlink r:id="rId45" w:anchor="/control-panel" w:history="1">
         <w:r>
           <w:rPr>
             <w:rStyle w:val="Hyperlink"/>
@@ -9185,13 +9881,96 @@
     </w:p>
     <w:p>
       <w:r>
+        <w:t>I tried to get ZWJS to run but it wants to use USLR so I emailed Dominic to ask how to get it into EULR.</w:t>
+      </w:r>
+    </w:p>
+    <w:p>
+      <w:r>
+        <w:t>All devices must support Firmware Update Get/Report which is a good command to test range with as the report is fairly long. Or use Association grouping get for a very short command?</w:t>
+      </w:r>
+    </w:p>
+    <w:p>
+      <w:pPr>
+        <w:pStyle w:val="Heading2"/>
+      </w:pPr>
+      <w:r>
+        <w:t>2025-01-21 – EMEA prep</w:t>
+      </w:r>
+    </w:p>
+    <w:p>
+      <w:r>
+        <w:t>Building and testing EU devices for use at the EMEA summit.</w:t>
+      </w:r>
+    </w:p>
+    <w:p>
+      <w:r>
+        <w:t xml:space="preserve">Board 3 travelled to CES and the little M2 screws inside the case fell out and rolled around. It seems #3 no longer works over the UART via USB. It will talk over the tag-connect cable but USB is not recognized when it is plugged into a PC. </w:t>
+      </w:r>
+      <w:r>
+        <w:t>Nope, I has incorrectly listed #2 as the one with the bad USB but it is #3. Working to get #2 with the Zniffer in it</w:t>
+      </w:r>
+      <w:r>
+        <w:t xml:space="preserve"> – follow the README.md. Board #2 seems to work when also powered via the tag connect but not via USB only?</w:t>
+      </w:r>
+      <w:r>
+        <w:t xml:space="preserve"> #2 Zniffer works when connected thru the WSTK to COM4 but not straight thru the USB. Doesn’t work with the PC Controller either. Maybe the USB doesn’t work on board 2 and board 3?</w:t>
+      </w:r>
+      <w:r>
+        <w:t xml:space="preserve"> AHA! The first via on board 2 from R7 (VCOMRX) was open. Looked OK but was not making contact thru the PCB. I stuffed a wire thru the via and soldered it in place and now it’s a Zniffer via USB. Perhaps board 3 has the same problem? That via is a standard via on .1mm center so it’s just a manufacturing defect. Maybe I will make this via a little larger if board 3 has the same problem.</w:t>
+      </w:r>
+      <w:r>
+        <w:t xml:space="preserve"> No, board 3 has a different problem – the CP2102 doesn’t seem to respond at all.</w:t>
+      </w:r>
+    </w:p>
+    <w:p>
+      <w:r>
+        <w:t>Trying to install the SerialAPI into board #6. Won’t connect to the WSTK</w:t>
+      </w:r>
+      <w:r>
+        <w:t xml:space="preserve"> but the board is programmed and has the SwitchOnOff app in it. I had to use Commander to Recover Bricked Device as I believe it was just locked.</w:t>
+      </w:r>
+      <w:r>
+        <w:t xml:space="preserve"> Doesn’t seem to talk via USB but PCC does work via WSTK. The RX and TX seem to be connected</w:t>
+      </w:r>
+      <w:r>
+        <w:t xml:space="preserve"> – no opens</w:t>
+      </w:r>
+      <w:r>
+        <w:t>.</w:t>
+      </w:r>
+      <w:r>
+        <w:t xml:space="preserve"> </w:t>
+      </w:r>
+      <w:r>
+        <w:t>Power cycled my PC and now its working fine. Seems the EULR max power is 14dBm? PCC gives an error when trying to set it to +20. Seems that is the regulatory maximum.</w:t>
+      </w:r>
+    </w:p>
+    <w:p>
+      <w:pPr>
+        <w:pStyle w:val="Heading2"/>
+      </w:pPr>
+      <w:r>
         <w:lastRenderedPageBreak/>
-        <w:t>I tried to get ZWJS to run but it wants to use USLR so I emailed Dominic to ask how to get it into EULR.</w:t>
-      </w:r>
-    </w:p>
-    <w:p>
-      <w:r>
-        <w:t>All devices must support Firmware Update Get/Report which is a good command to test range with as the report is fairly long. Or use Association grouping get for a very short command?</w:t>
+        <w:t>2025-01-03 – Test program development</w:t>
+      </w:r>
+    </w:p>
+    <w:p>
+      <w:r>
+        <w:t xml:space="preserve">Started building the Test program for ZRADMini. Testing boards 1-6 in preparation for the EU summit where I’ll need reliable ZRADs with GeoLocCC. </w:t>
+      </w:r>
+    </w:p>
+    <w:p>
+      <w:r>
+        <w:t>For whatever reason, programming is failing to boot via the python program. But if I program the exact same file using commander it works just fine. The python program first flashes railtest to calibrate the crystal.</w:t>
+      </w:r>
+      <w:r>
+        <w:t xml:space="preserve"> The python program is not programming the bootloader whereas commander does. The .s37 file has the bootloader merged along with the keys. That’s because I had the unmerged filename in the python script!</w:t>
+      </w:r>
+      <w:r>
+        <w:t xml:space="preserve"> That fixed that problem. Now I’ve got problems with the QR code generation.</w:t>
+      </w:r>
+      <w:r>
+        <w:t xml:space="preserve"> Something must have changed in the environment as I needed to assign the type of img to get it to work. Board 4-6 appear to be working. Haven’t tested everything but they programed fine.</w:t>
       </w:r>
     </w:p>
     <w:p>
@@ -9199,55 +9978,15 @@
         <w:pStyle w:val="Heading2"/>
       </w:pPr>
       <w:r>
-        <w:t>2025-01-21 – EMEA prep</w:t>
-      </w:r>
-    </w:p>
-    <w:p>
-      <w:r>
-        <w:t>Building and testing EU devices for use at the EMEA summit.</w:t>
-      </w:r>
-    </w:p>
-    <w:p>
-      <w:r>
-        <w:t xml:space="preserve">Board 3 travelled to CES and the little M2 screws inside the case fell out and rolled around. It seems #3 no longer works over the UART via USB. It will talk over the tag-connect cable but USB is not recognized when it is plugged into a PC. </w:t>
-      </w:r>
-      <w:r>
-        <w:t>Nope, I has incorrectly listed #2 as the one with the bad USB but it is #3. Working to get #2 with the Zniffer in it</w:t>
-      </w:r>
-      <w:r>
-        <w:t xml:space="preserve"> – follow the README.md. Board #2 seems to work when also powered via the tag connect but not via USB only?</w:t>
-      </w:r>
-      <w:r>
-        <w:t xml:space="preserve"> #2 Zniffer works when connected thru the WSTK to COM4 but not straight thru the USB. Doesn’t work with the PC Controller either. Maybe the USB doesn’t work on board 2 and board 3?</w:t>
-      </w:r>
-      <w:r>
-        <w:t xml:space="preserve"> AHA! The first via on board 2 from R7 (VCOMRX) was open. Looked OK but was not making contact thru the PCB. I stuffed a wire thru the via and soldered it in place and now it’s a Zniffer via USB. Perhaps board 3 has the same problem? That via is a standard via on .1mm center so it’s just a manufacturing defect. Maybe I will make this via a little larger if board 3 has the same problem.</w:t>
-      </w:r>
-      <w:r>
-        <w:t xml:space="preserve"> No, board 3 has a different problem – the CP2102 doesn’t seem to respond at all.</w:t>
-      </w:r>
-    </w:p>
-    <w:p>
-      <w:r>
-        <w:t>Trying to install the SerialAPI into board #6. Won’t connect to the WSTK</w:t>
-      </w:r>
-      <w:r>
-        <w:t xml:space="preserve"> but the board is programmed and has the SwitchOnOff app in it. I had to use Commander to Recover Bricked Device as I believe it was just locked.</w:t>
-      </w:r>
-      <w:r>
-        <w:t xml:space="preserve"> Doesn’t seem to talk via USB but PCC does work via WSTK. The RX and TX seem to be connected</w:t>
-      </w:r>
-      <w:r>
-        <w:t xml:space="preserve"> – no opens</w:t>
-      </w:r>
-      <w:r>
-        <w:t>.</w:t>
-      </w:r>
-      <w:r>
-        <w:t xml:space="preserve"> </w:t>
-      </w:r>
-      <w:r>
-        <w:t>Power cycled my PC and now its working fine. Seems the EULR max power is 14dBm? PCC gives an error when trying to set it to +20. Seems that is the regulatory maximum.</w:t>
+        <w:t>2024-12-30 – Build ZRADMini boards 4-6</w:t>
+      </w:r>
+    </w:p>
+    <w:p>
+      <w:r>
+        <w:t xml:space="preserve">Wiped off ½ of the solder paste from the USB connector which resulted in few solder shorts and still made good connections. Still seems to be too much solder on most components. Looking closely at the stencil the holes are slightly larger than previous versions of the stencils. The price of the stainless steel stencils has come down significantly (used to be $100+, now $30) and might be worth it to minimize rework clearing shorts. </w:t>
+      </w:r>
+      <w:r>
+        <w:t>I changed the paste size to be -5% and maybe next time I’ll order a 5mil instead of 3mil as maybe the 3 mil is so thin it’s letting paste squeeze under it? Or just pay the extra for steel?</w:t>
       </w:r>
     </w:p>
     <w:p>
@@ -9255,49 +9994,6 @@
         <w:pStyle w:val="Heading2"/>
       </w:pPr>
       <w:r>
-        <w:t>2025-01-03 – Test program development</w:t>
-      </w:r>
-    </w:p>
-    <w:p>
-      <w:r>
-        <w:t xml:space="preserve">Started building the Test program for ZRADMini. Testing boards 1-6 in preparation for the EU summit where I’ll need reliable ZRADs with GeoLocCC. </w:t>
-      </w:r>
-    </w:p>
-    <w:p>
-      <w:r>
-        <w:t>For whatever reason, programming is failing to boot via the python program. But if I program the exact same file using commander it works just fine. The python program first flashes railtest to calibrate the crystal.</w:t>
-      </w:r>
-      <w:r>
-        <w:t xml:space="preserve"> The python program is not programming the bootloader whereas commander does. The .s37 file has the bootloader merged along with the keys. That’s because I had the unmerged filename in the python script!</w:t>
-      </w:r>
-      <w:r>
-        <w:t xml:space="preserve"> That fixed that problem. Now I’ve got problems with the QR code generation.</w:t>
-      </w:r>
-      <w:r>
-        <w:t xml:space="preserve"> Something must have changed in the environment as I needed to assign the type of img to get it to work. Board 4-6 appear to be working. Haven’t tested everything but they programed fine.</w:t>
-      </w:r>
-    </w:p>
-    <w:p>
-      <w:pPr>
-        <w:pStyle w:val="Heading2"/>
-      </w:pPr>
-      <w:r>
-        <w:t>2024-12-30 – Build ZRADMini boards 4-6</w:t>
-      </w:r>
-    </w:p>
-    <w:p>
-      <w:r>
-        <w:t xml:space="preserve">Wiped off ½ of the solder paste from the USB connector which resulted in few solder shorts and still made good connections. Still seems to be too much solder on most components. Looking closely at the stencil the holes are slightly larger than previous versions of the stencils. The price of the stainless steel stencils has come down significantly (used to be $100+, now $30) and might be worth it to minimize rework clearing shorts. </w:t>
-      </w:r>
-      <w:r>
-        <w:t>I changed the paste size to be -5% and maybe next time I’ll order a 5mil instead of 3mil as maybe the 3 mil is so thin it’s letting paste squeeze under it? Or just pay the extra for steel?</w:t>
-      </w:r>
-    </w:p>
-    <w:p>
-      <w:pPr>
-        <w:pStyle w:val="Heading2"/>
-      </w:pPr>
-      <w:r>
         <w:t>2024-12-28 – ZRADMini Test Jig</w:t>
       </w:r>
     </w:p>
@@ -9312,11 +10008,7 @@
         <w:t>T</w:t>
       </w:r>
       <w:r>
-        <w:t xml:space="preserve">he PCB does not have the footprint on an even 1mm grid which makes it a pain to properly line up. It does need to be about 5mm in from the edge of the PCB and not right on the edge without some tricky 3D printing </w:t>
-      </w:r>
-      <w:r>
-        <w:lastRenderedPageBreak/>
-        <w:t>of the jig. From the ANTENNA end of the PCB to the center of the tag-connect it 44.5mm and 4.</w:t>
+        <w:t>he PCB does not have the footprint on an even 1mm grid which makes it a pain to properly line up. It does need to be about 5mm in from the edge of the PCB and not right on the edge without some tricky 3D printing of the jig. From the ANTENNA end of the PCB to the center of the tag-connect it 44.5mm and 4.</w:t>
       </w:r>
       <w:r>
         <w:t>365</w:t>
@@ -9355,6 +10047,7 @@
         <w:rPr>
           <w:noProof/>
         </w:rPr>
+        <w:lastRenderedPageBreak/>
         <w:drawing>
           <wp:inline distT="0" distB="0" distL="0" distR="0" wp14:anchorId="3DBD0E0C" wp14:editId="18D0A520">
             <wp:extent cx="6095238" cy="3961905"/>
@@ -9371,7 +10064,7 @@
                     <pic:cNvPicPr/>
                   </pic:nvPicPr>
                   <pic:blipFill>
-                    <a:blip r:embed="rId44"/>
+                    <a:blip r:embed="rId46"/>
                     <a:stretch>
                       <a:fillRect/>
                     </a:stretch>
@@ -9437,7 +10130,7 @@
                     <pic:cNvPicPr/>
                   </pic:nvPicPr>
                   <pic:blipFill>
-                    <a:blip r:embed="rId45">
+                    <a:blip r:embed="rId47">
                       <a:extLst>
                         <a:ext uri="{28A0092B-C50C-407E-A947-70E740481C1C}">
                           <a14:useLocalDpi xmlns:a14="http://schemas.microsoft.com/office/drawing/2010/main" val="0"/>
@@ -9472,7 +10165,7 @@
       <w:r>
         <w:t xml:space="preserve">Use the </w:t>
       </w:r>
-      <w:hyperlink r:id="rId46" w:history="1">
+      <w:hyperlink r:id="rId48" w:history="1">
         <w:r>
           <w:rPr>
             <w:rStyle w:val="Hyperlink"/>
@@ -9497,7 +10190,6 @@
         <w:rPr>
           <w:noProof/>
         </w:rPr>
-        <w:lastRenderedPageBreak/>
         <w:drawing>
           <wp:anchor distT="0" distB="0" distL="114300" distR="114300" simplePos="0" relativeHeight="251705344" behindDoc="0" locked="0" layoutInCell="1" allowOverlap="0" wp14:anchorId="465DE62D" wp14:editId="663638CC">
             <wp:simplePos x="0" y="0"/>
@@ -9522,7 +10214,7 @@
                     <pic:cNvPicPr/>
                   </pic:nvPicPr>
                   <pic:blipFill>
-                    <a:blip r:embed="rId47" cstate="print">
+                    <a:blip r:embed="rId49" cstate="print">
                       <a:extLst>
                         <a:ext uri="{28A0092B-C50C-407E-A947-70E740481C1C}">
                           <a14:useLocalDpi xmlns:a14="http://schemas.microsoft.com/office/drawing/2010/main" val="0"/>
@@ -9571,6 +10263,7 @@
     </w:p>
     <w:p>
       <w:r>
+        <w:lastRenderedPageBreak/>
         <w:t>Start trying various real components to see where we go. The BOM already has a 13 and 18nH inductors so we’ll start with those. Solder a 13nH inductor into C2 we get:</w:t>
       </w:r>
     </w:p>
@@ -9663,140 +10356,6 @@
                       <pic:pic xmlns:pic="http://schemas.openxmlformats.org/drawingml/2006/picture">
                         <pic:nvPicPr>
                           <pic:cNvPr id="986706352" name=""/>
-                          <pic:cNvPicPr/>
-                        </pic:nvPicPr>
-                        <pic:blipFill>
-                          <a:blip r:embed="rId48"/>
-                          <a:stretch>
-                            <a:fillRect/>
-                          </a:stretch>
-                        </pic:blipFill>
-                        <pic:spPr>
-                          <a:xfrm>
-                            <a:off x="0" y="0"/>
-                            <a:ext cx="3054096" cy="1984248"/>
-                          </a:xfrm>
-                          <a:prstGeom prst="rect">
-                            <a:avLst/>
-                          </a:prstGeom>
-                        </pic:spPr>
-                      </pic:pic>
-                    </a:graphicData>
-                  </a:graphic>
-                </wp:inline>
-              </w:drawing>
-            </w:r>
-          </w:p>
-        </w:tc>
-      </w:tr>
-      <w:tr>
-        <w:tc>
-          <w:tcPr>
-            <w:tcW w:w="3798" w:type="dxa"/>
-          </w:tcPr>
-          <w:p>
-            <w:r>
-              <w:t>Remove the 2 screws holding the back on.</w:t>
-            </w:r>
-          </w:p>
-          <w:p>
-            <w:r>
-              <w:t>Slight shift but not enough to eliminate the metal screws but they do have to be part of the matching effort.</w:t>
-            </w:r>
-          </w:p>
-          <w:p/>
-        </w:tc>
-        <w:tc>
-          <w:tcPr>
-            <w:tcW w:w="7218" w:type="dxa"/>
-          </w:tcPr>
-          <w:p>
-            <w:r>
-              <w:rPr>
-                <w:noProof/>
-              </w:rPr>
-              <w:drawing>
-                <wp:inline distT="0" distB="0" distL="0" distR="0" wp14:anchorId="1A358178" wp14:editId="0173162C">
-                  <wp:extent cx="3099816" cy="2002536"/>
-                  <wp:effectExtent l="0" t="0" r="0" b="0"/>
-                  <wp:docPr id="446408906" name="Picture 1"/>
-                  <wp:cNvGraphicFramePr>
-                    <a:graphicFrameLocks xmlns:a="http://schemas.openxmlformats.org/drawingml/2006/main" noChangeAspect="1"/>
-                  </wp:cNvGraphicFramePr>
-                  <a:graphic xmlns:a="http://schemas.openxmlformats.org/drawingml/2006/main">
-                    <a:graphicData uri="http://schemas.openxmlformats.org/drawingml/2006/picture">
-                      <pic:pic xmlns:pic="http://schemas.openxmlformats.org/drawingml/2006/picture">
-                        <pic:nvPicPr>
-                          <pic:cNvPr id="446408906" name=""/>
-                          <pic:cNvPicPr/>
-                        </pic:nvPicPr>
-                        <pic:blipFill>
-                          <a:blip r:embed="rId49"/>
-                          <a:stretch>
-                            <a:fillRect/>
-                          </a:stretch>
-                        </pic:blipFill>
-                        <pic:spPr>
-                          <a:xfrm>
-                            <a:off x="0" y="0"/>
-                            <a:ext cx="3099816" cy="2002536"/>
-                          </a:xfrm>
-                          <a:prstGeom prst="rect">
-                            <a:avLst/>
-                          </a:prstGeom>
-                        </pic:spPr>
-                      </pic:pic>
-                    </a:graphicData>
-                  </a:graphic>
-                </wp:inline>
-              </w:drawing>
-            </w:r>
-          </w:p>
-        </w:tc>
-      </w:tr>
-      <w:tr>
-        <w:tc>
-          <w:tcPr>
-            <w:tcW w:w="3798" w:type="dxa"/>
-          </w:tcPr>
-          <w:p>
-            <w:r>
-              <w:t>Remove the entire case shows the case does make a significant impact. The case is quite thin and only a few mm from the PCB.</w:t>
-            </w:r>
-          </w:p>
-          <w:p>
-            <w:r>
-              <w:t>Measurements from here will include the case since it makes such an impact.</w:t>
-            </w:r>
-          </w:p>
-          <w:p>
-            <w:r>
-              <w:t>Once challenge is that the UFL has to be unplugged each time a value is updated. This might result in the UFL failing as it is not intended for this many plug/unplug cycles.</w:t>
-            </w:r>
-          </w:p>
-        </w:tc>
-        <w:tc>
-          <w:tcPr>
-            <w:tcW w:w="7218" w:type="dxa"/>
-          </w:tcPr>
-          <w:p>
-            <w:r>
-              <w:rPr>
-                <w:noProof/>
-              </w:rPr>
-              <w:drawing>
-                <wp:inline distT="0" distB="0" distL="0" distR="0" wp14:anchorId="260A20FC" wp14:editId="2571A3B6">
-                  <wp:extent cx="3054096" cy="1984248"/>
-                  <wp:effectExtent l="0" t="0" r="0" b="0"/>
-                  <wp:docPr id="140552328" name="Picture 1"/>
-                  <wp:cNvGraphicFramePr>
-                    <a:graphicFrameLocks xmlns:a="http://schemas.openxmlformats.org/drawingml/2006/main" noChangeAspect="1"/>
-                  </wp:cNvGraphicFramePr>
-                  <a:graphic xmlns:a="http://schemas.openxmlformats.org/drawingml/2006/main">
-                    <a:graphicData uri="http://schemas.openxmlformats.org/drawingml/2006/picture">
-                      <pic:pic xmlns:pic="http://schemas.openxmlformats.org/drawingml/2006/picture">
-                        <pic:nvPicPr>
-                          <pic:cNvPr id="140552328" name=""/>
                           <pic:cNvPicPr/>
                         </pic:nvPicPr>
                         <pic:blipFill>
@@ -9830,46 +10389,15 @@
           </w:tcPr>
           <w:p>
             <w:r>
-              <w:lastRenderedPageBreak/>
-              <w:t>C7=13nH - shunt</w:t>
-            </w:r>
-          </w:p>
-          <w:p>
-            <w:r>
-              <w:t>C3=47pF - series</w:t>
-            </w:r>
-          </w:p>
-          <w:p>
-            <w:r>
-              <w:t>C4=nm</w:t>
-            </w:r>
-          </w:p>
-          <w:p>
-            <w:r>
-              <w:t>Case on</w:t>
-            </w:r>
-          </w:p>
-          <w:p>
-            <w:r>
-              <w:t xml:space="preserve">As expected this moved the point up. Using RFMentor a </w:t>
-            </w:r>
-            <w:r>
-              <w:t>2</w:t>
-            </w:r>
-            <w:r>
-              <w:t>pF series cap should bring it back down.</w:t>
-            </w:r>
-          </w:p>
-          <w:p>
-            <w:r>
-              <w:t>0.508+j2.33</w:t>
-            </w:r>
-          </w:p>
-          <w:p>
-            <w:r>
-              <w:t>A 2.0pF series then 3.5pF shunt would get this right to 50 ohms</w:t>
-            </w:r>
-          </w:p>
+              <w:t>Remove the 2 screws holding the back on.</w:t>
+            </w:r>
+          </w:p>
+          <w:p>
+            <w:r>
+              <w:t>Slight shift but not enough to eliminate the metal screws but they do have to be part of the matching effort.</w:t>
+            </w:r>
+          </w:p>
+          <w:p/>
         </w:tc>
         <w:tc>
           <w:tcPr>
@@ -9881,10 +10409,10 @@
                 <w:noProof/>
               </w:rPr>
               <w:drawing>
-                <wp:inline distT="0" distB="0" distL="0" distR="0" wp14:anchorId="7A76686C" wp14:editId="282F8A22">
-                  <wp:extent cx="3054096" cy="1984248"/>
+                <wp:inline distT="0" distB="0" distL="0" distR="0" wp14:anchorId="1A358178" wp14:editId="0173162C">
+                  <wp:extent cx="3099816" cy="2002536"/>
                   <wp:effectExtent l="0" t="0" r="0" b="0"/>
-                  <wp:docPr id="211104954" name="Picture 1"/>
+                  <wp:docPr id="446408906" name="Picture 1"/>
                   <wp:cNvGraphicFramePr>
                     <a:graphicFrameLocks xmlns:a="http://schemas.openxmlformats.org/drawingml/2006/main" noChangeAspect="1"/>
                   </wp:cNvGraphicFramePr>
@@ -9892,7 +10420,7 @@
                     <a:graphicData uri="http://schemas.openxmlformats.org/drawingml/2006/picture">
                       <pic:pic xmlns:pic="http://schemas.openxmlformats.org/drawingml/2006/picture">
                         <pic:nvPicPr>
-                          <pic:cNvPr id="211104954" name=""/>
+                          <pic:cNvPr id="446408906" name=""/>
                           <pic:cNvPicPr/>
                         </pic:nvPicPr>
                         <pic:blipFill>
@@ -9904,7 +10432,7 @@
                         <pic:spPr>
                           <a:xfrm>
                             <a:off x="0" y="0"/>
-                            <a:ext cx="3054096" cy="1984248"/>
+                            <a:ext cx="3099816" cy="2002536"/>
                           </a:xfrm>
                           <a:prstGeom prst="rect">
                             <a:avLst/>
@@ -9926,28 +10454,17 @@
           </w:tcPr>
           <w:p>
             <w:r>
-              <w:t>C7=13nH - shunt</w:t>
-            </w:r>
-          </w:p>
-          <w:p>
-            <w:r>
-              <w:t>C3=2.2pF - series</w:t>
-            </w:r>
-          </w:p>
-          <w:p>
-            <w:r>
-              <w:t>C4=nm</w:t>
-            </w:r>
-          </w:p>
-          <w:p>
-            <w:r>
-              <w:t>There is a 1.9pF already in the BOM but maybe we can use 2 of these to get very close.</w:t>
-            </w:r>
-          </w:p>
-          <w:p/>
-          <w:p>
-            <w:r>
-              <w:t>2.2pF is too low of a value. Try a larger one.</w:t>
+              <w:t>Remove the entire case shows the case does make a significant impact. The case is quite thin and only a few mm from the PCB.</w:t>
+            </w:r>
+          </w:p>
+          <w:p>
+            <w:r>
+              <w:t>Measurements from here will include the case since it makes such an impact.</w:t>
+            </w:r>
+          </w:p>
+          <w:p>
+            <w:r>
+              <w:t>Once challenge is that the UFL has to be unplugged each time a value is updated. This might result in the UFL failing as it is not intended for this many plug/unplug cycles.</w:t>
             </w:r>
           </w:p>
         </w:tc>
@@ -9961,10 +10478,10 @@
                 <w:noProof/>
               </w:rPr>
               <w:drawing>
-                <wp:inline distT="0" distB="0" distL="0" distR="0" wp14:anchorId="02ABD4B0" wp14:editId="2072817D">
+                <wp:inline distT="0" distB="0" distL="0" distR="0" wp14:anchorId="260A20FC" wp14:editId="2571A3B6">
                   <wp:extent cx="3054096" cy="1984248"/>
                   <wp:effectExtent l="0" t="0" r="0" b="0"/>
-                  <wp:docPr id="65295366" name="Picture 1"/>
+                  <wp:docPr id="140552328" name="Picture 1"/>
                   <wp:cNvGraphicFramePr>
                     <a:graphicFrameLocks xmlns:a="http://schemas.openxmlformats.org/drawingml/2006/main" noChangeAspect="1"/>
                   </wp:cNvGraphicFramePr>
@@ -9972,7 +10489,7 @@
                     <a:graphicData uri="http://schemas.openxmlformats.org/drawingml/2006/picture">
                       <pic:pic xmlns:pic="http://schemas.openxmlformats.org/drawingml/2006/picture">
                         <pic:nvPicPr>
-                          <pic:cNvPr id="65295366" name=""/>
+                          <pic:cNvPr id="140552328" name=""/>
                           <pic:cNvPicPr/>
                         </pic:nvPicPr>
                         <pic:blipFill>
@@ -10011,7 +10528,7 @@
           </w:p>
           <w:p>
             <w:r>
-              <w:t>C3=3.3pF - series</w:t>
+              <w:t>C3=47pF - series</w:t>
             </w:r>
           </w:p>
           <w:p>
@@ -10019,10 +10536,30 @@
               <w:t>C4=nm</w:t>
             </w:r>
           </w:p>
-          <w:p/>
-          <w:p>
-            <w:r>
-              <w:t>Looking better, now a 3.3pF shunt should bring us down to 50 ohms.</w:t>
+          <w:p>
+            <w:r>
+              <w:t>Case on</w:t>
+            </w:r>
+          </w:p>
+          <w:p>
+            <w:r>
+              <w:t xml:space="preserve">As expected this moved the point up. Using RFMentor a </w:t>
+            </w:r>
+            <w:r>
+              <w:t>2</w:t>
+            </w:r>
+            <w:r>
+              <w:t>pF series cap should bring it back down.</w:t>
+            </w:r>
+          </w:p>
+          <w:p>
+            <w:r>
+              <w:t>0.508+j2.33</w:t>
+            </w:r>
+          </w:p>
+          <w:p>
+            <w:r>
+              <w:t>A 2.0pF series then 3.5pF shunt would get this right to 50 ohms</w:t>
             </w:r>
           </w:p>
         </w:tc>
@@ -10036,10 +10573,10 @@
                 <w:noProof/>
               </w:rPr>
               <w:drawing>
-                <wp:inline distT="0" distB="0" distL="0" distR="0" wp14:anchorId="6EDF86E6" wp14:editId="7D52D2E5">
+                <wp:inline distT="0" distB="0" distL="0" distR="0" wp14:anchorId="7A76686C" wp14:editId="282F8A22">
                   <wp:extent cx="3054096" cy="1984248"/>
                   <wp:effectExtent l="0" t="0" r="0" b="0"/>
-                  <wp:docPr id="215495624" name="Picture 1"/>
+                  <wp:docPr id="211104954" name="Picture 1"/>
                   <wp:cNvGraphicFramePr>
                     <a:graphicFrameLocks xmlns:a="http://schemas.openxmlformats.org/drawingml/2006/main" noChangeAspect="1"/>
                   </wp:cNvGraphicFramePr>
@@ -10047,7 +10584,7 @@
                     <a:graphicData uri="http://schemas.openxmlformats.org/drawingml/2006/picture">
                       <pic:pic xmlns:pic="http://schemas.openxmlformats.org/drawingml/2006/picture">
                         <pic:nvPicPr>
-                          <pic:cNvPr id="215495624" name=""/>
+                          <pic:cNvPr id="211104954" name=""/>
                           <pic:cNvPicPr/>
                         </pic:nvPicPr>
                         <pic:blipFill>
@@ -10081,32 +10618,31 @@
           </w:tcPr>
           <w:p>
             <w:r>
+              <w:lastRenderedPageBreak/>
               <w:t>C7=13nH - shunt</w:t>
             </w:r>
           </w:p>
           <w:p>
             <w:r>
-              <w:t>C3=3.3pF - series</w:t>
-            </w:r>
-          </w:p>
-          <w:p>
-            <w:r>
-              <w:t>C4=3.3pF – shunt</w:t>
+              <w:t>C3=2.2pF - series</w:t>
+            </w:r>
+          </w:p>
+          <w:p>
+            <w:r>
+              <w:t>C4=nm</w:t>
+            </w:r>
+          </w:p>
+          <w:p>
+            <w:r>
+              <w:t>There is a 1.9pF already in the BOM but maybe we can use 2 of these to get very close.</w:t>
             </w:r>
           </w:p>
           <w:p/>
           <w:p>
             <w:r>
-              <w:t>Not enough. But will a larger inductor for C7 bend us down where we need to be? I have 18nH already in the BOM.</w:t>
-            </w:r>
-          </w:p>
-          <w:p/>
-          <w:p>
-            <w:r>
-              <w:t>Experimenting with RFMentor looks like it might work.</w:t>
-            </w:r>
-          </w:p>
-          <w:p/>
+              <w:t>2.2pF is too low of a value. Try a larger one.</w:t>
+            </w:r>
+          </w:p>
         </w:tc>
         <w:tc>
           <w:tcPr>
@@ -10118,10 +10654,10 @@
                 <w:noProof/>
               </w:rPr>
               <w:drawing>
-                <wp:inline distT="0" distB="0" distL="0" distR="0" wp14:anchorId="39B99246" wp14:editId="25C4A319">
+                <wp:inline distT="0" distB="0" distL="0" distR="0" wp14:anchorId="02ABD4B0" wp14:editId="2072817D">
                   <wp:extent cx="3054096" cy="1984248"/>
                   <wp:effectExtent l="0" t="0" r="0" b="0"/>
-                  <wp:docPr id="742684617" name="Picture 1"/>
+                  <wp:docPr id="65295366" name="Picture 1"/>
                   <wp:cNvGraphicFramePr>
                     <a:graphicFrameLocks xmlns:a="http://schemas.openxmlformats.org/drawingml/2006/main" noChangeAspect="1"/>
                   </wp:cNvGraphicFramePr>
@@ -10129,7 +10665,7 @@
                     <a:graphicData uri="http://schemas.openxmlformats.org/drawingml/2006/picture">
                       <pic:pic xmlns:pic="http://schemas.openxmlformats.org/drawingml/2006/picture">
                         <pic:nvPicPr>
-                          <pic:cNvPr id="742684617" name=""/>
+                          <pic:cNvPr id="65295366" name=""/>
                           <pic:cNvPicPr/>
                         </pic:nvPicPr>
                         <pic:blipFill>
@@ -10163,8 +10699,7 @@
           </w:tcPr>
           <w:p>
             <w:r>
-              <w:lastRenderedPageBreak/>
-              <w:t>C7=18nH - shunt</w:t>
+              <w:t>C7=13nH - shunt</w:t>
             </w:r>
           </w:p>
           <w:p>
@@ -10174,13 +10709,13 @@
           </w:p>
           <w:p>
             <w:r>
-              <w:t>C4=3.3pF – shunt</w:t>
+              <w:t>C4=nm</w:t>
             </w:r>
           </w:p>
           <w:p/>
           <w:p>
             <w:r>
-              <w:t>Close! VSWR is below 2 but still above 1. Need a slightly smaller C3 should get us right in there. We are close to the original values predicted by RFMentor.</w:t>
+              <w:t>Looking better, now a 3.3pF shunt should bring us down to 50 ohms.</w:t>
             </w:r>
           </w:p>
         </w:tc>
@@ -10194,10 +10729,10 @@
                 <w:noProof/>
               </w:rPr>
               <w:drawing>
-                <wp:inline distT="0" distB="0" distL="0" distR="0" wp14:anchorId="36F78B31" wp14:editId="7E8E0F93">
+                <wp:inline distT="0" distB="0" distL="0" distR="0" wp14:anchorId="6EDF86E6" wp14:editId="7D52D2E5">
                   <wp:extent cx="3054096" cy="1984248"/>
                   <wp:effectExtent l="0" t="0" r="0" b="0"/>
-                  <wp:docPr id="2081051613" name="Picture 1"/>
+                  <wp:docPr id="215495624" name="Picture 1"/>
                   <wp:cNvGraphicFramePr>
                     <a:graphicFrameLocks xmlns:a="http://schemas.openxmlformats.org/drawingml/2006/main" noChangeAspect="1"/>
                   </wp:cNvGraphicFramePr>
@@ -10205,7 +10740,7 @@
                     <a:graphicData uri="http://schemas.openxmlformats.org/drawingml/2006/picture">
                       <pic:pic xmlns:pic="http://schemas.openxmlformats.org/drawingml/2006/picture">
                         <pic:nvPicPr>
-                          <pic:cNvPr id="2081051613" name=""/>
+                          <pic:cNvPr id="215495624" name=""/>
                           <pic:cNvPicPr/>
                         </pic:nvPicPr>
                         <pic:blipFill>
@@ -10239,12 +10774,12 @@
           </w:tcPr>
           <w:p>
             <w:r>
-              <w:t>C7=18nH - shunt</w:t>
-            </w:r>
-          </w:p>
-          <w:p>
-            <w:r>
-              <w:t>C3=3.0pF - series</w:t>
+              <w:t>C7=13nH - shunt</w:t>
+            </w:r>
+          </w:p>
+          <w:p>
+            <w:r>
+              <w:t>C3=3.3pF - series</w:t>
             </w:r>
           </w:p>
           <w:p>
@@ -10255,9 +10790,16 @@
           <w:p/>
           <w:p>
             <w:r>
-              <w:t>Shifted to the left but didn’t reduce the imaginary part which is what we really need. Need to increase the inductor a little more.</w:t>
-            </w:r>
-          </w:p>
+              <w:t>Not enough. But will a larger inductor for C7 bend us down where we need to be? I have 18nH already in the BOM.</w:t>
+            </w:r>
+          </w:p>
+          <w:p/>
+          <w:p>
+            <w:r>
+              <w:t>Experimenting with RFMentor looks like it might work.</w:t>
+            </w:r>
+          </w:p>
+          <w:p/>
         </w:tc>
         <w:tc>
           <w:tcPr>
@@ -10269,10 +10811,10 @@
                 <w:noProof/>
               </w:rPr>
               <w:drawing>
-                <wp:inline distT="0" distB="0" distL="0" distR="0" wp14:anchorId="4BDE0B4D" wp14:editId="70BCDA32">
+                <wp:inline distT="0" distB="0" distL="0" distR="0" wp14:anchorId="39B99246" wp14:editId="25C4A319">
                   <wp:extent cx="3054096" cy="1984248"/>
                   <wp:effectExtent l="0" t="0" r="0" b="0"/>
-                  <wp:docPr id="1936147383" name="Picture 1"/>
+                  <wp:docPr id="742684617" name="Picture 1"/>
                   <wp:cNvGraphicFramePr>
                     <a:graphicFrameLocks xmlns:a="http://schemas.openxmlformats.org/drawingml/2006/main" noChangeAspect="1"/>
                   </wp:cNvGraphicFramePr>
@@ -10280,7 +10822,7 @@
                     <a:graphicData uri="http://schemas.openxmlformats.org/drawingml/2006/picture">
                       <pic:pic xmlns:pic="http://schemas.openxmlformats.org/drawingml/2006/picture">
                         <pic:nvPicPr>
-                          <pic:cNvPr id="1936147383" name=""/>
+                          <pic:cNvPr id="742684617" name=""/>
                           <pic:cNvPicPr/>
                         </pic:nvPicPr>
                         <pic:blipFill>
@@ -10314,12 +10856,12 @@
           </w:tcPr>
           <w:p>
             <w:r>
-              <w:t>C7=22nH - shunt</w:t>
-            </w:r>
-          </w:p>
-          <w:p>
-            <w:r>
-              <w:t>C3=3.0pF - series</w:t>
+              <w:t>C7=18nH - shunt</w:t>
+            </w:r>
+          </w:p>
+          <w:p>
+            <w:r>
+              <w:t>C3=3.3pF - series</w:t>
             </w:r>
           </w:p>
           <w:p>
@@ -10330,10 +10872,9 @@
           <w:p/>
           <w:p>
             <w:r>
-              <w:t>This is about as good as you can get. The inductor is a Johansen instead of murata so that could throw some variability in but that’s the only value I had. Could C3 be a little smaller? It’s already smaller than I would like to push all the RF power thru it.</w:t>
-            </w:r>
-          </w:p>
-          <w:p/>
+              <w:t>Close! VSWR is below 2 but still above 1. Need a slightly smaller C3 should get us right in there. We are close to the original values predicted by RFMentor.</w:t>
+            </w:r>
+          </w:p>
         </w:tc>
         <w:tc>
           <w:tcPr>
@@ -10345,10 +10886,10 @@
                 <w:noProof/>
               </w:rPr>
               <w:drawing>
-                <wp:inline distT="0" distB="0" distL="0" distR="0" wp14:anchorId="57588076" wp14:editId="2B65B3E8">
+                <wp:inline distT="0" distB="0" distL="0" distR="0" wp14:anchorId="36F78B31" wp14:editId="7E8E0F93">
                   <wp:extent cx="3054096" cy="1984248"/>
                   <wp:effectExtent l="0" t="0" r="0" b="0"/>
-                  <wp:docPr id="81455402" name="Picture 1"/>
+                  <wp:docPr id="2081051613" name="Picture 1"/>
                   <wp:cNvGraphicFramePr>
                     <a:graphicFrameLocks xmlns:a="http://schemas.openxmlformats.org/drawingml/2006/main" noChangeAspect="1"/>
                   </wp:cNvGraphicFramePr>
@@ -10356,7 +10897,7 @@
                     <a:graphicData uri="http://schemas.openxmlformats.org/drawingml/2006/picture">
                       <pic:pic xmlns:pic="http://schemas.openxmlformats.org/drawingml/2006/picture">
                         <pic:nvPicPr>
-                          <pic:cNvPr id="81455402" name=""/>
+                          <pic:cNvPr id="2081051613" name=""/>
                           <pic:cNvPicPr/>
                         </pic:nvPicPr>
                         <pic:blipFill>
@@ -10390,6 +10931,158 @@
           </w:tcPr>
           <w:p>
             <w:r>
+              <w:lastRenderedPageBreak/>
+              <w:t>C7=18nH - shunt</w:t>
+            </w:r>
+          </w:p>
+          <w:p>
+            <w:r>
+              <w:t>C3=3.0pF - series</w:t>
+            </w:r>
+          </w:p>
+          <w:p>
+            <w:r>
+              <w:t>C4=3.3pF – shunt</w:t>
+            </w:r>
+          </w:p>
+          <w:p/>
+          <w:p>
+            <w:r>
+              <w:t>Shifted to the left but didn’t reduce the imaginary part which is what we really need. Need to increase the inductor a little more.</w:t>
+            </w:r>
+          </w:p>
+        </w:tc>
+        <w:tc>
+          <w:tcPr>
+            <w:tcW w:w="7218" w:type="dxa"/>
+          </w:tcPr>
+          <w:p>
+            <w:r>
+              <w:rPr>
+                <w:noProof/>
+              </w:rPr>
+              <w:drawing>
+                <wp:inline distT="0" distB="0" distL="0" distR="0" wp14:anchorId="4BDE0B4D" wp14:editId="70BCDA32">
+                  <wp:extent cx="3054096" cy="1984248"/>
+                  <wp:effectExtent l="0" t="0" r="0" b="0"/>
+                  <wp:docPr id="1936147383" name="Picture 1"/>
+                  <wp:cNvGraphicFramePr>
+                    <a:graphicFrameLocks xmlns:a="http://schemas.openxmlformats.org/drawingml/2006/main" noChangeAspect="1"/>
+                  </wp:cNvGraphicFramePr>
+                  <a:graphic xmlns:a="http://schemas.openxmlformats.org/drawingml/2006/main">
+                    <a:graphicData uri="http://schemas.openxmlformats.org/drawingml/2006/picture">
+                      <pic:pic xmlns:pic="http://schemas.openxmlformats.org/drawingml/2006/picture">
+                        <pic:nvPicPr>
+                          <pic:cNvPr id="1936147383" name=""/>
+                          <pic:cNvPicPr/>
+                        </pic:nvPicPr>
+                        <pic:blipFill>
+                          <a:blip r:embed="rId58"/>
+                          <a:stretch>
+                            <a:fillRect/>
+                          </a:stretch>
+                        </pic:blipFill>
+                        <pic:spPr>
+                          <a:xfrm>
+                            <a:off x="0" y="0"/>
+                            <a:ext cx="3054096" cy="1984248"/>
+                          </a:xfrm>
+                          <a:prstGeom prst="rect">
+                            <a:avLst/>
+                          </a:prstGeom>
+                        </pic:spPr>
+                      </pic:pic>
+                    </a:graphicData>
+                  </a:graphic>
+                </wp:inline>
+              </w:drawing>
+            </w:r>
+          </w:p>
+        </w:tc>
+      </w:tr>
+      <w:tr>
+        <w:tc>
+          <w:tcPr>
+            <w:tcW w:w="3798" w:type="dxa"/>
+          </w:tcPr>
+          <w:p>
+            <w:r>
+              <w:t>C7=22nH - shunt</w:t>
+            </w:r>
+          </w:p>
+          <w:p>
+            <w:r>
+              <w:t>C3=3.0pF - series</w:t>
+            </w:r>
+          </w:p>
+          <w:p>
+            <w:r>
+              <w:t>C4=3.3pF – shunt</w:t>
+            </w:r>
+          </w:p>
+          <w:p/>
+          <w:p>
+            <w:r>
+              <w:t>This is about as good as you can get. The inductor is a Johansen instead of murata so that could throw some variability in but that’s the only value I had. Could C3 be a little smaller? It’s already smaller than I would like to push all the RF power thru it.</w:t>
+            </w:r>
+          </w:p>
+          <w:p/>
+        </w:tc>
+        <w:tc>
+          <w:tcPr>
+            <w:tcW w:w="7218" w:type="dxa"/>
+          </w:tcPr>
+          <w:p>
+            <w:r>
+              <w:rPr>
+                <w:noProof/>
+              </w:rPr>
+              <w:drawing>
+                <wp:inline distT="0" distB="0" distL="0" distR="0" wp14:anchorId="57588076" wp14:editId="2B65B3E8">
+                  <wp:extent cx="3054096" cy="1984248"/>
+                  <wp:effectExtent l="0" t="0" r="0" b="0"/>
+                  <wp:docPr id="81455402" name="Picture 1"/>
+                  <wp:cNvGraphicFramePr>
+                    <a:graphicFrameLocks xmlns:a="http://schemas.openxmlformats.org/drawingml/2006/main" noChangeAspect="1"/>
+                  </wp:cNvGraphicFramePr>
+                  <a:graphic xmlns:a="http://schemas.openxmlformats.org/drawingml/2006/main">
+                    <a:graphicData uri="http://schemas.openxmlformats.org/drawingml/2006/picture">
+                      <pic:pic xmlns:pic="http://schemas.openxmlformats.org/drawingml/2006/picture">
+                        <pic:nvPicPr>
+                          <pic:cNvPr id="81455402" name=""/>
+                          <pic:cNvPicPr/>
+                        </pic:nvPicPr>
+                        <pic:blipFill>
+                          <a:blip r:embed="rId59"/>
+                          <a:stretch>
+                            <a:fillRect/>
+                          </a:stretch>
+                        </pic:blipFill>
+                        <pic:spPr>
+                          <a:xfrm>
+                            <a:off x="0" y="0"/>
+                            <a:ext cx="3054096" cy="1984248"/>
+                          </a:xfrm>
+                          <a:prstGeom prst="rect">
+                            <a:avLst/>
+                          </a:prstGeom>
+                        </pic:spPr>
+                      </pic:pic>
+                    </a:graphicData>
+                  </a:graphic>
+                </wp:inline>
+              </w:drawing>
+            </w:r>
+          </w:p>
+        </w:tc>
+      </w:tr>
+      <w:tr>
+        <w:tc>
+          <w:tcPr>
+            <w:tcW w:w="3798" w:type="dxa"/>
+          </w:tcPr>
+          <w:p>
+            <w:r>
               <w:t>VSWR is below 2 and very wide. 1.2 is about as good as you can get but 4 is not so good.</w:t>
             </w:r>
           </w:p>
@@ -10437,7 +11130,7 @@
                           <pic:cNvPicPr/>
                         </pic:nvPicPr>
                         <pic:blipFill>
-                          <a:blip r:embed="rId58"/>
+                          <a:blip r:embed="rId60"/>
                           <a:stretch>
                             <a:fillRect/>
                           </a:stretch>
@@ -10492,7 +11185,7 @@
                     <pic:cNvPicPr/>
                   </pic:nvPicPr>
                   <pic:blipFill>
-                    <a:blip r:embed="rId59">
+                    <a:blip r:embed="rId61">
                       <a:extLst>
                         <a:ext uri="{28A0092B-C50C-407E-A947-70E740481C1C}">
                           <a14:useLocalDpi xmlns:a14="http://schemas.microsoft.com/office/drawing/2010/main" val="0"/>
@@ -10609,7 +11302,7 @@
                     <pic:cNvPicPr/>
                   </pic:nvPicPr>
                   <pic:blipFill>
-                    <a:blip r:embed="rId60">
+                    <a:blip r:embed="rId62">
                       <a:extLst>
                         <a:ext uri="{28A0092B-C50C-407E-A947-70E740481C1C}">
                           <a14:useLocalDpi xmlns:a14="http://schemas.microsoft.com/office/drawing/2010/main" val="0"/>
@@ -10907,7 +11600,7 @@
                     </pic:cNvPicPr>
                   </pic:nvPicPr>
                   <pic:blipFill>
-                    <a:blip r:embed="rId61">
+                    <a:blip r:embed="rId63">
                       <a:extLst>
                         <a:ext uri="{28A0092B-C50C-407E-A947-70E740481C1C}">
                           <a14:useLocalDpi xmlns:a14="http://schemas.microsoft.com/office/drawing/2010/main" val="0"/>
@@ -10993,7 +11686,7 @@
                     </pic:cNvPicPr>
                   </pic:nvPicPr>
                   <pic:blipFill>
-                    <a:blip r:embed="rId62">
+                    <a:blip r:embed="rId64">
                       <a:extLst>
                         <a:ext uri="{28A0092B-C50C-407E-A947-70E740481C1C}">
                           <a14:useLocalDpi xmlns:a14="http://schemas.microsoft.com/office/drawing/2010/main" val="0"/>
@@ -11094,7 +11787,7 @@
       <w:r>
         <w:t xml:space="preserve"> tools: </w:t>
       </w:r>
-      <w:hyperlink r:id="rId63" w:history="1">
+      <w:hyperlink r:id="rId65" w:history="1">
         <w:r>
           <w:rPr>
             <w:rStyle w:val="Hyperlink"/>
@@ -11105,7 +11798,7 @@
       <w:r>
         <w:t xml:space="preserve"> calculator, Google Earth will give the decimal coordinates and altitude from the map by dropping a pin, </w:t>
       </w:r>
-      <w:hyperlink r:id="rId64" w:history="1">
+      <w:hyperlink r:id="rId66" w:history="1">
         <w:r>
           <w:rPr>
             <w:rStyle w:val="Hyperlink"/>
@@ -11119,7 +11812,7 @@
       <w:r>
         <w:t xml:space="preserve">can convert between formats, Generate a NMEA file from a map </w:t>
       </w:r>
-      <w:hyperlink r:id="rId65" w:history="1">
+      <w:hyperlink r:id="rId67" w:history="1">
         <w:r>
           <w:rPr>
             <w:rStyle w:val="Hyperlink"/>
@@ -11180,15 +11873,15 @@
           <w:ilvl w:val="0"/>
           <w:numId w:val="28"/>
         </w:numPr>
-      </w:pPr>
-      <w:r>
-        <w:t>Eiffel Tower: $</w:t>
-      </w:r>
-      <w:r>
-        <w:t>GPGGA,220333.093,4851.542,N,00217.669,E,1,12,1.0,37.0,M,0.0,M,,</w:t>
-      </w:r>
-      <w:r>
-        <w:t>*55</w:t>
+        <w:rPr>
+          <w:lang w:val="pt-BR"/>
+        </w:rPr>
+      </w:pPr>
+      <w:r>
+        <w:rPr>
+          <w:lang w:val="pt-BR"/>
+        </w:rPr>
+        <w:t>Eiffel Tower: $GPGGA,220333.093,4851.542,N,00217.669,E,1,12,1.0,37.0,M,0.0,M,,*55</w:t>
       </w:r>
     </w:p>
     <w:p>
@@ -11317,7 +12010,7 @@
       <w:r>
         <w:t xml:space="preserve"> = 19.6cm which is much less than the 33cm which is the wavelength of 913MHz but also longer than ½ wavelength. </w:t>
       </w:r>
-      <w:hyperlink r:id="rId66" w:history="1">
+      <w:hyperlink r:id="rId68" w:history="1">
         <w:r>
           <w:rPr>
             <w:rStyle w:val="Hyperlink"/>
@@ -11338,7 +12031,7 @@
           <w:noProof/>
         </w:rPr>
         <w:drawing>
-          <wp:anchor distT="0" distB="0" distL="114300" distR="114300" simplePos="0" relativeHeight="251699200" behindDoc="0" locked="0" layoutInCell="1" allowOverlap="0" wp14:anchorId="3BFCC50E" wp14:editId="34F0F59D">
+          <wp:anchor distT="0" distB="0" distL="114300" distR="114300" simplePos="0" relativeHeight="251699200" behindDoc="0" locked="0" layoutInCell="1" allowOverlap="0" wp14:anchorId="3BFCC50E" wp14:editId="7B8A7EE2">
             <wp:simplePos x="457200" y="2247900"/>
             <wp:positionH relativeFrom="column">
               <wp:align>right</wp:align>
@@ -11361,7 +12054,7 @@
                     <pic:cNvPicPr/>
                   </pic:nvPicPr>
                   <pic:blipFill>
-                    <a:blip r:embed="rId67" cstate="print">
+                    <a:blip r:embed="rId69" cstate="print">
                       <a:extLst>
                         <a:ext uri="{28A0092B-C50C-407E-A947-70E740481C1C}">
                           <a14:useLocalDpi xmlns:a14="http://schemas.microsoft.com/office/drawing/2010/main" val="0"/>
@@ -11464,7 +12157,7 @@
           <w:numId w:val="25"/>
         </w:numPr>
       </w:pPr>
-      <w:hyperlink r:id="rId68" w:history="1">
+      <w:hyperlink r:id="rId70" w:history="1">
         <w:r>
           <w:rPr>
             <w:rStyle w:val="Hyperlink"/>
@@ -11490,7 +12183,7 @@
           <w:numId w:val="25"/>
         </w:numPr>
       </w:pPr>
-      <w:hyperlink r:id="rId69" w:history="1">
+      <w:hyperlink r:id="rId71" w:history="1">
         <w:r>
           <w:rPr>
             <w:rStyle w:val="Hyperlink"/>
@@ -11516,7 +12209,7 @@
           <w:numId w:val="25"/>
         </w:numPr>
       </w:pPr>
-      <w:hyperlink r:id="rId70" w:history="1">
+      <w:hyperlink r:id="rId72" w:history="1">
         <w:r>
           <w:rPr>
             <w:rStyle w:val="Hyperlink"/>
@@ -11564,7 +12257,7 @@
       <w:r>
         <w:t xml:space="preserve">See this </w:t>
       </w:r>
-      <w:hyperlink r:id="rId71" w:history="1">
+      <w:hyperlink r:id="rId73" w:history="1">
         <w:r>
           <w:rPr>
             <w:rStyle w:val="Hyperlink"/>
@@ -11575,7 +12268,7 @@
       <w:r>
         <w:t xml:space="preserve"> page for various GPS mapping software solutions. Downloaded </w:t>
       </w:r>
-      <w:hyperlink r:id="rId72" w:history="1">
+      <w:hyperlink r:id="rId74" w:history="1">
         <w:r>
           <w:rPr>
             <w:rStyle w:val="Hyperlink"/>
@@ -11633,7 +12326,7 @@
                     <pic:cNvPicPr/>
                   </pic:nvPicPr>
                   <pic:blipFill>
-                    <a:blip r:embed="rId73" cstate="print">
+                    <a:blip r:embed="rId75" cstate="print">
                       <a:extLst>
                         <a:ext uri="{28A0092B-C50C-407E-A947-70E740481C1C}">
                           <a14:useLocalDpi xmlns:a14="http://schemas.microsoft.com/office/drawing/2010/main" val="0"/>
@@ -11810,7 +12503,7 @@
       <w:r>
         <w:t xml:space="preserve">See this </w:t>
       </w:r>
-      <w:hyperlink r:id="rId74" w:history="1">
+      <w:hyperlink r:id="rId76" w:history="1">
         <w:r>
           <w:rPr>
             <w:rStyle w:val="Hyperlink"/>
@@ -11827,7 +12520,7 @@
       <w:r>
         <w:t xml:space="preserve"> I filed this </w:t>
       </w:r>
-      <w:hyperlink r:id="rId75" w:history="1">
+      <w:hyperlink r:id="rId77" w:history="1">
         <w:r>
           <w:rPr>
             <w:rStyle w:val="Hyperlink"/>
@@ -12129,7 +12822,7 @@
                     <pic:cNvPicPr/>
                   </pic:nvPicPr>
                   <pic:blipFill>
-                    <a:blip r:embed="rId76">
+                    <a:blip r:embed="rId78">
                       <a:extLst>
                         <a:ext uri="{28A0092B-C50C-407E-A947-70E740481C1C}">
                           <a14:useLocalDpi xmlns:a14="http://schemas.microsoft.com/office/drawing/2010/main" val="0"/>
@@ -12255,7 +12948,7 @@
                     <pic:cNvPicPr/>
                   </pic:nvPicPr>
                   <pic:blipFill>
-                    <a:blip r:embed="rId77">
+                    <a:blip r:embed="rId79">
                       <a:extLst>
                         <a:ext uri="{28A0092B-C50C-407E-A947-70E740481C1C}">
                           <a14:useLocalDpi xmlns:a14="http://schemas.microsoft.com/office/drawing/2010/main" val="0"/>
@@ -12518,7 +13211,7 @@
                     <pic:cNvPicPr/>
                   </pic:nvPicPr>
                   <pic:blipFill>
-                    <a:blip r:embed="rId78">
+                    <a:blip r:embed="rId80">
                       <a:extLst>
                         <a:ext uri="{28A0092B-C50C-407E-A947-70E740481C1C}">
                           <a14:useLocalDpi xmlns:a14="http://schemas.microsoft.com/office/drawing/2010/main" val="0"/>
@@ -12737,6 +13430,7 @@
       <w:r>
         <w:t xml:space="preserve"> is set to 9. To fix it: </w:t>
       </w:r>
+      <w:bookmarkStart w:id="0" w:name="_Hlk219178285"/>
       <w:r>
         <w:rPr>
           <w:rFonts w:ascii="Courier New" w:hAnsi="Courier New" w:cs="Courier New"/>
@@ -12792,7 +13486,19 @@
           <w:szCs w:val="20"/>
           <w:shd w:val="clear" w:color="auto" w:fill="CECCF7"/>
         </w:rPr>
-        <w:t xml:space="preserve"> --token MFG_ZWAVE_COUNTRY_FREQ:0xFF</w:t>
+        <w:t xml:space="preserve"> --token </w:t>
+      </w:r>
+      <w:bookmarkEnd w:id="0"/>
+      <w:r>
+        <w:rPr>
+          <w:rFonts w:ascii="Courier New" w:hAnsi="Courier New" w:cs="Courier New"/>
+          <w:color w:val="3F7F5F"/>
+          <w:kern w:val="0"/>
+          <w:sz w:val="20"/>
+          <w:szCs w:val="20"/>
+          <w:shd w:val="clear" w:color="auto" w:fill="CECCF7"/>
+        </w:rPr>
+        <w:t>MFG_ZWAVE_COUNTRY_FREQ:0xFF</w:t>
       </w:r>
     </w:p>
     <w:p/>
@@ -13184,7 +13890,7 @@
       <w:r>
         <w:t xml:space="preserve">This </w:t>
       </w:r>
-      <w:hyperlink r:id="rId79" w:history="1">
+      <w:hyperlink r:id="rId81" w:history="1">
         <w:r>
           <w:rPr>
             <w:rStyle w:val="Hyperlink"/>
@@ -13253,6 +13959,7 @@
           <w:rFonts w:ascii="Courier New" w:hAnsi="Courier New" w:cs="Courier New"/>
           <w:sz w:val="16"/>
           <w:szCs w:val="16"/>
+          <w:lang w:val="fr-FR"/>
         </w:rPr>
       </w:pPr>
       <w:r>
@@ -13260,6 +13967,7 @@
           <w:rFonts w:ascii="Courier New" w:hAnsi="Courier New" w:cs="Courier New"/>
           <w:sz w:val="16"/>
           <w:szCs w:val="16"/>
+          <w:lang w:val="fr-FR"/>
         </w:rPr>
         <w:t>CMU_SYSCLKCTRL               = CMU_BASE + 0x070;</w:t>
       </w:r>
@@ -13331,7 +14039,7 @@
                     <pic:cNvPicPr/>
                   </pic:nvPicPr>
                   <pic:blipFill>
-                    <a:blip r:embed="rId80"/>
+                    <a:blip r:embed="rId82"/>
                     <a:stretch>
                       <a:fillRect/>
                     </a:stretch>
@@ -13391,7 +14099,7 @@
                     <pic:cNvPicPr/>
                   </pic:nvPicPr>
                   <pic:blipFill>
-                    <a:blip r:embed="rId81"/>
+                    <a:blip r:embed="rId83"/>
                     <a:stretch>
                       <a:fillRect/>
                     </a:stretch>
@@ -13491,7 +14199,7 @@
       <w:r>
         <w:t xml:space="preserve"> I entered this </w:t>
       </w:r>
-      <w:hyperlink r:id="rId82" w:history="1">
+      <w:hyperlink r:id="rId84" w:history="1">
         <w:r>
           <w:rPr>
             <w:rStyle w:val="Hyperlink"/>
@@ -13530,7 +14238,7 @@
           <w:numId w:val="17"/>
         </w:numPr>
       </w:pPr>
-      <w:hyperlink r:id="rId83" w:history="1">
+      <w:hyperlink r:id="rId85" w:history="1">
         <w:r>
           <w:rPr>
             <w:rStyle w:val="Hyperlink"/>
@@ -13842,7 +14550,7 @@
       </w:r>
     </w:p>
     <w:p>
-      <w:bookmarkStart w:id="0" w:name="_Hlk164662214"/>
+      <w:bookmarkStart w:id="1" w:name="_Hlk164662214"/>
       <w:r>
         <w:t>Plan for RF testing:</w:t>
       </w:r>
@@ -14229,7 +14937,7 @@
         <w:t>ZRAD Controller ZWLR antenna #1 + other ZWLR device</w:t>
       </w:r>
     </w:p>
-    <w:bookmarkEnd w:id="0"/>
+    <w:bookmarkEnd w:id="1"/>
     <w:p>
       <w:r>
         <w:t>Ongoing work with GeoLocCC.</w:t>
@@ -14295,7 +15003,7 @@
                     <pic:cNvPicPr/>
                   </pic:nvPicPr>
                   <pic:blipFill>
-                    <a:blip r:embed="rId84">
+                    <a:blip r:embed="rId86">
                       <a:extLst>
                         <a:ext uri="{28A0092B-C50C-407E-A947-70E740481C1C}">
                           <a14:useLocalDpi xmlns:a14="http://schemas.microsoft.com/office/drawing/2010/main" val="0"/>
@@ -14330,7 +15038,7 @@
       <w:r>
         <w:t xml:space="preserve">The spaces in the NMEA are from i2c_read=32 which should never happen. Tried to set a </w:t>
       </w:r>
-      <w:hyperlink r:id="rId85" w:history="1">
+      <w:hyperlink r:id="rId87" w:history="1">
         <w:r>
           <w:rPr>
             <w:rStyle w:val="Hyperlink"/>
@@ -14390,6 +15098,7 @@
           <w:kern w:val="0"/>
           <w:sz w:val="16"/>
           <w:szCs w:val="16"/>
+          <w:lang w:val="pt-BR"/>
         </w:rPr>
       </w:pPr>
       <w:r>
@@ -14398,6 +15107,7 @@
           <w:kern w:val="0"/>
           <w:sz w:val="16"/>
           <w:szCs w:val="16"/>
+          <w:lang w:val="pt-BR"/>
         </w:rPr>
         <w:t>+.........NMEA=$GNGGA,133701.000,4310.242974,N,07052.281336,W,1,9,1.11,42.052,M,-32.898,M,,*4E</w:t>
       </w:r>
@@ -14413,6 +15123,7 @@
           <w:kern w:val="0"/>
           <w:sz w:val="16"/>
           <w:szCs w:val="16"/>
+          <w:lang w:val="pt-BR"/>
         </w:rPr>
       </w:pPr>
       <w:r>
@@ -14421,6 +15132,7 @@
           <w:kern w:val="0"/>
           <w:sz w:val="16"/>
           <w:szCs w:val="16"/>
+          <w:lang w:val="pt-BR"/>
         </w:rPr>
         <w:t>+.........NMEA=$GNGGA,133702.000,4310.242672,N,07052.281168,W,1,9,1.11,41.993,M,-32.898,M,,*4A</w:t>
       </w:r>
@@ -14436,6 +15148,7 @@
           <w:kern w:val="0"/>
           <w:sz w:val="16"/>
           <w:szCs w:val="16"/>
+          <w:lang w:val="pt-BR"/>
         </w:rPr>
       </w:pPr>
       <w:r>
@@ -14444,6 +15157,7 @@
           <w:kern w:val="0"/>
           <w:sz w:val="16"/>
           <w:szCs w:val="16"/>
+          <w:lang w:val="pt-BR"/>
         </w:rPr>
         <w:t>+..........NMEA=$GNGGA,133703.000,4310.242547,N,07052.281174,W,1,8,1.18,41.942,M,-32.898,M,,*47</w:t>
       </w:r>
@@ -14459,6 +15173,7 @@
           <w:kern w:val="0"/>
           <w:sz w:val="16"/>
           <w:szCs w:val="16"/>
+          <w:lang w:val="pt-BR"/>
         </w:rPr>
       </w:pPr>
       <w:r>
@@ -14467,6 +15182,7 @@
           <w:kern w:val="0"/>
           <w:sz w:val="16"/>
           <w:szCs w:val="16"/>
+          <w:lang w:val="pt-BR"/>
         </w:rPr>
         <w:t>+....................NMEA=$GNGGA,133704.000,4310.241100,N,07052.280788,W,1,8,1.18,42.034,M,-32.898,M,,*4B</w:t>
       </w:r>
@@ -14482,6 +15198,7 @@
           <w:kern w:val="0"/>
           <w:sz w:val="16"/>
           <w:szCs w:val="16"/>
+          <w:lang w:val="pt-BR"/>
         </w:rPr>
       </w:pPr>
       <w:r>
@@ -14490,6 +15207,7 @@
           <w:kern w:val="0"/>
           <w:sz w:val="16"/>
           <w:szCs w:val="16"/>
+          <w:lang w:val="pt-BR"/>
         </w:rPr>
         <w:t>+.........NMEA=$GNGGA,133705.000,4310.239380,N,07052.279957,W,1,7,1.27,42.113,M,-32.898,M,,*42</w:t>
       </w:r>
@@ -14505,6 +15223,7 @@
           <w:kern w:val="0"/>
           <w:sz w:val="16"/>
           <w:szCs w:val="16"/>
+          <w:lang w:val="pt-BR"/>
         </w:rPr>
       </w:pPr>
       <w:r>
@@ -14513,6 +15232,7 @@
           <w:kern w:val="0"/>
           <w:sz w:val="16"/>
           <w:szCs w:val="16"/>
+          <w:lang w:val="pt-BR"/>
         </w:rPr>
         <w:t>+.........NMEA=$GNGGA,133706.000,4310.239013,N,07052.279833,W,1,7,1.27,42.342,M,-32.898,M,,*4D</w:t>
       </w:r>
@@ -14524,6 +15244,7 @@
           <w:kern w:val="0"/>
           <w:sz w:val="16"/>
           <w:szCs w:val="16"/>
+          <w:lang w:val="pt-BR"/>
         </w:rPr>
       </w:pPr>
       <w:r>
@@ -14532,6 +15253,7 @@
           <w:kern w:val="0"/>
           <w:sz w:val="16"/>
           <w:szCs w:val="16"/>
+          <w:lang w:val="pt-BR"/>
         </w:rPr>
         <w:t>+..........NMEA=$GNGGA,133707.000,4310.239051,N,07052.280373,W,1,6,1.34,42.311,M,-32.898,M,,*46</w:t>
       </w:r>
@@ -14833,7 +15555,7 @@
       <w:r>
         <w:t xml:space="preserve">After many hours I finally have the NMEA sentence capturing. I need to start a timer to fetch the GPS value every few seconds. Use the ZAF software Timers as described </w:t>
       </w:r>
-      <w:hyperlink r:id="rId86" w:history="1">
+      <w:hyperlink r:id="rId88" w:history="1">
         <w:r>
           <w:rPr>
             <w:rStyle w:val="Hyperlink"/>
@@ -14844,7 +15566,7 @@
       <w:r>
         <w:t xml:space="preserve"> and </w:t>
       </w:r>
-      <w:hyperlink r:id="rId87" w:history="1">
+      <w:hyperlink r:id="rId89" w:history="1">
         <w:r>
           <w:rPr>
             <w:rStyle w:val="Hyperlink"/>
@@ -14924,7 +15646,7 @@
       <w:r>
         <w:t xml:space="preserve">I filed this </w:t>
       </w:r>
-      <w:hyperlink r:id="rId88" w:history="1">
+      <w:hyperlink r:id="rId90" w:history="1">
         <w:r>
           <w:rPr>
             <w:rStyle w:val="Hyperlink"/>
@@ -14986,7 +15708,7 @@
                     <pic:cNvPicPr/>
                   </pic:nvPicPr>
                   <pic:blipFill>
-                    <a:blip r:embed="rId89" cstate="screen">
+                    <a:blip r:embed="rId91" cstate="screen">
                       <a:extLst>
                         <a:ext uri="{28A0092B-C50C-407E-A947-70E740481C1C}">
                           <a14:useLocalDpi xmlns:a14="http://schemas.microsoft.com/office/drawing/2010/main"/>
@@ -15082,7 +15804,7 @@
                     <pic:cNvPicPr/>
                   </pic:nvPicPr>
                   <pic:blipFill>
-                    <a:blip r:embed="rId90" cstate="screen">
+                    <a:blip r:embed="rId92" cstate="screen">
                       <a:extLst>
                         <a:ext uri="{28A0092B-C50C-407E-A947-70E740481C1C}">
                           <a14:useLocalDpi xmlns:a14="http://schemas.microsoft.com/office/drawing/2010/main"/>
@@ -15213,7 +15935,7 @@
           </w:p>
         </w:tc>
       </w:tr>
-      <w:bookmarkStart w:id="1" w:name="_Hlk163201699"/>
+      <w:bookmarkStart w:id="2" w:name="_Hlk163201699"/>
       <w:tr>
         <w:trPr>
           <w:jc w:val="center"/>
@@ -15273,7 +15995,7 @@
               <w:fldChar w:fldCharType="end"/>
             </w:r>
           </w:p>
-          <w:bookmarkEnd w:id="1"/>
+          <w:bookmarkEnd w:id="2"/>
           <w:p>
             <w:pPr>
               <w:keepNext/>
@@ -15455,7 +16177,7 @@
                           <pic:cNvPicPr/>
                         </pic:nvPicPr>
                         <pic:blipFill>
-                          <a:blip r:embed="rId91" cstate="screen">
+                          <a:blip r:embed="rId93" cstate="screen">
                             <a:extLst>
                               <a:ext uri="{28A0092B-C50C-407E-A947-70E740481C1C}">
                                 <a14:useLocalDpi xmlns:a14="http://schemas.microsoft.com/office/drawing/2010/main"/>
@@ -15527,325 +16249,6 @@
                       <pic:pic xmlns:pic="http://schemas.openxmlformats.org/drawingml/2006/picture">
                         <pic:nvPicPr>
                           <pic:cNvPr id="1169876168" name=""/>
-                          <pic:cNvPicPr/>
-                        </pic:nvPicPr>
-                        <pic:blipFill>
-                          <a:blip r:embed="rId92" cstate="screen">
-                            <a:extLst>
-                              <a:ext uri="{28A0092B-C50C-407E-A947-70E740481C1C}">
-                                <a14:useLocalDpi xmlns:a14="http://schemas.microsoft.com/office/drawing/2010/main"/>
-                              </a:ext>
-                            </a:extLst>
-                          </a:blip>
-                          <a:stretch>
-                            <a:fillRect/>
-                          </a:stretch>
-                        </pic:blipFill>
-                        <pic:spPr>
-                          <a:xfrm>
-                            <a:off x="0" y="0"/>
-                            <a:ext cx="3054096" cy="1984248"/>
-                          </a:xfrm>
-                          <a:prstGeom prst="rect">
-                            <a:avLst/>
-                          </a:prstGeom>
-                        </pic:spPr>
-                      </pic:pic>
-                    </a:graphicData>
-                  </a:graphic>
-                  <wp14:sizeRelH relativeFrom="margin">
-                    <wp14:pctWidth>0</wp14:pctWidth>
-                  </wp14:sizeRelH>
-                  <wp14:sizeRelV relativeFrom="margin">
-                    <wp14:pctHeight>0</wp14:pctHeight>
-                  </wp14:sizeRelV>
-                </wp:anchor>
-              </w:drawing>
-            </w:r>
-          </w:p>
-        </w:tc>
-      </w:tr>
-      <w:tr>
-        <w:trPr>
-          <w:jc w:val="center"/>
-        </w:trPr>
-        <w:tc>
-          <w:tcPr>
-            <w:tcW w:w="1728" w:type="dxa"/>
-          </w:tcPr>
-          <w:p>
-            <w:pPr>
-              <w:keepNext/>
-              <w:keepLines/>
-              <w:rPr>
-                <w:rStyle w:val="Hyperlink"/>
-                <w:rFonts w:ascii="Roboto" w:hAnsi="Roboto"/>
-                <w:b/>
-                <w:bCs/>
-                <w:color w:val="221ABB"/>
-                <w:sz w:val="12"/>
-                <w:szCs w:val="12"/>
-                <w:shd w:val="clear" w:color="auto" w:fill="FFFFFF"/>
-              </w:rPr>
-            </w:pPr>
-            <w:hyperlink r:id="rId93" w:history="1">
-              <w:r>
-                <w:rPr>
-                  <w:rStyle w:val="Hyperlink"/>
-                  <w:rFonts w:ascii="Roboto" w:hAnsi="Roboto"/>
-                  <w:b/>
-                  <w:bCs/>
-                  <w:color w:val="221ABB"/>
-                  <w:sz w:val="12"/>
-                  <w:szCs w:val="12"/>
-                  <w:shd w:val="clear" w:color="auto" w:fill="FFFFFF"/>
-                </w:rPr>
-                <w:t>TS.89.4113</w:t>
-              </w:r>
-            </w:hyperlink>
-          </w:p>
-          <w:p>
-            <w:pPr>
-              <w:keepNext/>
-              <w:keepLines/>
-              <w:rPr>
-                <w:sz w:val="16"/>
-                <w:szCs w:val="16"/>
-              </w:rPr>
-            </w:pPr>
-            <w:r>
-              <w:rPr>
-                <w:sz w:val="16"/>
-                <w:szCs w:val="16"/>
-              </w:rPr>
-              <w:t>$40.56</w:t>
-            </w:r>
-            <w:r>
-              <w:rPr>
-                <w:sz w:val="16"/>
-                <w:szCs w:val="16"/>
-              </w:rPr>
-              <w:t xml:space="preserve"> – gain 3.5dBi</w:t>
-            </w:r>
-          </w:p>
-          <w:p>
-            <w:pPr>
-              <w:keepNext/>
-              <w:keepLines/>
-              <w:rPr>
-                <w:sz w:val="16"/>
-                <w:szCs w:val="16"/>
-              </w:rPr>
-            </w:pPr>
-          </w:p>
-          <w:p>
-            <w:pPr>
-              <w:keepNext/>
-              <w:keepLines/>
-              <w:rPr>
-                <w:sz w:val="16"/>
-                <w:szCs w:val="16"/>
-              </w:rPr>
-            </w:pPr>
-            <w:r>
-              <w:rPr>
-                <w:sz w:val="16"/>
-                <w:szCs w:val="16"/>
-              </w:rPr>
-              <w:t>Comments:</w:t>
-            </w:r>
-          </w:p>
-          <w:p>
-            <w:pPr>
-              <w:keepNext/>
-              <w:keepLines/>
-              <w:rPr>
-                <w:sz w:val="16"/>
-                <w:szCs w:val="16"/>
-              </w:rPr>
-            </w:pPr>
-            <w:r>
-              <w:rPr>
-                <w:sz w:val="16"/>
-                <w:szCs w:val="16"/>
-              </w:rPr>
-              <w:t>Directional antenna with 3.5/2.7dBi gain in 1 direction</w:t>
-            </w:r>
-            <w:r>
-              <w:rPr>
-                <w:sz w:val="16"/>
-                <w:szCs w:val="16"/>
-              </w:rPr>
-              <w:t xml:space="preserve"> </w:t>
-            </w:r>
-            <w:r>
-              <w:rPr>
-                <w:sz w:val="16"/>
-                <w:szCs w:val="16"/>
-              </w:rPr>
-              <w:t>–</w:t>
-            </w:r>
-            <w:r>
-              <w:rPr>
-                <w:sz w:val="16"/>
-                <w:szCs w:val="16"/>
-              </w:rPr>
-              <w:t xml:space="preserve"> Tomahawk</w:t>
-            </w:r>
-            <w:r>
-              <w:rPr>
-                <w:sz w:val="16"/>
-                <w:szCs w:val="16"/>
-              </w:rPr>
-              <w:t xml:space="preserve"> shaped.</w:t>
-            </w:r>
-          </w:p>
-          <w:p>
-            <w:pPr>
-              <w:keepNext/>
-              <w:keepLines/>
-              <w:rPr>
-                <w:sz w:val="16"/>
-                <w:szCs w:val="16"/>
-              </w:rPr>
-            </w:pPr>
-          </w:p>
-          <w:p>
-            <w:pPr>
-              <w:keepNext/>
-              <w:keepLines/>
-              <w:rPr>
-                <w:sz w:val="16"/>
-                <w:szCs w:val="16"/>
-              </w:rPr>
-            </w:pPr>
-            <w:r>
-              <w:rPr>
-                <w:sz w:val="16"/>
-                <w:szCs w:val="16"/>
-              </w:rPr>
-              <w:t xml:space="preserve">Not a </w:t>
-            </w:r>
-            <w:r>
-              <w:rPr>
-                <w:sz w:val="16"/>
-                <w:szCs w:val="16"/>
-              </w:rPr>
-              <w:t>candidate for Z-Reach but interesting for comparison purposes.</w:t>
-            </w:r>
-          </w:p>
-          <w:p>
-            <w:pPr>
-              <w:keepNext/>
-              <w:keepLines/>
-              <w:rPr>
-                <w:sz w:val="16"/>
-                <w:szCs w:val="16"/>
-              </w:rPr>
-            </w:pPr>
-          </w:p>
-          <w:p>
-            <w:pPr>
-              <w:keepNext/>
-              <w:keepLines/>
-              <w:rPr>
-                <w:sz w:val="16"/>
-                <w:szCs w:val="16"/>
-              </w:rPr>
-            </w:pPr>
-            <w:r>
-              <w:rPr>
-                <w:sz w:val="16"/>
-                <w:szCs w:val="16"/>
-              </w:rPr>
-              <w:t>Not sensitive to nearby hand until touching</w:t>
-            </w:r>
-          </w:p>
-          <w:p>
-            <w:pPr>
-              <w:keepNext/>
-              <w:keepLines/>
-              <w:rPr>
-                <w:sz w:val="12"/>
-                <w:szCs w:val="12"/>
-              </w:rPr>
-            </w:pPr>
-          </w:p>
-        </w:tc>
-        <w:tc>
-          <w:tcPr>
-            <w:tcW w:w="4842" w:type="dxa"/>
-          </w:tcPr>
-          <w:p>
-            <w:pPr>
-              <w:keepNext/>
-              <w:keepLines/>
-              <w:rPr>
-                <w:sz w:val="16"/>
-                <w:szCs w:val="16"/>
-              </w:rPr>
-            </w:pPr>
-            <w:r>
-              <w:rPr>
-                <w:sz w:val="16"/>
-                <w:szCs w:val="16"/>
-              </w:rPr>
-              <w:t>Basically,</w:t>
-            </w:r>
-            <w:r>
-              <w:rPr>
-                <w:sz w:val="16"/>
-                <w:szCs w:val="16"/>
-              </w:rPr>
-              <w:t xml:space="preserve"> the same</w:t>
-            </w:r>
-            <w:r>
-              <w:rPr>
-                <w:sz w:val="16"/>
-                <w:szCs w:val="16"/>
-              </w:rPr>
-              <w:t xml:space="preserve"> since the antenna is on a short cable so the GND plane is not close enough to impact the response.</w:t>
-            </w:r>
-          </w:p>
-        </w:tc>
-        <w:tc>
-          <w:tcPr>
-            <w:tcW w:w="4860" w:type="dxa"/>
-          </w:tcPr>
-          <w:p>
-            <w:pPr>
-              <w:keepNext/>
-              <w:keepLines/>
-              <w:rPr>
-                <w:sz w:val="16"/>
-                <w:szCs w:val="16"/>
-              </w:rPr>
-            </w:pPr>
-            <w:r>
-              <w:rPr>
-                <w:noProof/>
-              </w:rPr>
-              <w:drawing>
-                <wp:anchor distT="0" distB="0" distL="114300" distR="114300" simplePos="0" relativeHeight="251673600" behindDoc="0" locked="0" layoutInCell="1" allowOverlap="1" wp14:anchorId="0D95405A" wp14:editId="367B92B4">
-                  <wp:simplePos x="0" y="0"/>
-                  <wp:positionH relativeFrom="column">
-                    <wp:posOffset>-2065</wp:posOffset>
-                  </wp:positionH>
-                  <wp:positionV relativeFrom="paragraph">
-                    <wp:posOffset>1145</wp:posOffset>
-                  </wp:positionV>
-                  <wp:extent cx="3054096" cy="1984248"/>
-                  <wp:effectExtent l="0" t="0" r="0" b="0"/>
-                  <wp:wrapTopAndBottom/>
-                  <wp:docPr id="250959612" name="Picture 1"/>
-                  <wp:cNvGraphicFramePr>
-                    <a:graphicFrameLocks xmlns:a="http://schemas.openxmlformats.org/drawingml/2006/main" noChangeAspect="1"/>
-                  </wp:cNvGraphicFramePr>
-                  <a:graphic xmlns:a="http://schemas.openxmlformats.org/drawingml/2006/main">
-                    <a:graphicData uri="http://schemas.openxmlformats.org/drawingml/2006/picture">
-                      <pic:pic xmlns:pic="http://schemas.openxmlformats.org/drawingml/2006/picture">
-                        <pic:nvPicPr>
-                          <pic:cNvPr id="250959612" name=""/>
                           <pic:cNvPicPr/>
                         </pic:nvPicPr>
                         <pic:blipFill>
@@ -15881,13 +16284,6 @@
                 </wp:anchor>
               </w:drawing>
             </w:r>
-            <w:r>
-              <w:rPr>
-                <w:sz w:val="16"/>
-                <w:szCs w:val="16"/>
-              </w:rPr>
-              <w:t>Adding the ground plane made little difference</w:t>
-            </w:r>
           </w:p>
         </w:tc>
       </w:tr>
@@ -15926,7 +16322,7 @@
                   <w:szCs w:val="12"/>
                   <w:shd w:val="clear" w:color="auto" w:fill="FFFFFF"/>
                 </w:rPr>
-                <w:t>ANT-8/9-MMG1-SMA-1</w:t>
+                <w:t>TS.89.4113</w:t>
               </w:r>
             </w:hyperlink>
           </w:p>
@@ -15935,204 +16331,168 @@
               <w:keepNext/>
               <w:keepLines/>
               <w:rPr>
+                <w:sz w:val="16"/>
+                <w:szCs w:val="16"/>
+              </w:rPr>
+            </w:pPr>
+            <w:r>
+              <w:rPr>
+                <w:sz w:val="16"/>
+                <w:szCs w:val="16"/>
+              </w:rPr>
+              <w:t>$40.56</w:t>
+            </w:r>
+            <w:r>
+              <w:rPr>
+                <w:sz w:val="16"/>
+                <w:szCs w:val="16"/>
+              </w:rPr>
+              <w:t xml:space="preserve"> – gain 3.5dBi</w:t>
+            </w:r>
+          </w:p>
+          <w:p>
+            <w:pPr>
+              <w:keepNext/>
+              <w:keepLines/>
+              <w:rPr>
+                <w:sz w:val="16"/>
+                <w:szCs w:val="16"/>
+              </w:rPr>
+            </w:pPr>
+          </w:p>
+          <w:p>
+            <w:pPr>
+              <w:keepNext/>
+              <w:keepLines/>
+              <w:rPr>
+                <w:sz w:val="16"/>
+                <w:szCs w:val="16"/>
+              </w:rPr>
+            </w:pPr>
+            <w:r>
+              <w:rPr>
+                <w:sz w:val="16"/>
+                <w:szCs w:val="16"/>
+              </w:rPr>
+              <w:t>Comments:</w:t>
+            </w:r>
+          </w:p>
+          <w:p>
+            <w:pPr>
+              <w:keepNext/>
+              <w:keepLines/>
+              <w:rPr>
+                <w:sz w:val="16"/>
+                <w:szCs w:val="16"/>
+              </w:rPr>
+            </w:pPr>
+            <w:r>
+              <w:rPr>
+                <w:sz w:val="16"/>
+                <w:szCs w:val="16"/>
+              </w:rPr>
+              <w:t>Directional antenna with 3.5/2.7dBi gain in 1 direction</w:t>
+            </w:r>
+            <w:r>
+              <w:rPr>
+                <w:sz w:val="16"/>
+                <w:szCs w:val="16"/>
+              </w:rPr>
+              <w:t xml:space="preserve"> </w:t>
+            </w:r>
+            <w:r>
+              <w:rPr>
+                <w:sz w:val="16"/>
+                <w:szCs w:val="16"/>
+              </w:rPr>
+              <w:t>–</w:t>
+            </w:r>
+            <w:r>
+              <w:rPr>
+                <w:sz w:val="16"/>
+                <w:szCs w:val="16"/>
+              </w:rPr>
+              <w:t xml:space="preserve"> Tomahawk</w:t>
+            </w:r>
+            <w:r>
+              <w:rPr>
+                <w:sz w:val="16"/>
+                <w:szCs w:val="16"/>
+              </w:rPr>
+              <w:t xml:space="preserve"> shaped.</w:t>
+            </w:r>
+          </w:p>
+          <w:p>
+            <w:pPr>
+              <w:keepNext/>
+              <w:keepLines/>
+              <w:rPr>
+                <w:sz w:val="16"/>
+                <w:szCs w:val="16"/>
+              </w:rPr>
+            </w:pPr>
+          </w:p>
+          <w:p>
+            <w:pPr>
+              <w:keepNext/>
+              <w:keepLines/>
+              <w:rPr>
+                <w:sz w:val="16"/>
+                <w:szCs w:val="16"/>
+              </w:rPr>
+            </w:pPr>
+            <w:r>
+              <w:rPr>
+                <w:sz w:val="16"/>
+                <w:szCs w:val="16"/>
+              </w:rPr>
+              <w:t xml:space="preserve">Not a </w:t>
+            </w:r>
+            <w:r>
+              <w:rPr>
+                <w:sz w:val="16"/>
+                <w:szCs w:val="16"/>
+              </w:rPr>
+              <w:t>candidate for Z-Reach but interesting for comparison purposes.</w:t>
+            </w:r>
+          </w:p>
+          <w:p>
+            <w:pPr>
+              <w:keepNext/>
+              <w:keepLines/>
+              <w:rPr>
+                <w:sz w:val="16"/>
+                <w:szCs w:val="16"/>
+              </w:rPr>
+            </w:pPr>
+          </w:p>
+          <w:p>
+            <w:pPr>
+              <w:keepNext/>
+              <w:keepLines/>
+              <w:rPr>
+                <w:sz w:val="16"/>
+                <w:szCs w:val="16"/>
+              </w:rPr>
+            </w:pPr>
+            <w:r>
+              <w:rPr>
+                <w:sz w:val="16"/>
+                <w:szCs w:val="16"/>
+              </w:rPr>
+              <w:t>Not sensitive to nearby hand until touching</w:t>
+            </w:r>
+          </w:p>
+          <w:p>
+            <w:pPr>
+              <w:keepNext/>
+              <w:keepLines/>
+              <w:rPr>
                 <w:sz w:val="12"/>
                 <w:szCs w:val="12"/>
               </w:rPr>
             </w:pPr>
           </w:p>
-          <w:p>
-            <w:pPr>
-              <w:keepNext/>
-              <w:keepLines/>
-              <w:rPr>
-                <w:sz w:val="12"/>
-                <w:szCs w:val="12"/>
-              </w:rPr>
-            </w:pPr>
-            <w:r>
-              <w:rPr>
-                <w:sz w:val="12"/>
-                <w:szCs w:val="12"/>
-              </w:rPr>
-              <w:t>$5.66 – gain 2dBi – 83mm</w:t>
-            </w:r>
-          </w:p>
-          <w:p>
-            <w:pPr>
-              <w:keepNext/>
-              <w:keepLines/>
-              <w:rPr>
-                <w:sz w:val="12"/>
-                <w:szCs w:val="12"/>
-              </w:rPr>
-            </w:pPr>
-          </w:p>
-          <w:p>
-            <w:pPr>
-              <w:keepNext/>
-              <w:keepLines/>
-              <w:rPr>
-                <w:sz w:val="12"/>
-                <w:szCs w:val="12"/>
-              </w:rPr>
-            </w:pPr>
-            <w:r>
-              <w:rPr>
-                <w:sz w:val="12"/>
-                <w:szCs w:val="12"/>
-              </w:rPr>
-              <w:t>Comments:</w:t>
-            </w:r>
-          </w:p>
-          <w:p>
-            <w:pPr>
-              <w:keepNext/>
-              <w:keepLines/>
-              <w:rPr>
-                <w:sz w:val="12"/>
-                <w:szCs w:val="12"/>
-              </w:rPr>
-            </w:pPr>
-            <w:r>
-              <w:rPr>
-                <w:sz w:val="12"/>
-                <w:szCs w:val="12"/>
-              </w:rPr>
-              <w:t>Cable to a small magnetic mount that will stick to iron.</w:t>
-            </w:r>
-          </w:p>
-          <w:p>
-            <w:pPr>
-              <w:keepNext/>
-              <w:keepLines/>
-              <w:rPr>
-                <w:sz w:val="12"/>
-                <w:szCs w:val="12"/>
-              </w:rPr>
-            </w:pPr>
-          </w:p>
-          <w:p>
-            <w:pPr>
-              <w:keepNext/>
-              <w:keepLines/>
-              <w:rPr>
-                <w:sz w:val="12"/>
-                <w:szCs w:val="12"/>
-              </w:rPr>
-            </w:pPr>
-            <w:r>
-              <w:rPr>
-                <w:sz w:val="12"/>
-                <w:szCs w:val="12"/>
-              </w:rPr>
-              <w:t>Insensitive to hand unless almost touching the antenna.</w:t>
-            </w:r>
-          </w:p>
-          <w:p>
-            <w:pPr>
-              <w:keepNext/>
-              <w:keepLines/>
-              <w:rPr>
-                <w:sz w:val="12"/>
-                <w:szCs w:val="12"/>
-              </w:rPr>
-            </w:pPr>
-          </w:p>
-          <w:p>
-            <w:pPr>
-              <w:keepNext/>
-              <w:keepLines/>
-              <w:rPr>
-                <w:sz w:val="12"/>
-                <w:szCs w:val="12"/>
-              </w:rPr>
-            </w:pPr>
-            <w:r>
-              <w:rPr>
-                <w:sz w:val="12"/>
-                <w:szCs w:val="12"/>
-              </w:rPr>
-              <w:t>Advantage here is the PCB could be quite small but include a metal disk to stick it to.</w:t>
-            </w:r>
-          </w:p>
-          <w:p>
-            <w:pPr>
-              <w:keepNext/>
-              <w:keepLines/>
-              <w:rPr>
-                <w:sz w:val="12"/>
-                <w:szCs w:val="12"/>
-              </w:rPr>
-            </w:pPr>
-          </w:p>
-          <w:p>
-            <w:pPr>
-              <w:keepNext/>
-              <w:keepLines/>
-              <w:rPr>
-                <w:sz w:val="12"/>
-                <w:szCs w:val="12"/>
-              </w:rPr>
-            </w:pPr>
-            <w:r>
-              <w:rPr>
-                <w:sz w:val="12"/>
-                <w:szCs w:val="12"/>
-              </w:rPr>
-              <w:t>VSWR is under 2 (m</w:t>
-            </w:r>
-            <w:r>
-              <w:rPr>
-                <w:sz w:val="12"/>
-                <w:szCs w:val="12"/>
-              </w:rPr>
-              <w:t>in</w:t>
-            </w:r>
-            <w:r>
-              <w:rPr>
-                <w:sz w:val="12"/>
-                <w:szCs w:val="12"/>
-              </w:rPr>
-              <w:t xml:space="preserve"> of 1.5) for much of the range</w:t>
-            </w:r>
-          </w:p>
-          <w:p>
-            <w:pPr>
-              <w:keepNext/>
-              <w:keepLines/>
-              <w:rPr>
-                <w:sz w:val="12"/>
-                <w:szCs w:val="12"/>
-              </w:rPr>
-            </w:pPr>
-          </w:p>
-          <w:p>
-            <w:pPr>
-              <w:keepNext/>
-              <w:keepLines/>
-              <w:rPr>
-                <w:sz w:val="12"/>
-                <w:szCs w:val="12"/>
-              </w:rPr>
-            </w:pPr>
-            <w:r>
-              <w:rPr>
-                <w:sz w:val="12"/>
-                <w:szCs w:val="12"/>
-              </w:rPr>
-              <w:t>Wide frequency range so the same antenna is OK for EU and US</w:t>
-            </w:r>
-          </w:p>
-          <w:p>
-            <w:pPr>
-              <w:keepNext/>
-              <w:keepLines/>
-              <w:rPr>
-                <w:sz w:val="12"/>
-                <w:szCs w:val="12"/>
-              </w:rPr>
-            </w:pPr>
-          </w:p>
         </w:tc>
         <w:tc>
           <w:tcPr>
@@ -16149,21 +16509,57 @@
             </w:pPr>
             <w:r>
               <w:rPr>
+                <w:sz w:val="16"/>
+                <w:szCs w:val="16"/>
+              </w:rPr>
+              <w:t>Basically,</w:t>
+            </w:r>
+            <w:r>
+              <w:rPr>
+                <w:sz w:val="16"/>
+                <w:szCs w:val="16"/>
+              </w:rPr>
+              <w:t xml:space="preserve"> the same</w:t>
+            </w:r>
+            <w:r>
+              <w:rPr>
+                <w:sz w:val="16"/>
+                <w:szCs w:val="16"/>
+              </w:rPr>
+              <w:t xml:space="preserve"> since the antenna is on a short cable so the GND plane is not close enough to impact the response.</w:t>
+            </w:r>
+          </w:p>
+        </w:tc>
+        <w:tc>
+          <w:tcPr>
+            <w:tcW w:w="4860" w:type="dxa"/>
+          </w:tcPr>
+          <w:p>
+            <w:pPr>
+              <w:keepNext/>
+              <w:keepLines/>
+              <w:rPr>
+                <w:sz w:val="16"/>
+                <w:szCs w:val="16"/>
+              </w:rPr>
+            </w:pPr>
+            <w:r>
+              <w:rPr>
                 <w:noProof/>
               </w:rPr>
               <w:drawing>
-                <wp:anchor distT="0" distB="0" distL="114300" distR="114300" simplePos="0" relativeHeight="251683840" behindDoc="0" locked="0" layoutInCell="1" allowOverlap="1" wp14:anchorId="1096A3D7" wp14:editId="33008859">
+                <wp:anchor distT="0" distB="0" distL="114300" distR="114300" simplePos="0" relativeHeight="251673600" behindDoc="0" locked="0" layoutInCell="1" allowOverlap="1" wp14:anchorId="0D95405A" wp14:editId="367B92B4">
                   <wp:simplePos x="0" y="0"/>
                   <wp:positionH relativeFrom="column">
-                    <wp:posOffset>1332</wp:posOffset>
+                    <wp:posOffset>-2065</wp:posOffset>
                   </wp:positionH>
                   <wp:positionV relativeFrom="paragraph">
-                    <wp:posOffset>487</wp:posOffset>
+                    <wp:posOffset>1145</wp:posOffset>
                   </wp:positionV>
                   <wp:extent cx="3054096" cy="1984248"/>
                   <wp:effectExtent l="0" t="0" r="0" b="0"/>
                   <wp:wrapTopAndBottom/>
-                  <wp:docPr id="2029400670" name="Picture 1"/>
+                  <wp:docPr id="250959612" name="Picture 1"/>
                   <wp:cNvGraphicFramePr>
                     <a:graphicFrameLocks xmlns:a="http://schemas.openxmlformats.org/drawingml/2006/main" noChangeAspect="1"/>
                   </wp:cNvGraphicFramePr>
@@ -16171,7 +16567,7 @@
                     <a:graphicData uri="http://schemas.openxmlformats.org/drawingml/2006/picture">
                       <pic:pic xmlns:pic="http://schemas.openxmlformats.org/drawingml/2006/picture">
                         <pic:nvPicPr>
-                          <pic:cNvPr id="2029400670" name=""/>
+                          <pic:cNvPr id="250959612" name=""/>
                           <pic:cNvPicPr/>
                         </pic:nvPicPr>
                         <pic:blipFill>
@@ -16207,38 +16603,297 @@
                 </wp:anchor>
               </w:drawing>
             </w:r>
-          </w:p>
-        </w:tc>
-        <w:tc>
-          <w:tcPr>
-            <w:tcW w:w="4860" w:type="dxa"/>
-          </w:tcPr>
-          <w:p>
-            <w:pPr>
-              <w:keepNext/>
-              <w:keepLines/>
+            <w:r>
               <w:rPr>
                 <w:sz w:val="16"/>
                 <w:szCs w:val="16"/>
               </w:rPr>
+              <w:t>Adding the ground plane made little difference</w:t>
+            </w:r>
+          </w:p>
+        </w:tc>
+      </w:tr>
+      <w:tr>
+        <w:trPr>
+          <w:jc w:val="center"/>
+        </w:trPr>
+        <w:tc>
+          <w:tcPr>
+            <w:tcW w:w="1728" w:type="dxa"/>
+          </w:tcPr>
+          <w:p>
+            <w:pPr>
+              <w:keepNext/>
+              <w:keepLines/>
+              <w:rPr>
+                <w:rStyle w:val="Hyperlink"/>
+                <w:rFonts w:ascii="Roboto" w:hAnsi="Roboto"/>
+                <w:b/>
+                <w:bCs/>
+                <w:color w:val="221ABB"/>
+                <w:sz w:val="12"/>
+                <w:szCs w:val="12"/>
+                <w:shd w:val="clear" w:color="auto" w:fill="FFFFFF"/>
+                <w:lang w:val="fr-FR"/>
+              </w:rPr>
+            </w:pPr>
+            <w:hyperlink r:id="rId97" w:history="1">
+              <w:r>
+                <w:rPr>
+                  <w:rStyle w:val="Hyperlink"/>
+                  <w:rFonts w:ascii="Roboto" w:hAnsi="Roboto"/>
+                  <w:b/>
+                  <w:bCs/>
+                  <w:color w:val="221ABB"/>
+                  <w:sz w:val="12"/>
+                  <w:szCs w:val="12"/>
+                  <w:shd w:val="clear" w:color="auto" w:fill="FFFFFF"/>
+                  <w:lang w:val="fr-FR"/>
+                </w:rPr>
+                <w:t>ANT-8/9-MMG1-SMA-1</w:t>
+              </w:r>
+            </w:hyperlink>
+          </w:p>
+          <w:p>
+            <w:pPr>
+              <w:keepNext/>
+              <w:keepLines/>
+              <w:rPr>
+                <w:sz w:val="12"/>
+                <w:szCs w:val="12"/>
+                <w:lang w:val="fr-FR"/>
+              </w:rPr>
+            </w:pPr>
+          </w:p>
+          <w:p>
+            <w:pPr>
+              <w:keepNext/>
+              <w:keepLines/>
+              <w:rPr>
+                <w:sz w:val="12"/>
+                <w:szCs w:val="12"/>
+                <w:lang w:val="fr-FR"/>
+              </w:rPr>
+            </w:pPr>
+            <w:r>
+              <w:rPr>
+                <w:sz w:val="12"/>
+                <w:szCs w:val="12"/>
+                <w:lang w:val="fr-FR"/>
+              </w:rPr>
+              <w:t>$5.66 – gain 2dBi – 83mm</w:t>
+            </w:r>
+          </w:p>
+          <w:p>
+            <w:pPr>
+              <w:keepNext/>
+              <w:keepLines/>
+              <w:rPr>
+                <w:sz w:val="12"/>
+                <w:szCs w:val="12"/>
+                <w:lang w:val="fr-FR"/>
+              </w:rPr>
+            </w:pPr>
+          </w:p>
+          <w:p>
+            <w:pPr>
+              <w:keepNext/>
+              <w:keepLines/>
+              <w:rPr>
+                <w:sz w:val="12"/>
+                <w:szCs w:val="12"/>
+                <w:lang w:val="fr-FR"/>
+              </w:rPr>
+            </w:pPr>
+            <w:r>
+              <w:rPr>
+                <w:sz w:val="12"/>
+                <w:szCs w:val="12"/>
+                <w:lang w:val="fr-FR"/>
+              </w:rPr>
+              <w:t>Comments:</w:t>
+            </w:r>
+          </w:p>
+          <w:p>
+            <w:pPr>
+              <w:keepNext/>
+              <w:keepLines/>
+              <w:rPr>
+                <w:sz w:val="12"/>
+                <w:szCs w:val="12"/>
+              </w:rPr>
+            </w:pPr>
+            <w:r>
+              <w:rPr>
+                <w:sz w:val="12"/>
+                <w:szCs w:val="12"/>
+              </w:rPr>
+              <w:t>Cable to a small magnetic mount that will stick to iron.</w:t>
+            </w:r>
+          </w:p>
+          <w:p>
+            <w:pPr>
+              <w:keepNext/>
+              <w:keepLines/>
+              <w:rPr>
+                <w:sz w:val="12"/>
+                <w:szCs w:val="12"/>
+              </w:rPr>
+            </w:pPr>
+          </w:p>
+          <w:p>
+            <w:pPr>
+              <w:keepNext/>
+              <w:keepLines/>
+              <w:rPr>
+                <w:sz w:val="12"/>
+                <w:szCs w:val="12"/>
+              </w:rPr>
+            </w:pPr>
+            <w:r>
+              <w:rPr>
+                <w:sz w:val="12"/>
+                <w:szCs w:val="12"/>
+              </w:rPr>
+              <w:t>Insensitive to hand unless almost touching the antenna.</w:t>
+            </w:r>
+          </w:p>
+          <w:p>
+            <w:pPr>
+              <w:keepNext/>
+              <w:keepLines/>
+              <w:rPr>
+                <w:sz w:val="12"/>
+                <w:szCs w:val="12"/>
+              </w:rPr>
+            </w:pPr>
+          </w:p>
+          <w:p>
+            <w:pPr>
+              <w:keepNext/>
+              <w:keepLines/>
+              <w:rPr>
+                <w:sz w:val="12"/>
+                <w:szCs w:val="12"/>
+              </w:rPr>
+            </w:pPr>
+            <w:r>
+              <w:rPr>
+                <w:sz w:val="12"/>
+                <w:szCs w:val="12"/>
+              </w:rPr>
+              <w:t>Advantage here is the PCB could be quite small but include a metal disk to stick it to.</w:t>
+            </w:r>
+          </w:p>
+          <w:p>
+            <w:pPr>
+              <w:keepNext/>
+              <w:keepLines/>
+              <w:rPr>
+                <w:sz w:val="12"/>
+                <w:szCs w:val="12"/>
+              </w:rPr>
+            </w:pPr>
+          </w:p>
+          <w:p>
+            <w:pPr>
+              <w:keepNext/>
+              <w:keepLines/>
+              <w:rPr>
+                <w:sz w:val="12"/>
+                <w:szCs w:val="12"/>
+              </w:rPr>
+            </w:pPr>
+            <w:r>
+              <w:rPr>
+                <w:sz w:val="12"/>
+                <w:szCs w:val="12"/>
+              </w:rPr>
+              <w:t>VSWR is under 2 (m</w:t>
+            </w:r>
+            <w:r>
+              <w:rPr>
+                <w:sz w:val="12"/>
+                <w:szCs w:val="12"/>
+              </w:rPr>
+              <w:t>in</w:t>
+            </w:r>
+            <w:r>
+              <w:rPr>
+                <w:sz w:val="12"/>
+                <w:szCs w:val="12"/>
+              </w:rPr>
+              <w:t xml:space="preserve"> of 1.5) for much of the range</w:t>
+            </w:r>
+          </w:p>
+          <w:p>
+            <w:pPr>
+              <w:keepNext/>
+              <w:keepLines/>
+              <w:rPr>
+                <w:sz w:val="12"/>
+                <w:szCs w:val="12"/>
+              </w:rPr>
+            </w:pPr>
+          </w:p>
+          <w:p>
+            <w:pPr>
+              <w:keepNext/>
+              <w:keepLines/>
+              <w:rPr>
+                <w:sz w:val="12"/>
+                <w:szCs w:val="12"/>
+              </w:rPr>
+            </w:pPr>
+            <w:r>
+              <w:rPr>
+                <w:sz w:val="12"/>
+                <w:szCs w:val="12"/>
+              </w:rPr>
+              <w:t>Wide frequency range so the same antenna is OK for EU and US</w:t>
+            </w:r>
+          </w:p>
+          <w:p>
+            <w:pPr>
+              <w:keepNext/>
+              <w:keepLines/>
+              <w:rPr>
+                <w:sz w:val="12"/>
+                <w:szCs w:val="12"/>
+              </w:rPr>
+            </w:pPr>
+          </w:p>
+        </w:tc>
+        <w:tc>
+          <w:tcPr>
+            <w:tcW w:w="4842" w:type="dxa"/>
+          </w:tcPr>
+          <w:p>
+            <w:pPr>
+              <w:keepNext/>
+              <w:keepLines/>
+              <w:rPr>
+                <w:sz w:val="16"/>
+                <w:szCs w:val="16"/>
+              </w:rPr>
             </w:pPr>
             <w:r>
               <w:rPr>
                 <w:noProof/>
               </w:rPr>
               <w:drawing>
-                <wp:anchor distT="0" distB="0" distL="114300" distR="114300" simplePos="0" relativeHeight="251672576" behindDoc="0" locked="0" layoutInCell="1" allowOverlap="1" wp14:anchorId="0DC78714" wp14:editId="42041E05">
+                <wp:anchor distT="0" distB="0" distL="114300" distR="114300" simplePos="0" relativeHeight="251683840" behindDoc="0" locked="0" layoutInCell="1" allowOverlap="1" wp14:anchorId="1096A3D7" wp14:editId="33008859">
                   <wp:simplePos x="0" y="0"/>
                   <wp:positionH relativeFrom="column">
-                    <wp:posOffset>-52705</wp:posOffset>
+                    <wp:posOffset>1332</wp:posOffset>
                   </wp:positionH>
                   <wp:positionV relativeFrom="paragraph">
-                    <wp:posOffset>27184</wp:posOffset>
+                    <wp:posOffset>487</wp:posOffset>
                   </wp:positionV>
                   <wp:extent cx="3054096" cy="1984248"/>
                   <wp:effectExtent l="0" t="0" r="0" b="0"/>
                   <wp:wrapTopAndBottom/>
-                  <wp:docPr id="701696237" name="Picture 1"/>
+                  <wp:docPr id="2029400670" name="Picture 1"/>
                   <wp:cNvGraphicFramePr>
                     <a:graphicFrameLocks xmlns:a="http://schemas.openxmlformats.org/drawingml/2006/main" noChangeAspect="1"/>
                   </wp:cNvGraphicFramePr>
@@ -16246,11 +16901,11 @@
                     <a:graphicData uri="http://schemas.openxmlformats.org/drawingml/2006/picture">
                       <pic:pic xmlns:pic="http://schemas.openxmlformats.org/drawingml/2006/picture">
                         <pic:nvPicPr>
-                          <pic:cNvPr id="701696237" name=""/>
+                          <pic:cNvPr id="2029400670" name=""/>
                           <pic:cNvPicPr/>
                         </pic:nvPicPr>
                         <pic:blipFill>
-                          <a:blip r:embed="rId97" cstate="screen">
+                          <a:blip r:embed="rId98" cstate="screen">
                             <a:extLst>
                               <a:ext uri="{28A0092B-C50C-407E-A947-70E740481C1C}">
                                 <a14:useLocalDpi xmlns:a14="http://schemas.microsoft.com/office/drawing/2010/main"/>
@@ -16284,6 +16939,81 @@
             </w:r>
           </w:p>
         </w:tc>
+        <w:tc>
+          <w:tcPr>
+            <w:tcW w:w="4860" w:type="dxa"/>
+          </w:tcPr>
+          <w:p>
+            <w:pPr>
+              <w:keepNext/>
+              <w:keepLines/>
+              <w:rPr>
+                <w:sz w:val="16"/>
+                <w:szCs w:val="16"/>
+              </w:rPr>
+            </w:pPr>
+            <w:r>
+              <w:rPr>
+                <w:noProof/>
+              </w:rPr>
+              <w:drawing>
+                <wp:anchor distT="0" distB="0" distL="114300" distR="114300" simplePos="0" relativeHeight="251672576" behindDoc="0" locked="0" layoutInCell="1" allowOverlap="1" wp14:anchorId="0DC78714" wp14:editId="42041E05">
+                  <wp:simplePos x="0" y="0"/>
+                  <wp:positionH relativeFrom="column">
+                    <wp:posOffset>-52705</wp:posOffset>
+                  </wp:positionH>
+                  <wp:positionV relativeFrom="paragraph">
+                    <wp:posOffset>27184</wp:posOffset>
+                  </wp:positionV>
+                  <wp:extent cx="3054096" cy="1984248"/>
+                  <wp:effectExtent l="0" t="0" r="0" b="0"/>
+                  <wp:wrapTopAndBottom/>
+                  <wp:docPr id="701696237" name="Picture 1"/>
+                  <wp:cNvGraphicFramePr>
+                    <a:graphicFrameLocks xmlns:a="http://schemas.openxmlformats.org/drawingml/2006/main" noChangeAspect="1"/>
+                  </wp:cNvGraphicFramePr>
+                  <a:graphic xmlns:a="http://schemas.openxmlformats.org/drawingml/2006/main">
+                    <a:graphicData uri="http://schemas.openxmlformats.org/drawingml/2006/picture">
+                      <pic:pic xmlns:pic="http://schemas.openxmlformats.org/drawingml/2006/picture">
+                        <pic:nvPicPr>
+                          <pic:cNvPr id="701696237" name=""/>
+                          <pic:cNvPicPr/>
+                        </pic:nvPicPr>
+                        <pic:blipFill>
+                          <a:blip r:embed="rId99" cstate="screen">
+                            <a:extLst>
+                              <a:ext uri="{28A0092B-C50C-407E-A947-70E740481C1C}">
+                                <a14:useLocalDpi xmlns:a14="http://schemas.microsoft.com/office/drawing/2010/main"/>
+                              </a:ext>
+                            </a:extLst>
+                          </a:blip>
+                          <a:stretch>
+                            <a:fillRect/>
+                          </a:stretch>
+                        </pic:blipFill>
+                        <pic:spPr>
+                          <a:xfrm>
+                            <a:off x="0" y="0"/>
+                            <a:ext cx="3054096" cy="1984248"/>
+                          </a:xfrm>
+                          <a:prstGeom prst="rect">
+                            <a:avLst/>
+                          </a:prstGeom>
+                        </pic:spPr>
+                      </pic:pic>
+                    </a:graphicData>
+                  </a:graphic>
+                  <wp14:sizeRelH relativeFrom="margin">
+                    <wp14:pctWidth>0</wp14:pctWidth>
+                  </wp14:sizeRelH>
+                  <wp14:sizeRelV relativeFrom="margin">
+                    <wp14:pctHeight>0</wp14:pctHeight>
+                  </wp14:sizeRelV>
+                </wp:anchor>
+              </w:drawing>
+            </w:r>
+          </w:p>
+        </w:tc>
       </w:tr>
       <w:tr>
         <w:trPr>
@@ -16308,7 +17038,7 @@
                 <w:shd w:val="clear" w:color="auto" w:fill="FFFFFF"/>
               </w:rPr>
             </w:pPr>
-            <w:hyperlink r:id="rId98" w:history="1">
+            <w:hyperlink r:id="rId100" w:history="1">
               <w:r>
                 <w:rPr>
                   <w:rStyle w:val="Hyperlink"/>
@@ -16523,7 +17253,7 @@
                           <pic:cNvPicPr/>
                         </pic:nvPicPr>
                         <pic:blipFill>
-                          <a:blip r:embed="rId99" cstate="screen">
+                          <a:blip r:embed="rId101" cstate="screen">
                             <a:extLst>
                               <a:ext uri="{28A0092B-C50C-407E-A947-70E740481C1C}">
                                 <a14:useLocalDpi xmlns:a14="http://schemas.microsoft.com/office/drawing/2010/main"/>
@@ -16595,266 +17325,6 @@
                       <pic:pic xmlns:pic="http://schemas.openxmlformats.org/drawingml/2006/picture">
                         <pic:nvPicPr>
                           <pic:cNvPr id="2062974753" name=""/>
-                          <pic:cNvPicPr/>
-                        </pic:nvPicPr>
-                        <pic:blipFill>
-                          <a:blip r:embed="rId100" cstate="screen">
-                            <a:extLst>
-                              <a:ext uri="{28A0092B-C50C-407E-A947-70E740481C1C}">
-                                <a14:useLocalDpi xmlns:a14="http://schemas.microsoft.com/office/drawing/2010/main"/>
-                              </a:ext>
-                            </a:extLst>
-                          </a:blip>
-                          <a:stretch>
-                            <a:fillRect/>
-                          </a:stretch>
-                        </pic:blipFill>
-                        <pic:spPr>
-                          <a:xfrm>
-                            <a:off x="0" y="0"/>
-                            <a:ext cx="3054096" cy="1984248"/>
-                          </a:xfrm>
-                          <a:prstGeom prst="rect">
-                            <a:avLst/>
-                          </a:prstGeom>
-                        </pic:spPr>
-                      </pic:pic>
-                    </a:graphicData>
-                  </a:graphic>
-                  <wp14:sizeRelH relativeFrom="margin">
-                    <wp14:pctWidth>0</wp14:pctWidth>
-                  </wp14:sizeRelH>
-                  <wp14:sizeRelV relativeFrom="margin">
-                    <wp14:pctHeight>0</wp14:pctHeight>
-                  </wp14:sizeRelV>
-                </wp:anchor>
-              </w:drawing>
-            </w:r>
-          </w:p>
-        </w:tc>
-      </w:tr>
-      <w:tr>
-        <w:trPr>
-          <w:jc w:val="center"/>
-        </w:trPr>
-        <w:tc>
-          <w:tcPr>
-            <w:tcW w:w="1728" w:type="dxa"/>
-          </w:tcPr>
-          <w:p>
-            <w:pPr>
-              <w:keepNext/>
-              <w:keepLines/>
-              <w:rPr>
-                <w:sz w:val="6"/>
-                <w:szCs w:val="6"/>
-              </w:rPr>
-            </w:pPr>
-            <w:hyperlink r:id="rId101" w:history="1">
-              <w:r>
-                <w:rPr>
-                  <w:rStyle w:val="Hyperlink"/>
-                  <w:rFonts w:ascii="Roboto" w:hAnsi="Roboto"/>
-                  <w:b/>
-                  <w:bCs/>
-                  <w:color w:val="221ABB"/>
-                  <w:sz w:val="16"/>
-                  <w:szCs w:val="16"/>
-                  <w:shd w:val="clear" w:color="auto" w:fill="FFFFFF"/>
-                </w:rPr>
-                <w:t>FW.95.B.SMA.M</w:t>
-              </w:r>
-            </w:hyperlink>
-          </w:p>
-          <w:p>
-            <w:pPr>
-              <w:keepNext/>
-              <w:keepLines/>
-              <w:rPr>
-                <w:sz w:val="12"/>
-                <w:szCs w:val="12"/>
-              </w:rPr>
-            </w:pPr>
-            <w:r>
-              <w:rPr>
-                <w:sz w:val="12"/>
-                <w:szCs w:val="12"/>
-              </w:rPr>
-              <w:t xml:space="preserve">$9.13 </w:t>
-            </w:r>
-            <w:r>
-              <w:rPr>
-                <w:sz w:val="12"/>
-                <w:szCs w:val="12"/>
-              </w:rPr>
-              <w:t>–</w:t>
-            </w:r>
-            <w:r>
-              <w:rPr>
-                <w:sz w:val="12"/>
-                <w:szCs w:val="12"/>
-              </w:rPr>
-              <w:t xml:space="preserve"> </w:t>
-            </w:r>
-            <w:r>
-              <w:rPr>
-                <w:sz w:val="12"/>
-                <w:szCs w:val="12"/>
-              </w:rPr>
-              <w:t>gain 2.7 dBi – 226mm</w:t>
-            </w:r>
-          </w:p>
-          <w:p>
-            <w:pPr>
-              <w:keepNext/>
-              <w:keepLines/>
-              <w:rPr>
-                <w:sz w:val="12"/>
-                <w:szCs w:val="12"/>
-              </w:rPr>
-            </w:pPr>
-          </w:p>
-          <w:p>
-            <w:pPr>
-              <w:keepNext/>
-              <w:keepLines/>
-              <w:rPr>
-                <w:sz w:val="12"/>
-                <w:szCs w:val="12"/>
-              </w:rPr>
-            </w:pPr>
-            <w:r>
-              <w:rPr>
-                <w:sz w:val="12"/>
-                <w:szCs w:val="12"/>
-              </w:rPr>
-              <w:t>Comments:</w:t>
-            </w:r>
-          </w:p>
-          <w:p>
-            <w:pPr>
-              <w:keepNext/>
-              <w:keepLines/>
-              <w:rPr>
-                <w:sz w:val="12"/>
-                <w:szCs w:val="12"/>
-              </w:rPr>
-            </w:pPr>
-            <w:r>
-              <w:rPr>
-                <w:sz w:val="12"/>
-                <w:szCs w:val="12"/>
-              </w:rPr>
-              <w:t>With GND VSWR is 1.1</w:t>
-            </w:r>
-          </w:p>
-          <w:p>
-            <w:pPr>
-              <w:keepNext/>
-              <w:keepLines/>
-              <w:rPr>
-                <w:sz w:val="12"/>
-                <w:szCs w:val="12"/>
-              </w:rPr>
-            </w:pPr>
-          </w:p>
-          <w:p>
-            <w:pPr>
-              <w:keepNext/>
-              <w:keepLines/>
-              <w:rPr>
-                <w:sz w:val="12"/>
-                <w:szCs w:val="12"/>
-              </w:rPr>
-            </w:pPr>
-            <w:r>
-              <w:rPr>
-                <w:sz w:val="12"/>
-                <w:szCs w:val="12"/>
-              </w:rPr>
-              <w:t>Sensitive to hand 1” away</w:t>
-            </w:r>
-          </w:p>
-          <w:p>
-            <w:pPr>
-              <w:keepNext/>
-              <w:keepLines/>
-              <w:rPr>
-                <w:sz w:val="12"/>
-                <w:szCs w:val="12"/>
-              </w:rPr>
-            </w:pPr>
-          </w:p>
-          <w:p>
-            <w:pPr>
-              <w:keepNext/>
-              <w:keepLines/>
-              <w:rPr>
-                <w:sz w:val="12"/>
-                <w:szCs w:val="12"/>
-              </w:rPr>
-            </w:pPr>
-            <w:r>
-              <w:rPr>
-                <w:sz w:val="12"/>
-                <w:szCs w:val="12"/>
-              </w:rPr>
-              <w:t>Slim and st</w:t>
-            </w:r>
-            <w:r>
-              <w:rPr>
-                <w:sz w:val="12"/>
-                <w:szCs w:val="12"/>
-              </w:rPr>
-              <w:t>i</w:t>
-            </w:r>
-            <w:r>
-              <w:rPr>
-                <w:sz w:val="12"/>
-                <w:szCs w:val="12"/>
-              </w:rPr>
-              <w:t>ff but quite long</w:t>
-            </w:r>
-          </w:p>
-        </w:tc>
-        <w:tc>
-          <w:tcPr>
-            <w:tcW w:w="4842" w:type="dxa"/>
-          </w:tcPr>
-          <w:p>
-            <w:pPr>
-              <w:keepNext/>
-              <w:keepLines/>
-              <w:rPr>
-                <w:sz w:val="16"/>
-                <w:szCs w:val="16"/>
-              </w:rPr>
-            </w:pPr>
-            <w:r>
-              <w:rPr>
-                <w:noProof/>
-              </w:rPr>
-              <w:drawing>
-                <wp:anchor distT="0" distB="0" distL="114300" distR="114300" simplePos="0" relativeHeight="251681792" behindDoc="0" locked="0" layoutInCell="1" allowOverlap="1" wp14:anchorId="0D4F1264" wp14:editId="5C5F4888">
-                  <wp:simplePos x="0" y="0"/>
-                  <wp:positionH relativeFrom="column">
-                    <wp:posOffset>65885</wp:posOffset>
-                  </wp:positionH>
-                  <wp:positionV relativeFrom="paragraph">
-                    <wp:posOffset>526</wp:posOffset>
-                  </wp:positionV>
-                  <wp:extent cx="3054096" cy="1984248"/>
-                  <wp:effectExtent l="0" t="0" r="0" b="0"/>
-                  <wp:wrapTopAndBottom/>
-                  <wp:docPr id="1195966062" name="Picture 1"/>
-                  <wp:cNvGraphicFramePr>
-                    <a:graphicFrameLocks xmlns:a="http://schemas.openxmlformats.org/drawingml/2006/main" noChangeAspect="1"/>
-                  </wp:cNvGraphicFramePr>
-                  <a:graphic xmlns:a="http://schemas.openxmlformats.org/drawingml/2006/main">
-                    <a:graphicData uri="http://schemas.openxmlformats.org/drawingml/2006/picture">
-                      <pic:pic xmlns:pic="http://schemas.openxmlformats.org/drawingml/2006/picture">
-                        <pic:nvPicPr>
-                          <pic:cNvPr id="1195966062" name=""/>
                           <pic:cNvPicPr/>
                         </pic:nvPicPr>
                         <pic:blipFill>
@@ -16892,6 +17362,266 @@
             </w:r>
           </w:p>
         </w:tc>
+      </w:tr>
+      <w:tr>
+        <w:trPr>
+          <w:jc w:val="center"/>
+        </w:trPr>
+        <w:tc>
+          <w:tcPr>
+            <w:tcW w:w="1728" w:type="dxa"/>
+          </w:tcPr>
+          <w:p>
+            <w:pPr>
+              <w:keepNext/>
+              <w:keepLines/>
+              <w:rPr>
+                <w:sz w:val="6"/>
+                <w:szCs w:val="6"/>
+              </w:rPr>
+            </w:pPr>
+            <w:hyperlink r:id="rId103" w:history="1">
+              <w:r>
+                <w:rPr>
+                  <w:rStyle w:val="Hyperlink"/>
+                  <w:rFonts w:ascii="Roboto" w:hAnsi="Roboto"/>
+                  <w:b/>
+                  <w:bCs/>
+                  <w:color w:val="221ABB"/>
+                  <w:sz w:val="16"/>
+                  <w:szCs w:val="16"/>
+                  <w:shd w:val="clear" w:color="auto" w:fill="FFFFFF"/>
+                </w:rPr>
+                <w:t>FW.95.B.SMA.M</w:t>
+              </w:r>
+            </w:hyperlink>
+          </w:p>
+          <w:p>
+            <w:pPr>
+              <w:keepNext/>
+              <w:keepLines/>
+              <w:rPr>
+                <w:sz w:val="12"/>
+                <w:szCs w:val="12"/>
+              </w:rPr>
+            </w:pPr>
+            <w:r>
+              <w:rPr>
+                <w:sz w:val="12"/>
+                <w:szCs w:val="12"/>
+              </w:rPr>
+              <w:t xml:space="preserve">$9.13 </w:t>
+            </w:r>
+            <w:r>
+              <w:rPr>
+                <w:sz w:val="12"/>
+                <w:szCs w:val="12"/>
+              </w:rPr>
+              <w:t>–</w:t>
+            </w:r>
+            <w:r>
+              <w:rPr>
+                <w:sz w:val="12"/>
+                <w:szCs w:val="12"/>
+              </w:rPr>
+              <w:t xml:space="preserve"> </w:t>
+            </w:r>
+            <w:r>
+              <w:rPr>
+                <w:sz w:val="12"/>
+                <w:szCs w:val="12"/>
+              </w:rPr>
+              <w:t>gain 2.7 dBi – 226mm</w:t>
+            </w:r>
+          </w:p>
+          <w:p>
+            <w:pPr>
+              <w:keepNext/>
+              <w:keepLines/>
+              <w:rPr>
+                <w:sz w:val="12"/>
+                <w:szCs w:val="12"/>
+              </w:rPr>
+            </w:pPr>
+          </w:p>
+          <w:p>
+            <w:pPr>
+              <w:keepNext/>
+              <w:keepLines/>
+              <w:rPr>
+                <w:sz w:val="12"/>
+                <w:szCs w:val="12"/>
+              </w:rPr>
+            </w:pPr>
+            <w:r>
+              <w:rPr>
+                <w:sz w:val="12"/>
+                <w:szCs w:val="12"/>
+              </w:rPr>
+              <w:t>Comments:</w:t>
+            </w:r>
+          </w:p>
+          <w:p>
+            <w:pPr>
+              <w:keepNext/>
+              <w:keepLines/>
+              <w:rPr>
+                <w:sz w:val="12"/>
+                <w:szCs w:val="12"/>
+              </w:rPr>
+            </w:pPr>
+            <w:r>
+              <w:rPr>
+                <w:sz w:val="12"/>
+                <w:szCs w:val="12"/>
+              </w:rPr>
+              <w:t>With GND VSWR is 1.1</w:t>
+            </w:r>
+          </w:p>
+          <w:p>
+            <w:pPr>
+              <w:keepNext/>
+              <w:keepLines/>
+              <w:rPr>
+                <w:sz w:val="12"/>
+                <w:szCs w:val="12"/>
+              </w:rPr>
+            </w:pPr>
+          </w:p>
+          <w:p>
+            <w:pPr>
+              <w:keepNext/>
+              <w:keepLines/>
+              <w:rPr>
+                <w:sz w:val="12"/>
+                <w:szCs w:val="12"/>
+              </w:rPr>
+            </w:pPr>
+            <w:r>
+              <w:rPr>
+                <w:sz w:val="12"/>
+                <w:szCs w:val="12"/>
+              </w:rPr>
+              <w:t>Sensitive to hand 1” away</w:t>
+            </w:r>
+          </w:p>
+          <w:p>
+            <w:pPr>
+              <w:keepNext/>
+              <w:keepLines/>
+              <w:rPr>
+                <w:sz w:val="12"/>
+                <w:szCs w:val="12"/>
+              </w:rPr>
+            </w:pPr>
+          </w:p>
+          <w:p>
+            <w:pPr>
+              <w:keepNext/>
+              <w:keepLines/>
+              <w:rPr>
+                <w:sz w:val="12"/>
+                <w:szCs w:val="12"/>
+              </w:rPr>
+            </w:pPr>
+            <w:r>
+              <w:rPr>
+                <w:sz w:val="12"/>
+                <w:szCs w:val="12"/>
+              </w:rPr>
+              <w:t>Slim and st</w:t>
+            </w:r>
+            <w:r>
+              <w:rPr>
+                <w:sz w:val="12"/>
+                <w:szCs w:val="12"/>
+              </w:rPr>
+              <w:t>i</w:t>
+            </w:r>
+            <w:r>
+              <w:rPr>
+                <w:sz w:val="12"/>
+                <w:szCs w:val="12"/>
+              </w:rPr>
+              <w:t>ff but quite long</w:t>
+            </w:r>
+          </w:p>
+        </w:tc>
+        <w:tc>
+          <w:tcPr>
+            <w:tcW w:w="4842" w:type="dxa"/>
+          </w:tcPr>
+          <w:p>
+            <w:pPr>
+              <w:keepNext/>
+              <w:keepLines/>
+              <w:rPr>
+                <w:sz w:val="16"/>
+                <w:szCs w:val="16"/>
+              </w:rPr>
+            </w:pPr>
+            <w:r>
+              <w:rPr>
+                <w:noProof/>
+              </w:rPr>
+              <w:drawing>
+                <wp:anchor distT="0" distB="0" distL="114300" distR="114300" simplePos="0" relativeHeight="251681792" behindDoc="0" locked="0" layoutInCell="1" allowOverlap="1" wp14:anchorId="0D4F1264" wp14:editId="5C5F4888">
+                  <wp:simplePos x="0" y="0"/>
+                  <wp:positionH relativeFrom="column">
+                    <wp:posOffset>65885</wp:posOffset>
+                  </wp:positionH>
+                  <wp:positionV relativeFrom="paragraph">
+                    <wp:posOffset>526</wp:posOffset>
+                  </wp:positionV>
+                  <wp:extent cx="3054096" cy="1984248"/>
+                  <wp:effectExtent l="0" t="0" r="0" b="0"/>
+                  <wp:wrapTopAndBottom/>
+                  <wp:docPr id="1195966062" name="Picture 1"/>
+                  <wp:cNvGraphicFramePr>
+                    <a:graphicFrameLocks xmlns:a="http://schemas.openxmlformats.org/drawingml/2006/main" noChangeAspect="1"/>
+                  </wp:cNvGraphicFramePr>
+                  <a:graphic xmlns:a="http://schemas.openxmlformats.org/drawingml/2006/main">
+                    <a:graphicData uri="http://schemas.openxmlformats.org/drawingml/2006/picture">
+                      <pic:pic xmlns:pic="http://schemas.openxmlformats.org/drawingml/2006/picture">
+                        <pic:nvPicPr>
+                          <pic:cNvPr id="1195966062" name=""/>
+                          <pic:cNvPicPr/>
+                        </pic:nvPicPr>
+                        <pic:blipFill>
+                          <a:blip r:embed="rId104" cstate="screen">
+                            <a:extLst>
+                              <a:ext uri="{28A0092B-C50C-407E-A947-70E740481C1C}">
+                                <a14:useLocalDpi xmlns:a14="http://schemas.microsoft.com/office/drawing/2010/main"/>
+                              </a:ext>
+                            </a:extLst>
+                          </a:blip>
+                          <a:stretch>
+                            <a:fillRect/>
+                          </a:stretch>
+                        </pic:blipFill>
+                        <pic:spPr>
+                          <a:xfrm>
+                            <a:off x="0" y="0"/>
+                            <a:ext cx="3054096" cy="1984248"/>
+                          </a:xfrm>
+                          <a:prstGeom prst="rect">
+                            <a:avLst/>
+                          </a:prstGeom>
+                        </pic:spPr>
+                      </pic:pic>
+                    </a:graphicData>
+                  </a:graphic>
+                  <wp14:sizeRelH relativeFrom="margin">
+                    <wp14:pctWidth>0</wp14:pctWidth>
+                  </wp14:sizeRelH>
+                  <wp14:sizeRelV relativeFrom="margin">
+                    <wp14:pctHeight>0</wp14:pctHeight>
+                  </wp14:sizeRelV>
+                </wp:anchor>
+              </w:drawing>
+            </w:r>
+          </w:p>
+        </w:tc>
         <w:tc>
           <w:tcPr>
             <w:tcW w:w="4860" w:type="dxa"/>
@@ -16933,7 +17663,7 @@
                           <pic:cNvPicPr/>
                         </pic:nvPicPr>
                         <pic:blipFill>
-                          <a:blip r:embed="rId103" cstate="screen">
+                          <a:blip r:embed="rId105" cstate="screen">
                             <a:extLst>
                               <a:ext uri="{28A0092B-C50C-407E-A947-70E740481C1C}">
                                 <a14:useLocalDpi xmlns:a14="http://schemas.microsoft.com/office/drawing/2010/main"/>
@@ -16990,9 +17720,10 @@
                 <w:sz w:val="12"/>
                 <w:szCs w:val="12"/>
                 <w:shd w:val="clear" w:color="auto" w:fill="FFFFFF"/>
-              </w:rPr>
-            </w:pPr>
-            <w:hyperlink r:id="rId104" w:history="1">
+                <w:lang w:val="pt-BR"/>
+              </w:rPr>
+            </w:pPr>
+            <w:hyperlink r:id="rId106" w:history="1">
               <w:r>
                 <w:rPr>
                   <w:rStyle w:val="Hyperlink"/>
@@ -17003,6 +17734,7 @@
                   <w:sz w:val="12"/>
                   <w:szCs w:val="12"/>
                   <w:shd w:val="clear" w:color="auto" w:fill="FFFFFF"/>
+                  <w:lang w:val="pt-BR"/>
                 </w:rPr>
                 <w:t>DELTA12C/X/SMAM/S/S/17</w:t>
               </w:r>
@@ -17202,7 +17934,7 @@
                           <pic:cNvPicPr/>
                         </pic:nvPicPr>
                         <pic:blipFill>
-                          <a:blip r:embed="rId105" cstate="screen">
+                          <a:blip r:embed="rId107" cstate="screen">
                             <a:extLst>
                               <a:ext uri="{28A0092B-C50C-407E-A947-70E740481C1C}">
                                 <a14:useLocalDpi xmlns:a14="http://schemas.microsoft.com/office/drawing/2010/main"/>
@@ -17277,7 +18009,7 @@
                           <pic:cNvPicPr/>
                         </pic:nvPicPr>
                         <pic:blipFill>
-                          <a:blip r:embed="rId106" cstate="screen">
+                          <a:blip r:embed="rId108" cstate="screen">
                             <a:extLst>
                               <a:ext uri="{28A0092B-C50C-407E-A947-70E740481C1C}">
                                 <a14:useLocalDpi xmlns:a14="http://schemas.microsoft.com/office/drawing/2010/main"/>
@@ -17335,7 +18067,7 @@
                 <w:shd w:val="clear" w:color="auto" w:fill="FFFFFF"/>
               </w:rPr>
             </w:pPr>
-            <w:hyperlink r:id="rId107" w:history="1">
+            <w:hyperlink r:id="rId109" w:history="1">
               <w:r>
                 <w:rPr>
                   <w:rStyle w:val="Hyperlink"/>
@@ -17522,7 +18254,7 @@
                           <pic:cNvPicPr/>
                         </pic:nvPicPr>
                         <pic:blipFill>
-                          <a:blip r:embed="rId108" cstate="screen">
+                          <a:blip r:embed="rId110" cstate="screen">
                             <a:extLst>
                               <a:ext uri="{28A0092B-C50C-407E-A947-70E740481C1C}">
                                 <a14:useLocalDpi xmlns:a14="http://schemas.microsoft.com/office/drawing/2010/main"/>
@@ -17615,261 +18347,6 @@
                           <pic:cNvPicPr/>
                         </pic:nvPicPr>
                         <pic:blipFill>
-                          <a:blip r:embed="rId109" cstate="screen">
-                            <a:extLst>
-                              <a:ext uri="{28A0092B-C50C-407E-A947-70E740481C1C}">
-                                <a14:useLocalDpi xmlns:a14="http://schemas.microsoft.com/office/drawing/2010/main"/>
-                              </a:ext>
-                            </a:extLst>
-                          </a:blip>
-                          <a:stretch>
-                            <a:fillRect/>
-                          </a:stretch>
-                        </pic:blipFill>
-                        <pic:spPr>
-                          <a:xfrm>
-                            <a:off x="0" y="0"/>
-                            <a:ext cx="3054096" cy="1984248"/>
-                          </a:xfrm>
-                          <a:prstGeom prst="rect">
-                            <a:avLst/>
-                          </a:prstGeom>
-                        </pic:spPr>
-                      </pic:pic>
-                    </a:graphicData>
-                  </a:graphic>
-                  <wp14:sizeRelH relativeFrom="margin">
-                    <wp14:pctWidth>0</wp14:pctWidth>
-                  </wp14:sizeRelH>
-                  <wp14:sizeRelV relativeFrom="margin">
-                    <wp14:pctHeight>0</wp14:pctHeight>
-                  </wp14:sizeRelV>
-                </wp:anchor>
-              </w:drawing>
-            </w:r>
-          </w:p>
-        </w:tc>
-      </w:tr>
-      <w:tr>
-        <w:trPr>
-          <w:jc w:val="center"/>
-        </w:trPr>
-        <w:tc>
-          <w:tcPr>
-            <w:tcW w:w="1728" w:type="dxa"/>
-          </w:tcPr>
-          <w:p>
-            <w:pPr>
-              <w:keepNext/>
-              <w:keepLines/>
-              <w:rPr>
-                <w:rStyle w:val="Hyperlink"/>
-                <w:rFonts w:ascii="Roboto" w:hAnsi="Roboto"/>
-                <w:b/>
-                <w:bCs/>
-                <w:color w:val="221ABB"/>
-                <w:sz w:val="12"/>
-                <w:szCs w:val="12"/>
-                <w:shd w:val="clear" w:color="auto" w:fill="FFFFFF"/>
-              </w:rPr>
-            </w:pPr>
-            <w:hyperlink r:id="rId110" w:history="1">
-              <w:r>
-                <w:rPr>
-                  <w:rStyle w:val="Hyperlink"/>
-                  <w:rFonts w:ascii="Roboto" w:hAnsi="Roboto"/>
-                  <w:b/>
-                  <w:bCs/>
-                  <w:color w:val="221ABB"/>
-                  <w:sz w:val="12"/>
-                  <w:szCs w:val="12"/>
-                  <w:shd w:val="clear" w:color="auto" w:fill="FFFFFF"/>
-                </w:rPr>
-                <w:t>2600130083</w:t>
-              </w:r>
-            </w:hyperlink>
-          </w:p>
-          <w:p>
-            <w:pPr>
-              <w:keepNext/>
-              <w:keepLines/>
-              <w:rPr>
-                <w:sz w:val="16"/>
-                <w:szCs w:val="16"/>
-              </w:rPr>
-            </w:pPr>
-            <w:r>
-              <w:rPr>
-                <w:sz w:val="16"/>
-                <w:szCs w:val="16"/>
-              </w:rPr>
-              <w:t>$14.88</w:t>
-            </w:r>
-            <w:r>
-              <w:rPr>
-                <w:sz w:val="16"/>
-                <w:szCs w:val="16"/>
-              </w:rPr>
-              <w:t xml:space="preserve"> – gain 0.9dBi – 179mm</w:t>
-            </w:r>
-          </w:p>
-          <w:p>
-            <w:pPr>
-              <w:keepNext/>
-              <w:keepLines/>
-              <w:rPr>
-                <w:sz w:val="16"/>
-                <w:szCs w:val="16"/>
-              </w:rPr>
-            </w:pPr>
-          </w:p>
-          <w:p>
-            <w:pPr>
-              <w:keepNext/>
-              <w:keepLines/>
-              <w:rPr>
-                <w:sz w:val="16"/>
-                <w:szCs w:val="16"/>
-              </w:rPr>
-            </w:pPr>
-            <w:r>
-              <w:rPr>
-                <w:sz w:val="16"/>
-                <w:szCs w:val="16"/>
-              </w:rPr>
-              <w:t>Comments:</w:t>
-            </w:r>
-          </w:p>
-          <w:p>
-            <w:pPr>
-              <w:keepNext/>
-              <w:keepLines/>
-              <w:rPr>
-                <w:sz w:val="16"/>
-                <w:szCs w:val="16"/>
-              </w:rPr>
-            </w:pPr>
-            <w:r>
-              <w:rPr>
-                <w:sz w:val="16"/>
-                <w:szCs w:val="16"/>
-              </w:rPr>
-              <w:t>Covers 868 thru 928</w:t>
-            </w:r>
-            <w:r>
-              <w:rPr>
-                <w:sz w:val="16"/>
-                <w:szCs w:val="16"/>
-              </w:rPr>
-              <w:t>.</w:t>
-            </w:r>
-          </w:p>
-          <w:p>
-            <w:pPr>
-              <w:keepNext/>
-              <w:keepLines/>
-              <w:rPr>
-                <w:sz w:val="16"/>
-                <w:szCs w:val="16"/>
-              </w:rPr>
-            </w:pPr>
-            <w:r>
-              <w:rPr>
-                <w:sz w:val="16"/>
-                <w:szCs w:val="16"/>
-              </w:rPr>
-              <w:t>Highly impacted by a hand nearby without a GND, less so with GND.</w:t>
-            </w:r>
-          </w:p>
-          <w:p>
-            <w:pPr>
-              <w:keepNext/>
-              <w:keepLines/>
-              <w:rPr>
-                <w:sz w:val="16"/>
-                <w:szCs w:val="16"/>
-              </w:rPr>
-            </w:pPr>
-          </w:p>
-          <w:p>
-            <w:pPr>
-              <w:keepNext/>
-              <w:keepLines/>
-              <w:rPr>
-                <w:sz w:val="16"/>
-                <w:szCs w:val="16"/>
-              </w:rPr>
-            </w:pPr>
-            <w:r>
-              <w:rPr>
-                <w:sz w:val="16"/>
-                <w:szCs w:val="16"/>
-              </w:rPr>
-              <w:t>VSWR above 2.</w:t>
-            </w:r>
-          </w:p>
-          <w:p>
-            <w:pPr>
-              <w:keepNext/>
-              <w:keepLines/>
-              <w:rPr>
-                <w:sz w:val="16"/>
-                <w:szCs w:val="16"/>
-              </w:rPr>
-            </w:pPr>
-          </w:p>
-          <w:p>
-            <w:pPr>
-              <w:keepNext/>
-              <w:keepLines/>
-              <w:rPr>
-                <w:sz w:val="12"/>
-                <w:szCs w:val="12"/>
-              </w:rPr>
-            </w:pPr>
-          </w:p>
-        </w:tc>
-        <w:tc>
-          <w:tcPr>
-            <w:tcW w:w="4842" w:type="dxa"/>
-          </w:tcPr>
-          <w:p>
-            <w:pPr>
-              <w:keepNext/>
-              <w:keepLines/>
-              <w:rPr>
-                <w:sz w:val="16"/>
-                <w:szCs w:val="16"/>
-              </w:rPr>
-            </w:pPr>
-            <w:r>
-              <w:rPr>
-                <w:noProof/>
-              </w:rPr>
-              <w:drawing>
-                <wp:anchor distT="0" distB="0" distL="114300" distR="114300" simplePos="0" relativeHeight="251678720" behindDoc="0" locked="0" layoutInCell="1" allowOverlap="1" wp14:anchorId="6E99BC84" wp14:editId="3393DB87">
-                  <wp:simplePos x="0" y="0"/>
-                  <wp:positionH relativeFrom="column">
-                    <wp:posOffset>1332</wp:posOffset>
-                  </wp:positionH>
-                  <wp:positionV relativeFrom="paragraph">
-                    <wp:posOffset>397</wp:posOffset>
-                  </wp:positionV>
-                  <wp:extent cx="3054096" cy="1984248"/>
-                  <wp:effectExtent l="0" t="0" r="0" b="0"/>
-                  <wp:wrapTopAndBottom/>
-                  <wp:docPr id="145362349" name="Picture 1"/>
-                  <wp:cNvGraphicFramePr>
-                    <a:graphicFrameLocks xmlns:a="http://schemas.openxmlformats.org/drawingml/2006/main" noChangeAspect="1"/>
-                  </wp:cNvGraphicFramePr>
-                  <a:graphic xmlns:a="http://schemas.openxmlformats.org/drawingml/2006/main">
-                    <a:graphicData uri="http://schemas.openxmlformats.org/drawingml/2006/picture">
-                      <pic:pic xmlns:pic="http://schemas.openxmlformats.org/drawingml/2006/picture">
-                        <pic:nvPicPr>
-                          <pic:cNvPr id="145362349" name=""/>
-                          <pic:cNvPicPr/>
-                        </pic:nvPicPr>
-                        <pic:blipFill>
                           <a:blip r:embed="rId111" cstate="screen">
                             <a:extLst>
                               <a:ext uri="{28A0092B-C50C-407E-A947-70E740481C1C}">
@@ -17904,10 +18381,46 @@
             </w:r>
           </w:p>
         </w:tc>
-        <w:tc>
-          <w:tcPr>
-            <w:tcW w:w="4860" w:type="dxa"/>
-          </w:tcPr>
+      </w:tr>
+      <w:tr>
+        <w:trPr>
+          <w:jc w:val="center"/>
+        </w:trPr>
+        <w:tc>
+          <w:tcPr>
+            <w:tcW w:w="1728" w:type="dxa"/>
+          </w:tcPr>
+          <w:p>
+            <w:pPr>
+              <w:keepNext/>
+              <w:keepLines/>
+              <w:rPr>
+                <w:rStyle w:val="Hyperlink"/>
+                <w:rFonts w:ascii="Roboto" w:hAnsi="Roboto"/>
+                <w:b/>
+                <w:bCs/>
+                <w:color w:val="221ABB"/>
+                <w:sz w:val="12"/>
+                <w:szCs w:val="12"/>
+                <w:shd w:val="clear" w:color="auto" w:fill="FFFFFF"/>
+              </w:rPr>
+            </w:pPr>
+            <w:hyperlink r:id="rId112" w:history="1">
+              <w:r>
+                <w:rPr>
+                  <w:rStyle w:val="Hyperlink"/>
+                  <w:rFonts w:ascii="Roboto" w:hAnsi="Roboto"/>
+                  <w:b/>
+                  <w:bCs/>
+                  <w:color w:val="221ABB"/>
+                  <w:sz w:val="12"/>
+                  <w:szCs w:val="12"/>
+                  <w:shd w:val="clear" w:color="auto" w:fill="FFFFFF"/>
+                </w:rPr>
+                <w:t>2600130083</w:t>
+              </w:r>
+            </w:hyperlink>
+          </w:p>
           <w:p>
             <w:pPr>
               <w:keepNext/>
@@ -17919,21 +18432,165 @@
             </w:pPr>
             <w:r>
               <w:rPr>
+                <w:sz w:val="16"/>
+                <w:szCs w:val="16"/>
+              </w:rPr>
+              <w:t>$14.88</w:t>
+            </w:r>
+            <w:r>
+              <w:rPr>
+                <w:sz w:val="16"/>
+                <w:szCs w:val="16"/>
+              </w:rPr>
+              <w:t xml:space="preserve"> – gain 0.9dBi – 179mm</w:t>
+            </w:r>
+          </w:p>
+          <w:p>
+            <w:pPr>
+              <w:keepNext/>
+              <w:keepLines/>
+              <w:rPr>
+                <w:sz w:val="16"/>
+                <w:szCs w:val="16"/>
+              </w:rPr>
+            </w:pPr>
+          </w:p>
+          <w:p>
+            <w:pPr>
+              <w:keepNext/>
+              <w:keepLines/>
+              <w:rPr>
+                <w:sz w:val="16"/>
+                <w:szCs w:val="16"/>
+              </w:rPr>
+            </w:pPr>
+            <w:r>
+              <w:rPr>
+                <w:sz w:val="16"/>
+                <w:szCs w:val="16"/>
+              </w:rPr>
+              <w:t>Comments:</w:t>
+            </w:r>
+          </w:p>
+          <w:p>
+            <w:pPr>
+              <w:keepNext/>
+              <w:keepLines/>
+              <w:rPr>
+                <w:sz w:val="16"/>
+                <w:szCs w:val="16"/>
+              </w:rPr>
+            </w:pPr>
+            <w:r>
+              <w:rPr>
+                <w:sz w:val="16"/>
+                <w:szCs w:val="16"/>
+              </w:rPr>
+              <w:t>Covers 868 thru 928</w:t>
+            </w:r>
+            <w:r>
+              <w:rPr>
+                <w:sz w:val="16"/>
+                <w:szCs w:val="16"/>
+              </w:rPr>
+              <w:t>.</w:t>
+            </w:r>
+          </w:p>
+          <w:p>
+            <w:pPr>
+              <w:keepNext/>
+              <w:keepLines/>
+              <w:rPr>
+                <w:sz w:val="16"/>
+                <w:szCs w:val="16"/>
+              </w:rPr>
+            </w:pPr>
+            <w:r>
+              <w:rPr>
+                <w:sz w:val="16"/>
+                <w:szCs w:val="16"/>
+              </w:rPr>
+              <w:t>Highly impacted by a hand nearby without a GND, less so with GND.</w:t>
+            </w:r>
+          </w:p>
+          <w:p>
+            <w:pPr>
+              <w:keepNext/>
+              <w:keepLines/>
+              <w:rPr>
+                <w:sz w:val="16"/>
+                <w:szCs w:val="16"/>
+              </w:rPr>
+            </w:pPr>
+          </w:p>
+          <w:p>
+            <w:pPr>
+              <w:keepNext/>
+              <w:keepLines/>
+              <w:rPr>
+                <w:sz w:val="16"/>
+                <w:szCs w:val="16"/>
+              </w:rPr>
+            </w:pPr>
+            <w:r>
+              <w:rPr>
+                <w:sz w:val="16"/>
+                <w:szCs w:val="16"/>
+              </w:rPr>
+              <w:t>VSWR above 2.</w:t>
+            </w:r>
+          </w:p>
+          <w:p>
+            <w:pPr>
+              <w:keepNext/>
+              <w:keepLines/>
+              <w:rPr>
+                <w:sz w:val="16"/>
+                <w:szCs w:val="16"/>
+              </w:rPr>
+            </w:pPr>
+          </w:p>
+          <w:p>
+            <w:pPr>
+              <w:keepNext/>
+              <w:keepLines/>
+              <w:rPr>
+                <w:sz w:val="12"/>
+                <w:szCs w:val="12"/>
+              </w:rPr>
+            </w:pPr>
+          </w:p>
+        </w:tc>
+        <w:tc>
+          <w:tcPr>
+            <w:tcW w:w="4842" w:type="dxa"/>
+          </w:tcPr>
+          <w:p>
+            <w:pPr>
+              <w:keepNext/>
+              <w:keepLines/>
+              <w:rPr>
+                <w:sz w:val="16"/>
+                <w:szCs w:val="16"/>
+              </w:rPr>
+            </w:pPr>
+            <w:r>
+              <w:rPr>
                 <w:noProof/>
               </w:rPr>
               <w:drawing>
-                <wp:anchor distT="0" distB="0" distL="114300" distR="114300" simplePos="0" relativeHeight="251665408" behindDoc="0" locked="0" layoutInCell="1" allowOverlap="1" wp14:anchorId="25E4DBE8" wp14:editId="0E8C332C">
+                <wp:anchor distT="0" distB="0" distL="114300" distR="114300" simplePos="0" relativeHeight="251678720" behindDoc="0" locked="0" layoutInCell="1" allowOverlap="1" wp14:anchorId="6E99BC84" wp14:editId="3393DB87">
                   <wp:simplePos x="0" y="0"/>
                   <wp:positionH relativeFrom="column">
-                    <wp:posOffset>-2065</wp:posOffset>
+                    <wp:posOffset>1332</wp:posOffset>
                   </wp:positionH>
                   <wp:positionV relativeFrom="paragraph">
-                    <wp:posOffset>966</wp:posOffset>
+                    <wp:posOffset>397</wp:posOffset>
                   </wp:positionV>
                   <wp:extent cx="3054096" cy="1984248"/>
                   <wp:effectExtent l="0" t="0" r="0" b="0"/>
                   <wp:wrapTopAndBottom/>
-                  <wp:docPr id="1510244311" name="Picture 1"/>
+                  <wp:docPr id="145362349" name="Picture 1"/>
                   <wp:cNvGraphicFramePr>
                     <a:graphicFrameLocks xmlns:a="http://schemas.openxmlformats.org/drawingml/2006/main" noChangeAspect="1"/>
                   </wp:cNvGraphicFramePr>
@@ -17941,11 +18598,11 @@
                     <a:graphicData uri="http://schemas.openxmlformats.org/drawingml/2006/picture">
                       <pic:pic xmlns:pic="http://schemas.openxmlformats.org/drawingml/2006/picture">
                         <pic:nvPicPr>
-                          <pic:cNvPr id="1510244311" name=""/>
+                          <pic:cNvPr id="145362349" name=""/>
                           <pic:cNvPicPr/>
                         </pic:nvPicPr>
                         <pic:blipFill>
-                          <a:blip r:embed="rId112" cstate="screen">
+                          <a:blip r:embed="rId113" cstate="screen">
                             <a:extLst>
                               <a:ext uri="{28A0092B-C50C-407E-A947-70E740481C1C}">
                                 <a14:useLocalDpi xmlns:a14="http://schemas.microsoft.com/office/drawing/2010/main"/>
@@ -17979,42 +18636,9 @@
             </w:r>
           </w:p>
         </w:tc>
-      </w:tr>
-      <w:tr>
-        <w:trPr>
-          <w:jc w:val="center"/>
-        </w:trPr>
-        <w:tc>
-          <w:tcPr>
-            <w:tcW w:w="1728" w:type="dxa"/>
-            <w:shd w:val="clear" w:color="auto" w:fill="D0CECE" w:themeFill="background2" w:themeFillShade="E6"/>
-          </w:tcPr>
-          <w:p>
-            <w:pPr>
-              <w:keepNext/>
-              <w:keepLines/>
-              <w:rPr>
-                <w:b/>
-                <w:bCs/>
-                <w:sz w:val="12"/>
-                <w:szCs w:val="12"/>
-              </w:rPr>
-            </w:pPr>
-            <w:r>
-              <w:rPr>
-                <w:b/>
-                <w:bCs/>
-                <w:sz w:val="12"/>
-                <w:szCs w:val="12"/>
-              </w:rPr>
-              <w:t>868 antennas:</w:t>
-            </w:r>
-          </w:p>
-        </w:tc>
-        <w:tc>
-          <w:tcPr>
-            <w:tcW w:w="4842" w:type="dxa"/>
-            <w:shd w:val="clear" w:color="auto" w:fill="D0CECE" w:themeFill="background2" w:themeFillShade="E6"/>
+        <w:tc>
+          <w:tcPr>
+            <w:tcW w:w="4860" w:type="dxa"/>
           </w:tcPr>
           <w:p>
             <w:pPr>
@@ -18025,234 +18649,23 @@
                 <w:szCs w:val="16"/>
               </w:rPr>
             </w:pPr>
-          </w:p>
-        </w:tc>
-        <w:tc>
-          <w:tcPr>
-            <w:tcW w:w="4860" w:type="dxa"/>
-            <w:shd w:val="clear" w:color="auto" w:fill="D0CECE" w:themeFill="background2" w:themeFillShade="E6"/>
-          </w:tcPr>
-          <w:p>
-            <w:pPr>
-              <w:keepNext/>
-              <w:keepLines/>
-              <w:rPr>
-                <w:sz w:val="16"/>
-                <w:szCs w:val="16"/>
-              </w:rPr>
-            </w:pPr>
-          </w:p>
-        </w:tc>
-      </w:tr>
-      <w:tr>
-        <w:trPr>
-          <w:jc w:val="center"/>
-        </w:trPr>
-        <w:tc>
-          <w:tcPr>
-            <w:tcW w:w="1728" w:type="dxa"/>
-          </w:tcPr>
-          <w:p>
-            <w:pPr>
-              <w:keepNext/>
-              <w:keepLines/>
-              <w:rPr>
-                <w:rStyle w:val="Hyperlink"/>
-                <w:rFonts w:ascii="Roboto" w:hAnsi="Roboto"/>
-                <w:b/>
-                <w:bCs/>
-                <w:color w:val="221ABB"/>
-                <w:sz w:val="12"/>
-                <w:szCs w:val="12"/>
-                <w:shd w:val="clear" w:color="auto" w:fill="FFFFFF"/>
-              </w:rPr>
-            </w:pPr>
-            <w:hyperlink r:id="rId113" w:history="1">
-              <w:r>
-                <w:rPr>
-                  <w:rStyle w:val="Hyperlink"/>
-                  <w:rFonts w:ascii="Roboto" w:hAnsi="Roboto"/>
-                  <w:b/>
-                  <w:bCs/>
-                  <w:color w:val="221ABB"/>
-                  <w:sz w:val="12"/>
-                  <w:szCs w:val="12"/>
-                  <w:shd w:val="clear" w:color="auto" w:fill="FFFFFF"/>
-                </w:rPr>
-                <w:t>ANT-868-CW-HW-SMA</w:t>
-              </w:r>
-            </w:hyperlink>
-          </w:p>
-          <w:p>
-            <w:pPr>
-              <w:keepNext/>
-              <w:keepLines/>
-              <w:rPr>
-                <w:sz w:val="12"/>
-                <w:szCs w:val="12"/>
-              </w:rPr>
-            </w:pPr>
-            <w:r>
-              <w:rPr>
-                <w:sz w:val="12"/>
-                <w:szCs w:val="12"/>
-              </w:rPr>
-              <w:t>$8.74 – gain 0dBi – 135mm</w:t>
-            </w:r>
-          </w:p>
-          <w:p>
-            <w:pPr>
-              <w:keepNext/>
-              <w:keepLines/>
-              <w:rPr>
-                <w:sz w:val="12"/>
-                <w:szCs w:val="12"/>
-              </w:rPr>
-            </w:pPr>
-          </w:p>
-          <w:p>
-            <w:pPr>
-              <w:keepNext/>
-              <w:keepLines/>
-              <w:rPr>
-                <w:sz w:val="12"/>
-                <w:szCs w:val="12"/>
-              </w:rPr>
-            </w:pPr>
-            <w:r>
-              <w:rPr>
-                <w:sz w:val="12"/>
-                <w:szCs w:val="12"/>
-              </w:rPr>
-              <w:t>Comments:</w:t>
-            </w:r>
-          </w:p>
-          <w:p>
-            <w:pPr>
-              <w:keepNext/>
-              <w:keepLines/>
-              <w:rPr>
-                <w:sz w:val="12"/>
-                <w:szCs w:val="12"/>
-              </w:rPr>
-            </w:pPr>
-            <w:r>
-              <w:rPr>
-                <w:sz w:val="12"/>
-                <w:szCs w:val="12"/>
-              </w:rPr>
-              <w:t xml:space="preserve">One of the better antennas </w:t>
-            </w:r>
-          </w:p>
-          <w:p>
-            <w:pPr>
-              <w:keepNext/>
-              <w:keepLines/>
-              <w:rPr>
-                <w:sz w:val="12"/>
-                <w:szCs w:val="12"/>
-              </w:rPr>
-            </w:pPr>
-            <w:r>
-              <w:rPr>
-                <w:sz w:val="12"/>
-                <w:szCs w:val="12"/>
-              </w:rPr>
-              <w:t>VSWR well below 2 for a wide frequency range</w:t>
-            </w:r>
-          </w:p>
-          <w:p>
-            <w:pPr>
-              <w:keepNext/>
-              <w:keepLines/>
-              <w:rPr>
-                <w:sz w:val="12"/>
-                <w:szCs w:val="12"/>
-              </w:rPr>
-            </w:pPr>
-          </w:p>
-          <w:p>
-            <w:pPr>
-              <w:keepNext/>
-              <w:keepLines/>
-              <w:rPr>
-                <w:sz w:val="12"/>
-                <w:szCs w:val="12"/>
-              </w:rPr>
-            </w:pPr>
-            <w:r>
-              <w:rPr>
-                <w:sz w:val="12"/>
-                <w:szCs w:val="12"/>
-              </w:rPr>
-              <w:t>Hand has little impact more than 1” away</w:t>
-            </w:r>
-          </w:p>
-          <w:p>
-            <w:pPr>
-              <w:keepNext/>
-              <w:keepLines/>
-              <w:rPr>
-                <w:sz w:val="12"/>
-                <w:szCs w:val="12"/>
-              </w:rPr>
-            </w:pPr>
-          </w:p>
-          <w:p>
-            <w:pPr>
-              <w:keepNext/>
-              <w:keepLines/>
-              <w:rPr>
-                <w:sz w:val="12"/>
-                <w:szCs w:val="12"/>
-              </w:rPr>
-            </w:pPr>
-            <w:r>
-              <w:rPr>
-                <w:sz w:val="12"/>
-                <w:szCs w:val="12"/>
-              </w:rPr>
-              <w:t xml:space="preserve">There is an identical antenna at 916MHz - </w:t>
-            </w:r>
-            <w:r>
-              <w:rPr>
-                <w:sz w:val="12"/>
-                <w:szCs w:val="12"/>
-              </w:rPr>
-              <w:t>ANT-916-CW-HW-SMA</w:t>
-            </w:r>
-          </w:p>
-        </w:tc>
-        <w:tc>
-          <w:tcPr>
-            <w:tcW w:w="4842" w:type="dxa"/>
-          </w:tcPr>
-          <w:p>
-            <w:pPr>
-              <w:keepNext/>
-              <w:keepLines/>
-              <w:rPr>
-                <w:sz w:val="16"/>
-                <w:szCs w:val="16"/>
-              </w:rPr>
-            </w:pPr>
             <w:r>
               <w:rPr>
                 <w:noProof/>
               </w:rPr>
               <w:drawing>
-                <wp:anchor distT="0" distB="0" distL="114300" distR="114300" simplePos="0" relativeHeight="251664384" behindDoc="0" locked="0" layoutInCell="1" allowOverlap="1" wp14:anchorId="4DE00230" wp14:editId="4F807819">
+                <wp:anchor distT="0" distB="0" distL="114300" distR="114300" simplePos="0" relativeHeight="251665408" behindDoc="0" locked="0" layoutInCell="1" allowOverlap="1" wp14:anchorId="25E4DBE8" wp14:editId="0E8C332C">
                   <wp:simplePos x="0" y="0"/>
                   <wp:positionH relativeFrom="column">
-                    <wp:posOffset>-65195</wp:posOffset>
+                    <wp:posOffset>-2065</wp:posOffset>
                   </wp:positionH>
                   <wp:positionV relativeFrom="paragraph">
-                    <wp:posOffset>507</wp:posOffset>
+                    <wp:posOffset>966</wp:posOffset>
                   </wp:positionV>
                   <wp:extent cx="3054096" cy="1984248"/>
                   <wp:effectExtent l="0" t="0" r="0" b="0"/>
                   <wp:wrapTopAndBottom/>
-                  <wp:docPr id="1972755736" name="Picture 1"/>
+                  <wp:docPr id="1510244311" name="Picture 1"/>
                   <wp:cNvGraphicFramePr>
                     <a:graphicFrameLocks xmlns:a="http://schemas.openxmlformats.org/drawingml/2006/main" noChangeAspect="1"/>
                   </wp:cNvGraphicFramePr>
@@ -18260,7 +18673,7 @@
                     <a:graphicData uri="http://schemas.openxmlformats.org/drawingml/2006/picture">
                       <pic:pic xmlns:pic="http://schemas.openxmlformats.org/drawingml/2006/picture">
                         <pic:nvPicPr>
-                          <pic:cNvPr id="1972755736" name=""/>
+                          <pic:cNvPr id="1510244311" name=""/>
                           <pic:cNvPicPr/>
                         </pic:nvPicPr>
                         <pic:blipFill>
@@ -18298,9 +18711,42 @@
             </w:r>
           </w:p>
         </w:tc>
-        <w:tc>
-          <w:tcPr>
-            <w:tcW w:w="4860" w:type="dxa"/>
+      </w:tr>
+      <w:tr>
+        <w:trPr>
+          <w:jc w:val="center"/>
+        </w:trPr>
+        <w:tc>
+          <w:tcPr>
+            <w:tcW w:w="1728" w:type="dxa"/>
+            <w:shd w:val="clear" w:color="auto" w:fill="D0CECE" w:themeFill="background2" w:themeFillShade="E6"/>
+          </w:tcPr>
+          <w:p>
+            <w:pPr>
+              <w:keepNext/>
+              <w:keepLines/>
+              <w:rPr>
+                <w:b/>
+                <w:bCs/>
+                <w:sz w:val="12"/>
+                <w:szCs w:val="12"/>
+              </w:rPr>
+            </w:pPr>
+            <w:r>
+              <w:rPr>
+                <w:b/>
+                <w:bCs/>
+                <w:sz w:val="12"/>
+                <w:szCs w:val="12"/>
+              </w:rPr>
+              <w:t>868 antennas:</w:t>
+            </w:r>
+          </w:p>
+        </w:tc>
+        <w:tc>
+          <w:tcPr>
+            <w:tcW w:w="4842" w:type="dxa"/>
+            <w:shd w:val="clear" w:color="auto" w:fill="D0CECE" w:themeFill="background2" w:themeFillShade="E6"/>
           </w:tcPr>
           <w:p>
             <w:pPr>
@@ -18311,23 +18757,234 @@
                 <w:szCs w:val="16"/>
               </w:rPr>
             </w:pPr>
+          </w:p>
+        </w:tc>
+        <w:tc>
+          <w:tcPr>
+            <w:tcW w:w="4860" w:type="dxa"/>
+            <w:shd w:val="clear" w:color="auto" w:fill="D0CECE" w:themeFill="background2" w:themeFillShade="E6"/>
+          </w:tcPr>
+          <w:p>
+            <w:pPr>
+              <w:keepNext/>
+              <w:keepLines/>
+              <w:rPr>
+                <w:sz w:val="16"/>
+                <w:szCs w:val="16"/>
+              </w:rPr>
+            </w:pPr>
+          </w:p>
+        </w:tc>
+      </w:tr>
+      <w:tr>
+        <w:trPr>
+          <w:jc w:val="center"/>
+        </w:trPr>
+        <w:tc>
+          <w:tcPr>
+            <w:tcW w:w="1728" w:type="dxa"/>
+          </w:tcPr>
+          <w:p>
+            <w:pPr>
+              <w:keepNext/>
+              <w:keepLines/>
+              <w:rPr>
+                <w:rStyle w:val="Hyperlink"/>
+                <w:rFonts w:ascii="Roboto" w:hAnsi="Roboto"/>
+                <w:b/>
+                <w:bCs/>
+                <w:color w:val="221ABB"/>
+                <w:sz w:val="12"/>
+                <w:szCs w:val="12"/>
+                <w:shd w:val="clear" w:color="auto" w:fill="FFFFFF"/>
+              </w:rPr>
+            </w:pPr>
+            <w:hyperlink r:id="rId115" w:history="1">
+              <w:r>
+                <w:rPr>
+                  <w:rStyle w:val="Hyperlink"/>
+                  <w:rFonts w:ascii="Roboto" w:hAnsi="Roboto"/>
+                  <w:b/>
+                  <w:bCs/>
+                  <w:color w:val="221ABB"/>
+                  <w:sz w:val="12"/>
+                  <w:szCs w:val="12"/>
+                  <w:shd w:val="clear" w:color="auto" w:fill="FFFFFF"/>
+                </w:rPr>
+                <w:t>ANT-868-CW-HW-SMA</w:t>
+              </w:r>
+            </w:hyperlink>
+          </w:p>
+          <w:p>
+            <w:pPr>
+              <w:keepNext/>
+              <w:keepLines/>
+              <w:rPr>
+                <w:sz w:val="12"/>
+                <w:szCs w:val="12"/>
+              </w:rPr>
+            </w:pPr>
+            <w:r>
+              <w:rPr>
+                <w:sz w:val="12"/>
+                <w:szCs w:val="12"/>
+              </w:rPr>
+              <w:t>$8.74 – gain 0dBi – 135mm</w:t>
+            </w:r>
+          </w:p>
+          <w:p>
+            <w:pPr>
+              <w:keepNext/>
+              <w:keepLines/>
+              <w:rPr>
+                <w:sz w:val="12"/>
+                <w:szCs w:val="12"/>
+              </w:rPr>
+            </w:pPr>
+          </w:p>
+          <w:p>
+            <w:pPr>
+              <w:keepNext/>
+              <w:keepLines/>
+              <w:rPr>
+                <w:sz w:val="12"/>
+                <w:szCs w:val="12"/>
+              </w:rPr>
+            </w:pPr>
+            <w:r>
+              <w:rPr>
+                <w:sz w:val="12"/>
+                <w:szCs w:val="12"/>
+              </w:rPr>
+              <w:t>Comments:</w:t>
+            </w:r>
+          </w:p>
+          <w:p>
+            <w:pPr>
+              <w:keepNext/>
+              <w:keepLines/>
+              <w:rPr>
+                <w:sz w:val="12"/>
+                <w:szCs w:val="12"/>
+              </w:rPr>
+            </w:pPr>
+            <w:r>
+              <w:rPr>
+                <w:sz w:val="12"/>
+                <w:szCs w:val="12"/>
+              </w:rPr>
+              <w:t xml:space="preserve">One of the better antennas </w:t>
+            </w:r>
+          </w:p>
+          <w:p>
+            <w:pPr>
+              <w:keepNext/>
+              <w:keepLines/>
+              <w:rPr>
+                <w:sz w:val="12"/>
+                <w:szCs w:val="12"/>
+              </w:rPr>
+            </w:pPr>
+            <w:r>
+              <w:rPr>
+                <w:sz w:val="12"/>
+                <w:szCs w:val="12"/>
+              </w:rPr>
+              <w:t>VSWR well below 2 for a wide frequency range</w:t>
+            </w:r>
+          </w:p>
+          <w:p>
+            <w:pPr>
+              <w:keepNext/>
+              <w:keepLines/>
+              <w:rPr>
+                <w:sz w:val="12"/>
+                <w:szCs w:val="12"/>
+              </w:rPr>
+            </w:pPr>
+          </w:p>
+          <w:p>
+            <w:pPr>
+              <w:keepNext/>
+              <w:keepLines/>
+              <w:rPr>
+                <w:sz w:val="12"/>
+                <w:szCs w:val="12"/>
+              </w:rPr>
+            </w:pPr>
+            <w:r>
+              <w:rPr>
+                <w:sz w:val="12"/>
+                <w:szCs w:val="12"/>
+              </w:rPr>
+              <w:t>Hand has little impact more than 1” away</w:t>
+            </w:r>
+          </w:p>
+          <w:p>
+            <w:pPr>
+              <w:keepNext/>
+              <w:keepLines/>
+              <w:rPr>
+                <w:sz w:val="12"/>
+                <w:szCs w:val="12"/>
+              </w:rPr>
+            </w:pPr>
+          </w:p>
+          <w:p>
+            <w:pPr>
+              <w:keepNext/>
+              <w:keepLines/>
+              <w:rPr>
+                <w:sz w:val="12"/>
+                <w:szCs w:val="12"/>
+              </w:rPr>
+            </w:pPr>
+            <w:r>
+              <w:rPr>
+                <w:sz w:val="12"/>
+                <w:szCs w:val="12"/>
+              </w:rPr>
+              <w:t xml:space="preserve">There is an identical antenna at 916MHz - </w:t>
+            </w:r>
+            <w:r>
+              <w:rPr>
+                <w:sz w:val="12"/>
+                <w:szCs w:val="12"/>
+              </w:rPr>
+              <w:t>ANT-916-CW-HW-SMA</w:t>
+            </w:r>
+          </w:p>
+        </w:tc>
+        <w:tc>
+          <w:tcPr>
+            <w:tcW w:w="4842" w:type="dxa"/>
+          </w:tcPr>
+          <w:p>
+            <w:pPr>
+              <w:keepNext/>
+              <w:keepLines/>
+              <w:rPr>
+                <w:sz w:val="16"/>
+                <w:szCs w:val="16"/>
+              </w:rPr>
+            </w:pPr>
             <w:r>
               <w:rPr>
                 <w:noProof/>
               </w:rPr>
               <w:drawing>
-                <wp:anchor distT="0" distB="0" distL="114300" distR="114300" simplePos="0" relativeHeight="251663360" behindDoc="0" locked="0" layoutInCell="1" allowOverlap="1" wp14:anchorId="7E25C7ED" wp14:editId="74E34FFC">
+                <wp:anchor distT="0" distB="0" distL="114300" distR="114300" simplePos="0" relativeHeight="251664384" behindDoc="0" locked="0" layoutInCell="1" allowOverlap="1" wp14:anchorId="4DE00230" wp14:editId="4F807819">
                   <wp:simplePos x="0" y="0"/>
                   <wp:positionH relativeFrom="column">
-                    <wp:posOffset>-2065</wp:posOffset>
+                    <wp:posOffset>-65195</wp:posOffset>
                   </wp:positionH>
                   <wp:positionV relativeFrom="paragraph">
-                    <wp:posOffset>347</wp:posOffset>
+                    <wp:posOffset>507</wp:posOffset>
                   </wp:positionV>
                   <wp:extent cx="3054096" cy="1984248"/>
                   <wp:effectExtent l="0" t="0" r="0" b="0"/>
                   <wp:wrapTopAndBottom/>
-                  <wp:docPr id="2006719614" name="Picture 1"/>
+                  <wp:docPr id="1972755736" name="Picture 1"/>
                   <wp:cNvGraphicFramePr>
                     <a:graphicFrameLocks xmlns:a="http://schemas.openxmlformats.org/drawingml/2006/main" noChangeAspect="1"/>
                   </wp:cNvGraphicFramePr>
@@ -18335,11 +18992,11 @@
                     <a:graphicData uri="http://schemas.openxmlformats.org/drawingml/2006/picture">
                       <pic:pic xmlns:pic="http://schemas.openxmlformats.org/drawingml/2006/picture">
                         <pic:nvPicPr>
-                          <pic:cNvPr id="2006719614" name=""/>
+                          <pic:cNvPr id="1972755736" name=""/>
                           <pic:cNvPicPr/>
                         </pic:nvPicPr>
                         <pic:blipFill>
-                          <a:blip r:embed="rId115" cstate="screen">
+                          <a:blip r:embed="rId116" cstate="screen">
                             <a:extLst>
                               <a:ext uri="{28A0092B-C50C-407E-A947-70E740481C1C}">
                                 <a14:useLocalDpi xmlns:a14="http://schemas.microsoft.com/office/drawing/2010/main"/>
@@ -18373,6 +19030,81 @@
             </w:r>
           </w:p>
         </w:tc>
+        <w:tc>
+          <w:tcPr>
+            <w:tcW w:w="4860" w:type="dxa"/>
+          </w:tcPr>
+          <w:p>
+            <w:pPr>
+              <w:keepNext/>
+              <w:keepLines/>
+              <w:rPr>
+                <w:sz w:val="16"/>
+                <w:szCs w:val="16"/>
+              </w:rPr>
+            </w:pPr>
+            <w:r>
+              <w:rPr>
+                <w:noProof/>
+              </w:rPr>
+              <w:drawing>
+                <wp:anchor distT="0" distB="0" distL="114300" distR="114300" simplePos="0" relativeHeight="251663360" behindDoc="0" locked="0" layoutInCell="1" allowOverlap="1" wp14:anchorId="7E25C7ED" wp14:editId="74E34FFC">
+                  <wp:simplePos x="0" y="0"/>
+                  <wp:positionH relativeFrom="column">
+                    <wp:posOffset>-2065</wp:posOffset>
+                  </wp:positionH>
+                  <wp:positionV relativeFrom="paragraph">
+                    <wp:posOffset>347</wp:posOffset>
+                  </wp:positionV>
+                  <wp:extent cx="3054096" cy="1984248"/>
+                  <wp:effectExtent l="0" t="0" r="0" b="0"/>
+                  <wp:wrapTopAndBottom/>
+                  <wp:docPr id="2006719614" name="Picture 1"/>
+                  <wp:cNvGraphicFramePr>
+                    <a:graphicFrameLocks xmlns:a="http://schemas.openxmlformats.org/drawingml/2006/main" noChangeAspect="1"/>
+                  </wp:cNvGraphicFramePr>
+                  <a:graphic xmlns:a="http://schemas.openxmlformats.org/drawingml/2006/main">
+                    <a:graphicData uri="http://schemas.openxmlformats.org/drawingml/2006/picture">
+                      <pic:pic xmlns:pic="http://schemas.openxmlformats.org/drawingml/2006/picture">
+                        <pic:nvPicPr>
+                          <pic:cNvPr id="2006719614" name=""/>
+                          <pic:cNvPicPr/>
+                        </pic:nvPicPr>
+                        <pic:blipFill>
+                          <a:blip r:embed="rId117" cstate="screen">
+                            <a:extLst>
+                              <a:ext uri="{28A0092B-C50C-407E-A947-70E740481C1C}">
+                                <a14:useLocalDpi xmlns:a14="http://schemas.microsoft.com/office/drawing/2010/main"/>
+                              </a:ext>
+                            </a:extLst>
+                          </a:blip>
+                          <a:stretch>
+                            <a:fillRect/>
+                          </a:stretch>
+                        </pic:blipFill>
+                        <pic:spPr>
+                          <a:xfrm>
+                            <a:off x="0" y="0"/>
+                            <a:ext cx="3054096" cy="1984248"/>
+                          </a:xfrm>
+                          <a:prstGeom prst="rect">
+                            <a:avLst/>
+                          </a:prstGeom>
+                        </pic:spPr>
+                      </pic:pic>
+                    </a:graphicData>
+                  </a:graphic>
+                  <wp14:sizeRelH relativeFrom="margin">
+                    <wp14:pctWidth>0</wp14:pctWidth>
+                  </wp14:sizeRelH>
+                  <wp14:sizeRelV relativeFrom="margin">
+                    <wp14:pctHeight>0</wp14:pctHeight>
+                  </wp14:sizeRelV>
+                </wp:anchor>
+              </w:drawing>
+            </w:r>
+          </w:p>
+        </w:tc>
       </w:tr>
       <w:tr>
         <w:trPr>
@@ -18397,7 +19129,7 @@
                 <w:shd w:val="clear" w:color="auto" w:fill="FFFFFF"/>
               </w:rPr>
             </w:pPr>
-            <w:hyperlink r:id="rId116" w:history="1">
+            <w:hyperlink r:id="rId118" w:history="1">
               <w:r>
                 <w:rPr>
                   <w:rStyle w:val="Hyperlink"/>
@@ -18639,7 +19371,7 @@
                           <pic:cNvPicPr/>
                         </pic:nvPicPr>
                         <pic:blipFill>
-                          <a:blip r:embed="rId117" cstate="screen">
+                          <a:blip r:embed="rId119" cstate="screen">
                             <a:extLst>
                               <a:ext uri="{28A0092B-C50C-407E-A947-70E740481C1C}">
                                 <a14:useLocalDpi xmlns:a14="http://schemas.microsoft.com/office/drawing/2010/main"/>
@@ -18714,7 +19446,7 @@
                           <pic:cNvPicPr/>
                         </pic:nvPicPr>
                         <pic:blipFill>
-                          <a:blip r:embed="rId118" cstate="screen">
+                          <a:blip r:embed="rId120" cstate="screen">
                             <a:extLst>
                               <a:ext uri="{28A0092B-C50C-407E-A947-70E740481C1C}">
                                 <a14:useLocalDpi xmlns:a14="http://schemas.microsoft.com/office/drawing/2010/main"/>
@@ -18772,7 +19504,7 @@
                 <w:shd w:val="clear" w:color="auto" w:fill="FFFFFF"/>
               </w:rPr>
             </w:pPr>
-            <w:hyperlink r:id="rId119" w:history="1">
+            <w:hyperlink r:id="rId121" w:history="1">
               <w:r>
                 <w:rPr>
                   <w:rStyle w:val="Hyperlink"/>
@@ -18950,7 +19682,7 @@
                           <pic:cNvPicPr/>
                         </pic:nvPicPr>
                         <pic:blipFill>
-                          <a:blip r:embed="rId120" cstate="screen">
+                          <a:blip r:embed="rId122" cstate="screen">
                             <a:extLst>
                               <a:ext uri="{28A0092B-C50C-407E-A947-70E740481C1C}">
                                 <a14:useLocalDpi xmlns:a14="http://schemas.microsoft.com/office/drawing/2010/main"/>
@@ -19025,7 +19757,7 @@
                           <pic:cNvPicPr/>
                         </pic:nvPicPr>
                         <pic:blipFill>
-                          <a:blip r:embed="rId121" cstate="screen">
+                          <a:blip r:embed="rId123" cstate="screen">
                             <a:extLst>
                               <a:ext uri="{28A0092B-C50C-407E-A947-70E740481C1C}">
                                 <a14:useLocalDpi xmlns:a14="http://schemas.microsoft.com/office/drawing/2010/main"/>
@@ -19130,7 +19862,7 @@
                     </pic:cNvPicPr>
                   </pic:nvPicPr>
                   <pic:blipFill>
-                    <a:blip r:embed="rId122" cstate="print">
+                    <a:blip r:embed="rId124" cstate="print">
                       <a:extLst>
                         <a:ext uri="{28A0092B-C50C-407E-A947-70E740481C1C}">
                           <a14:useLocalDpi xmlns:a14="http://schemas.microsoft.com/office/drawing/2010/main" val="0"/>
@@ -19171,7 +19903,7 @@
         <w:t>Recommended antenna is the same one shipped with the Silabs DevKit</w:t>
       </w:r>
     </w:p>
-    <w:bookmarkStart w:id="2" w:name="_Hlk164671694"/>
+    <w:bookmarkStart w:id="3" w:name="_Hlk164671694"/>
     <w:p>
       <w:pPr>
         <w:pStyle w:val="ListParagraph"/>
@@ -19201,11 +19933,11 @@
         </w:rPr>
         <w:fldChar w:fldCharType="end"/>
       </w:r>
-      <w:bookmarkEnd w:id="2"/>
+      <w:bookmarkEnd w:id="3"/>
       <w:r>
         <w:t xml:space="preserve"> - </w:t>
       </w:r>
-      <w:hyperlink r:id="rId123" w:history="1">
+      <w:hyperlink r:id="rId125" w:history="1">
         <w:r>
           <w:rPr>
             <w:rStyle w:val="Hyperlink"/>
@@ -19225,7 +19957,7 @@
           <w:numId w:val="12"/>
         </w:numPr>
       </w:pPr>
-      <w:hyperlink r:id="rId124" w:history="1">
+      <w:hyperlink r:id="rId126" w:history="1">
         <w:r>
           <w:rPr>
             <w:rStyle w:val="Hyperlink"/>
@@ -19339,7 +20071,7 @@
                     </pic:cNvPicPr>
                   </pic:nvPicPr>
                   <pic:blipFill>
-                    <a:blip r:embed="rId125" cstate="print">
+                    <a:blip r:embed="rId127" cstate="print">
                       <a:extLst>
                         <a:ext uri="{28A0092B-C50C-407E-A947-70E740481C1C}">
                           <a14:useLocalDpi xmlns:a14="http://schemas.microsoft.com/office/drawing/2010/main" val="0"/>
@@ -19388,7 +20120,7 @@
           <w:numId w:val="12"/>
         </w:numPr>
       </w:pPr>
-      <w:hyperlink r:id="rId126" w:history="1">
+      <w:hyperlink r:id="rId128" w:history="1">
         <w:r>
           <w:rPr>
             <w:rStyle w:val="Hyperlink"/>
@@ -19399,7 +20131,7 @@
       <w:r>
         <w:t xml:space="preserve"> - </w:t>
       </w:r>
-      <w:hyperlink r:id="rId127" w:history="1">
+      <w:hyperlink r:id="rId129" w:history="1">
         <w:r>
           <w:rPr>
             <w:rStyle w:val="Hyperlink"/>
@@ -19419,7 +20151,7 @@
           <w:numId w:val="12"/>
         </w:numPr>
       </w:pPr>
-      <w:hyperlink r:id="rId128" w:history="1">
+      <w:hyperlink r:id="rId130" w:history="1">
         <w:r>
           <w:rPr>
             <w:rStyle w:val="Hyperlink"/>
@@ -19496,7 +20228,7 @@
                     </pic:cNvPicPr>
                   </pic:nvPicPr>
                   <pic:blipFill>
-                    <a:blip r:embed="rId129" cstate="print">
+                    <a:blip r:embed="rId131" cstate="print">
                       <a:extLst>
                         <a:ext uri="{28A0092B-C50C-407E-A947-70E740481C1C}">
                           <a14:useLocalDpi xmlns:a14="http://schemas.microsoft.com/office/drawing/2010/main" val="0"/>
@@ -19545,7 +20277,7 @@
           <w:numId w:val="12"/>
         </w:numPr>
       </w:pPr>
-      <w:hyperlink r:id="rId130" w:history="1">
+      <w:hyperlink r:id="rId132" w:history="1">
         <w:r>
           <w:rPr>
             <w:rStyle w:val="Hyperlink"/>
@@ -19556,7 +20288,7 @@
       <w:r>
         <w:t xml:space="preserve"> – $</w:t>
       </w:r>
-      <w:hyperlink r:id="rId131" w:history="1">
+      <w:hyperlink r:id="rId133" w:history="1">
         <w:r>
           <w:rPr>
             <w:rStyle w:val="Hyperlink"/>
@@ -19788,7 +20520,7 @@
       <w:r>
         <w:t xml:space="preserve">” bring you to: </w:t>
       </w:r>
-      <w:hyperlink r:id="rId132" w:history="1">
+      <w:hyperlink r:id="rId134" w:history="1">
         <w:r>
           <w:rPr>
             <w:rStyle w:val="Hyperlink"/>
@@ -19799,7 +20531,7 @@
       <w:r>
         <w:t xml:space="preserve">. This KB is a bit light on the topic but at least gives some guidance. But we need an OTW version for the serial API. Add “OTW” to the google search and it pops up: </w:t>
       </w:r>
-      <w:hyperlink r:id="rId133" w:history="1">
+      <w:hyperlink r:id="rId135" w:history="1">
         <w:r>
           <w:rPr>
             <w:rStyle w:val="Hyperlink"/>
@@ -19840,7 +20572,7 @@
       </w:r>
     </w:p>
     <w:p>
-      <w:hyperlink r:id="rId134" w:history="1">
+      <w:hyperlink r:id="rId136" w:history="1">
         <w:r>
           <w:rPr>
             <w:rStyle w:val="Hyperlink"/>
@@ -19887,7 +20619,7 @@
       <w:r>
         <w:t xml:space="preserve"> on how to implement </w:t>
       </w:r>
-      <w:hyperlink r:id="rId135" w:history="1">
+      <w:hyperlink r:id="rId137" w:history="1">
         <w:r>
           <w:rPr>
             <w:rStyle w:val="Hyperlink"/>
@@ -19898,7 +20630,7 @@
       <w:r>
         <w:t xml:space="preserve"> and </w:t>
       </w:r>
-      <w:hyperlink r:id="rId136" w:history="1">
+      <w:hyperlink r:id="rId138" w:history="1">
         <w:r>
           <w:rPr>
             <w:rStyle w:val="Hyperlink"/>
@@ -20007,7 +20739,7 @@
       <w:r>
         <w:t xml:space="preserve"> I posted this </w:t>
       </w:r>
-      <w:hyperlink r:id="rId137" w:history="1">
+      <w:hyperlink r:id="rId139" w:history="1">
         <w:r>
           <w:rPr>
             <w:rStyle w:val="Hyperlink"/>
@@ -20780,7 +21512,7 @@
                     <pic:cNvPicPr/>
                   </pic:nvPicPr>
                   <pic:blipFill>
-                    <a:blip r:embed="rId138" cstate="screen">
+                    <a:blip r:embed="rId140" cstate="screen">
                       <a:extLst>
                         <a:ext uri="{28A0092B-C50C-407E-A947-70E740481C1C}">
                           <a14:useLocalDpi xmlns:a14="http://schemas.microsoft.com/office/drawing/2010/main"/>
@@ -20912,7 +21644,7 @@
                     <pic:cNvPicPr/>
                   </pic:nvPicPr>
                   <pic:blipFill>
-                    <a:blip r:embed="rId139" cstate="screen">
+                    <a:blip r:embed="rId141" cstate="screen">
                       <a:extLst>
                         <a:ext uri="{28A0092B-C50C-407E-A947-70E740481C1C}">
                           <a14:useLocalDpi xmlns:a14="http://schemas.microsoft.com/office/drawing/2010/main"/>
@@ -21168,7 +21900,7 @@
               <w:keepNext/>
               <w:keepLines/>
             </w:pPr>
-            <w:hyperlink r:id="rId140" w:history="1">
+            <w:hyperlink r:id="rId142" w:history="1">
               <w:r>
                 <w:rPr>
                   <w:rStyle w:val="Hyperlink"/>
@@ -21238,7 +21970,7 @@
               <w:keepNext/>
               <w:keepLines/>
             </w:pPr>
-            <w:hyperlink r:id="rId141" w:history="1">
+            <w:hyperlink r:id="rId143" w:history="1">
               <w:r>
                 <w:rPr>
                   <w:rStyle w:val="Hyperlink"/>
@@ -21308,7 +22040,7 @@
               <w:keepNext/>
               <w:keepLines/>
             </w:pPr>
-            <w:hyperlink r:id="rId142" w:history="1">
+            <w:hyperlink r:id="rId144" w:history="1">
               <w:r>
                 <w:rPr>
                   <w:rStyle w:val="Hyperlink"/>
@@ -21378,7 +22110,7 @@
               <w:keepNext/>
               <w:keepLines/>
             </w:pPr>
-            <w:hyperlink r:id="rId143" w:history="1">
+            <w:hyperlink r:id="rId145" w:history="1">
               <w:r>
                 <w:rPr>
                   <w:rStyle w:val="Hyperlink"/>
@@ -21447,8 +22179,11 @@
             <w:pPr>
               <w:keepNext/>
               <w:keepLines/>
-            </w:pPr>
-            <w:hyperlink r:id="rId144" w:history="1">
+              <w:rPr>
+                <w:lang w:val="pt-BR"/>
+              </w:rPr>
+            </w:pPr>
+            <w:hyperlink r:id="rId146" w:history="1">
               <w:r>
                 <w:rPr>
                   <w:rStyle w:val="Hyperlink"/>
@@ -21459,6 +22194,7 @@
                   <w:sz w:val="21"/>
                   <w:szCs w:val="21"/>
                   <w:shd w:val="clear" w:color="auto" w:fill="FFFFFF"/>
+                  <w:lang w:val="pt-BR"/>
                 </w:rPr>
                 <w:t>DELTA12C/X/SMAM/S/S/17</w:t>
               </w:r>
@@ -21518,7 +22254,7 @@
               <w:keepNext/>
               <w:keepLines/>
             </w:pPr>
-            <w:hyperlink r:id="rId145" w:history="1">
+            <w:hyperlink r:id="rId147" w:history="1">
               <w:r>
                 <w:rPr>
                   <w:rStyle w:val="Hyperlink"/>
@@ -21597,7 +22333,7 @@
               <w:keepNext/>
               <w:keepLines/>
             </w:pPr>
-            <w:hyperlink r:id="rId146" w:history="1">
+            <w:hyperlink r:id="rId148" w:history="1">
               <w:r>
                 <w:rPr>
                   <w:rStyle w:val="Hyperlink"/>
@@ -21716,7 +22452,7 @@
               <w:keepNext/>
               <w:keepLines/>
             </w:pPr>
-            <w:hyperlink r:id="rId147" w:history="1">
+            <w:hyperlink r:id="rId149" w:history="1">
               <w:r>
                 <w:rPr>
                   <w:rStyle w:val="Hyperlink"/>
@@ -21783,7 +22519,7 @@
               <w:keepNext/>
               <w:keepLines/>
             </w:pPr>
-            <w:hyperlink r:id="rId148" w:history="1">
+            <w:hyperlink r:id="rId150" w:history="1">
               <w:r>
                 <w:rPr>
                   <w:rStyle w:val="Hyperlink"/>
@@ -21853,7 +22589,7 @@
               <w:keepNext/>
               <w:keepLines/>
             </w:pPr>
-            <w:hyperlink r:id="rId149" w:history="1">
+            <w:hyperlink r:id="rId151" w:history="1">
               <w:r>
                 <w:rPr>
                   <w:rStyle w:val="Hyperlink"/>
@@ -21949,7 +22685,7 @@
       <w:r>
         <w:t xml:space="preserve"> V8. The ZG23 will now be included in the KiCAD default libraries. My PR </w:t>
       </w:r>
-      <w:hyperlink r:id="rId150" w:history="1">
+      <w:hyperlink r:id="rId152" w:history="1">
         <w:r>
           <w:rPr>
             <w:rStyle w:val="Hyperlink"/>
@@ -21983,7 +22719,7 @@
                     <pic:cNvPicPr/>
                   </pic:nvPicPr>
                   <pic:blipFill>
-                    <a:blip r:embed="rId151"/>
+                    <a:blip r:embed="rId153"/>
                     <a:stretch>
                       <a:fillRect/>
                     </a:stretch>
@@ -22108,7 +22844,7 @@
         <w:lastRenderedPageBreak/>
         <w:t xml:space="preserve">USB-C receptacle – GCT </w:t>
       </w:r>
-      <w:hyperlink r:id="rId152" w:history="1">
+      <w:hyperlink r:id="rId154" w:history="1">
         <w:r>
           <w:rPr>
             <w:rStyle w:val="Hyperlink"/>
@@ -22128,7 +22864,7 @@
           <w:numId w:val="4"/>
         </w:numPr>
       </w:pPr>
-      <w:hyperlink r:id="rId153" w:history="1">
+      <w:hyperlink r:id="rId155" w:history="1">
         <w:r>
           <w:rPr>
             <w:rStyle w:val="Hyperlink"/>
@@ -22187,7 +22923,7 @@
       <w:r>
         <w:t xml:space="preserve"> - </w:t>
       </w:r>
-      <w:hyperlink r:id="rId154" w:history="1">
+      <w:hyperlink r:id="rId156" w:history="1">
         <w:r>
           <w:rPr>
             <w:rStyle w:val="Hyperlink"/>
@@ -22236,7 +22972,7 @@
       <w:r>
         <w:t xml:space="preserve">PCB board created and a few components placed. Need to adjust the DRC rules to match </w:t>
       </w:r>
-      <w:hyperlink r:id="rId155" w:history="1">
+      <w:hyperlink r:id="rId157" w:history="1">
         <w:r>
           <w:rPr>
             <w:rStyle w:val="Hyperlink"/>
@@ -22265,7 +23001,7 @@
       <w:r>
         <w:t xml:space="preserve">USB pins require ESD protection as described here: </w:t>
       </w:r>
-      <w:hyperlink r:id="rId156" w:history="1">
+      <w:hyperlink r:id="rId158" w:history="1">
         <w:r>
           <w:rPr>
             <w:rStyle w:val="Hyperlink"/>
@@ -22276,7 +23012,7 @@
       <w:r>
         <w:t xml:space="preserve"> but this is overkill IMHO. There are many triple TVS diodes but they do not seem to have a common pinout. Prices for these triple diodes are around 30 cents. Only need USB2 level ESD as we do not need to support USB3 which has tighter restrictions on the capacitance of the TVS diode. This </w:t>
       </w:r>
-      <w:hyperlink r:id="rId157" w:history="1">
+      <w:hyperlink r:id="rId159" w:history="1">
         <w:r>
           <w:rPr>
             <w:rStyle w:val="Hyperlink"/>
@@ -22348,7 +23084,7 @@
       <w:r>
         <w:t xml:space="preserve">Lots of LDOs to choose from. Diodes Inc </w:t>
       </w:r>
-      <w:hyperlink r:id="rId158" w:history="1">
+      <w:hyperlink r:id="rId160" w:history="1">
         <w:r>
           <w:rPr>
             <w:rStyle w:val="Hyperlink"/>
@@ -22366,7 +23102,7 @@
       <w:r>
         <w:t xml:space="preserve"> is 10 cents and will be the initial LDO to use (Digikey has 45K in stock). The TI </w:t>
       </w:r>
-      <w:hyperlink r:id="rId159" w:history="1">
+      <w:hyperlink r:id="rId161" w:history="1">
         <w:r>
           <w:rPr>
             <w:rStyle w:val="Hyperlink"/>
@@ -22392,7 +23128,7 @@
       <w:r>
         <w:t xml:space="preserve">For the USB-C interface, I used this example: </w:t>
       </w:r>
-      <w:hyperlink r:id="rId160" w:history="1">
+      <w:hyperlink r:id="rId162" w:history="1">
         <w:r>
           <w:rPr>
             <w:rStyle w:val="Hyperlink"/>
@@ -22413,7 +23149,7 @@
       <w:r>
         <w:t xml:space="preserve">The example wires it to GND but that is likely to radiate more than leaving it unconnected. Nice discussion </w:t>
       </w:r>
-      <w:hyperlink r:id="rId161" w:anchor=":~:text=%E2%88%920-,Connect%20the%20shield%20directly%20to%20ground%20plane,to%20the%20PCB%20ground%20plane." w:history="1">
+      <w:hyperlink r:id="rId163" w:anchor=":~:text=%E2%88%920-,Connect%20the%20shield%20directly%20to%20ground%20plane,to%20the%20PCB%20ground%20plane." w:history="1">
         <w:r>
           <w:rPr>
             <w:rStyle w:val="Hyperlink"/>
@@ -22454,7 +23190,7 @@
       </w:r>
     </w:p>
     <w:sectPr>
-      <w:footerReference w:type="default" r:id="rId162"/>
+      <w:footerReference w:type="default" r:id="rId164"/>
       <w:pgSz w:w="12240" w:h="15840"/>
       <w:pgMar w:top="720" w:right="720" w:bottom="720" w:left="720" w:header="720" w:footer="720" w:gutter="0"/>
       <w:cols w:space="720"/>
@@ -22713,7 +23449,7 @@
         <w:ind w:left="1440" w:hanging="360"/>
       </w:pPr>
     </w:lvl>
-    <w:lvl w:ilvl="2" w:tplc="0409001B" w:tentative="1">
+    <w:lvl w:ilvl="2" w:tplc="0409001B">
       <w:start w:val="1"/>
       <w:numFmt w:val="lowerRoman"/>
       <w:lvlText w:val="%3."/>

--- a/docs/ZRADTechDocs.docx
+++ b/docs/ZRADTechDocs.docx
@@ -1,6 +1,6 @@
 
 <file path=word/document.xml><?xml version="1.0" encoding="utf-8"?>
-<w:document xmlns:wpc="http://schemas.microsoft.com/office/word/2010/wordprocessingCanvas" xmlns:cx="http://schemas.microsoft.com/office/drawing/2014/chartex" xmlns:cx1="http://schemas.microsoft.com/office/drawing/2015/9/8/chartex" xmlns:cx2="http://schemas.microsoft.com/office/drawing/2015/10/21/chartex" xmlns:cx3="http://schemas.microsoft.com/office/drawing/2016/5/9/chartex" xmlns:cx4="http://schemas.microsoft.com/office/drawing/2016/5/10/chartex" xmlns:cx5="http://schemas.microsoft.com/office/drawing/2016/5/11/chartex" xmlns:cx6="http://schemas.microsoft.com/office/drawing/2016/5/12/chartex" xmlns:cx7="http://schemas.microsoft.com/office/drawing/2016/5/13/chartex" xmlns:cx8="http://schemas.microsoft.com/office/drawing/2016/5/14/chartex" xmlns:mc="http://schemas.openxmlformats.org/markup-compatibility/2006" xmlns:aink="http://schemas.microsoft.com/office/drawing/2016/ink" xmlns:am3d="http://schemas.microsoft.com/office/drawing/2017/model3d" xmlns:o="urn:schemas-microsoft-com:office:office" xmlns:oel="http://schemas.microsoft.com/office/2019/extlst" xmlns:r="http://schemas.openxmlformats.org/officeDocument/2006/relationships" xmlns:m="http://schemas.openxmlformats.org/officeDocument/2006/math" xmlns:v="urn:schemas-microsoft-com:vml" xmlns:wp14="http://schemas.microsoft.com/office/word/2010/wordprocessingDrawing" xmlns:wp="http://schemas.openxmlformats.org/drawingml/2006/wordprocessingDrawing" xmlns:w10="urn:schemas-microsoft-com:office:word" xmlns:w="http://schemas.openxmlformats.org/wordprocessingml/2006/main" xmlns:w14="http://schemas.microsoft.com/office/word/2010/wordml" xmlns:w15="http://schemas.microsoft.com/office/word/2012/wordml" xmlns:w16cex="http://schemas.microsoft.com/office/word/2018/wordml/cex" xmlns:w16cid="http://schemas.microsoft.com/office/word/2016/wordml/cid" xmlns:w16="http://schemas.microsoft.com/office/word/2018/wordml" xmlns:w16du="http://schemas.microsoft.com/office/word/2023/wordml/word16du" xmlns:w16sdtdh="http://schemas.microsoft.com/office/word/2020/wordml/sdtdatahash" xmlns:w16sdtfl="http://schemas.microsoft.com/office/word/2024/wordml/sdtformatlock" xmlns:w16se="http://schemas.microsoft.com/office/word/2015/wordml/symex" xmlns:wpg="http://schemas.microsoft.com/office/word/2010/wordprocessingGroup" xmlns:wpi="http://schemas.microsoft.com/office/word/2010/wordprocessingInk" xmlns:wne="http://schemas.microsoft.com/office/word/2006/wordml" xmlns:wps="http://schemas.microsoft.com/office/word/2010/wordprocessingShape" mc:Ignorable="w14 w15 w16se w16cid w16 w16cex w16sdtdh w16sdtfl w16du wp14">
+<w:document xmlns:wpc="http://schemas.microsoft.com/office/word/2010/wordprocessingCanvas" xmlns:cx="http://schemas.microsoft.com/office/drawing/2014/chartex" xmlns:cx1="http://schemas.microsoft.com/office/drawing/2015/9/8/chartex" xmlns:cx2="http://schemas.microsoft.com/office/drawing/2015/10/21/chartex" xmlns:cx3="http://schemas.microsoft.com/office/drawing/2016/5/9/chartex" xmlns:cx4="http://schemas.microsoft.com/office/drawing/2016/5/10/chartex" xmlns:cx5="http://schemas.microsoft.com/office/drawing/2016/5/11/chartex" xmlns:cx6="http://schemas.microsoft.com/office/drawing/2016/5/12/chartex" xmlns:cx7="http://schemas.microsoft.com/office/drawing/2016/5/13/chartex" xmlns:cx8="http://schemas.microsoft.com/office/drawing/2016/5/14/chartex" xmlns:mc="http://schemas.openxmlformats.org/markup-compatibility/2006" xmlns:aink="http://schemas.microsoft.com/office/drawing/2016/ink" xmlns:am3d="http://schemas.microsoft.com/office/drawing/2017/model3d" xmlns:o="urn:schemas-microsoft-com:office:office" xmlns:oel="http://schemas.microsoft.com/office/2019/extlst" xmlns:r="http://schemas.openxmlformats.org/officeDocument/2006/relationships" xmlns:m="http://schemas.openxmlformats.org/officeDocument/2006/math" xmlns:v="urn:schemas-microsoft-com:vml" xmlns:wp14="http://schemas.microsoft.com/office/word/2010/wordprocessingDrawing" xmlns:wp="http://schemas.openxmlformats.org/drawingml/2006/wordprocessingDrawing" xmlns:w10="urn:schemas-microsoft-com:office:word" xmlns:w="http://schemas.openxmlformats.org/wordprocessingml/2006/main" xmlns:w14="http://schemas.microsoft.com/office/word/2010/wordml" xmlns:w15="http://schemas.microsoft.com/office/word/2012/wordml" xmlns:w16cei="http://schemas.microsoft.com/office/word/2026/wordml/cei" xmlns:w16cex="http://schemas.microsoft.com/office/word/2018/wordml/cex" xmlns:w16cid="http://schemas.microsoft.com/office/word/2016/wordml/cid" xmlns:w16="http://schemas.microsoft.com/office/word/2018/wordml" xmlns:w16du="http://schemas.microsoft.com/office/word/2023/wordml/word16du" xmlns:w16sdtdh="http://schemas.microsoft.com/office/word/2020/wordml/sdtdatahash" xmlns:w16sdtfl="http://schemas.microsoft.com/office/word/2024/wordml/sdtformatlock" xmlns:w16se="http://schemas.microsoft.com/office/word/2015/wordml/symex" xmlns:wpg="http://schemas.microsoft.com/office/word/2010/wordprocessingGroup" xmlns:wpi="http://schemas.microsoft.com/office/word/2010/wordprocessingInk" xmlns:wne="http://schemas.microsoft.com/office/word/2006/wordml" xmlns:wps="http://schemas.microsoft.com/office/word/2010/wordprocessingShape" mc:Ignorable="w14 w15 w16se w16cid w16 w16cex w16sdtdh w16sdtfl w16du wp14">
   <w:body>
     <w:p>
       <w:pPr>
@@ -1052,13 +1052,7 @@
     </w:p>
     <w:p>
       <w:r>
-        <w:t>Z-Wave Log (</w:t>
-      </w:r>
-      <w:r>
-        <w:t xml:space="preserve">formerly DEBUGPRINT) </w:t>
-      </w:r>
-      <w:r>
-        <w:t>is a generic silabs utility to</w:t>
+        <w:t>Z-Wave Log (formerly DEBUGPRINT) is a generic silabs utility to</w:t>
       </w:r>
       <w:r>
         <w:t xml:space="preserve"> print messages via the MiniSimplicity headers VCOM pins. Typically</w:t>
@@ -4512,6 +4506,18 @@
             <w:r>
               <w:t>Working</w:t>
             </w:r>
+            <w:r>
+              <w:t>, GeoLoc</w:t>
+            </w:r>
+          </w:p>
+          <w:p>
+            <w:pPr>
+              <w:keepNext/>
+              <w:keepLines/>
+            </w:pPr>
+            <w:r>
+              <w:t>Buzzer installed</w:t>
+            </w:r>
           </w:p>
         </w:tc>
         <w:tc>
@@ -6589,6 +6595,42 @@
         <w:pStyle w:val="Heading2"/>
       </w:pPr>
       <w:r>
+        <w:t>2026-07-29 – GeoLoc working</w:t>
+      </w:r>
+    </w:p>
+    <w:p>
+      <w:r>
+        <w:t xml:space="preserve">Took several </w:t>
+      </w:r>
+      <w:r>
+        <w:t xml:space="preserve">silabs </w:t>
+      </w:r>
+      <w:r>
+        <w:t>cases to get GeoLoc working. The buzzer doesn’t work yet but I installed the code in a #ifdef in CC-GeographicLoc.c. Boards 7 and 8 are working.</w:t>
+      </w:r>
+    </w:p>
+    <w:p>
+      <w:r>
+        <w:t>I can’t get the buzzer to sound. I put the code in the CC_GeographicLoc.c file instead of being in the SDK code. Do I need to enable the GPIO? The PD02 pin is always low and the PD00 is high which seems like PD00 must be driving it high</w:t>
+      </w:r>
+      <w:r>
+        <w:t>? Tracking thru the code with Ozone, ApplicationTask has Timer0 setup but not with my settings. Later the init routine in CC-Geographic.c is called. Because I can’t turn on debug (it won’t compile) Ozone is unable to track thru the code that should be setting Timer0 but it remains incorrect.</w:t>
+      </w:r>
+      <w:r>
+        <w:t xml:space="preserve"> GPIO.TIMER0_ROUTEEN.CC0PEN needs to be 1.</w:t>
+      </w:r>
+      <w:r>
+        <w:t xml:space="preserve"> Frequency is right on 2.73khz. For some reason the audio is running all the time. Added a STOP after initializing. Now it doesn’t stop once I send a geoGET so the interrupt is not firing I assume. Timer0 OF and CC0 interrupts are 1 but we’re not taking the interrupt because the CC0 interrupt is not enabled.</w:t>
+      </w:r>
+      <w:r>
+        <w:t xml:space="preserve"> Added the enables and now it works!</w:t>
+      </w:r>
+    </w:p>
+    <w:p>
+      <w:pPr>
+        <w:pStyle w:val="Heading2"/>
+      </w:pPr>
+      <w:r>
         <w:t>2026-07-24 – Updated GeoLocCC to 2026.06.0</w:t>
       </w:r>
     </w:p>
@@ -6633,6 +6675,9 @@
     </w:p>
     <w:p>
       <w:r>
+        <w:rPr>
+          <w:noProof/>
+        </w:rPr>
         <w:drawing>
           <wp:anchor distT="0" distB="0" distL="114300" distR="114300" simplePos="0" relativeHeight="251714560" behindDoc="0" locked="0" layoutInCell="1" allowOverlap="1" wp14:anchorId="7759AEFE" wp14:editId="797614EE">
             <wp:simplePos x="457200" y="2533650"/>
@@ -6722,7 +6767,11 @@
         <w:t>D</w:t>
       </w:r>
       <w:r>
-        <w:t>s that were the correct pinout? The QLP has been in ZRADminis BOM since it was first checked in.</w:t>
+        <w:t xml:space="preserve">s that were the correct pinout? The QLP has been in ZRADminis BOM since it was first </w:t>
+      </w:r>
+      <w:r>
+        <w:lastRenderedPageBreak/>
+        <w:t>checked in.</w:t>
       </w:r>
       <w:r>
         <w:t xml:space="preserve"> I tested the LED itself and the pin with the notch is NOT the common anode. It’s the pin across from it. I applied 3v to that pin and grounded the other pins and the proper color led comes on. </w:t>
@@ -6747,7 +6796,6 @@
         <w:pStyle w:val="Heading2"/>
       </w:pPr>
       <w:r>
-        <w:lastRenderedPageBreak/>
         <w:t>2026-07-24 – Built ZRADmini boards 7&amp;8</w:t>
       </w:r>
     </w:p>
@@ -6919,7 +6967,11 @@
         <w:t xml:space="preserve">7.24 2025.6.2 </w:t>
       </w:r>
       <w:r>
-        <w:t>is 37.97mA. The easy way to see the frame is to use a basic SET/Get command in the PCC and add a bunch of zeroes to make the frame last longer so the AEM will accurately capture the current. Zoom up the AEM to see the frame. Unscrew the antenna or just shut the ED off and send again and as the TxPower is increased, the current goes DOWN. There are 3 tries = -6=38.79mA, -3=38.05mA then 0=10.41mA. Send again for 3 more tries = 0=10.42mA, 3=12.05mA, 6=14.22mA. Send again = 6=</w:t>
+        <w:t xml:space="preserve">is 37.97mA. </w:t>
+      </w:r>
+      <w:r>
+        <w:lastRenderedPageBreak/>
+        <w:t>The easy way to see the frame is to use a basic SET/Get command in the PCC and add a bunch of zeroes to make the frame last longer so the AEM will accurately capture the current. Zoom up the AEM to see the frame. Unscrew the antenna or just shut the ED off and send again and as the TxPower is increased, the current goes DOWN. There are 3 tries = -6=38.79mA, -3=38.05mA then 0=10.41mA. Send again for 3 more tries = 0=10.42mA, 3=12.05mA, 6=14.22mA. Send again = 6=</w:t>
       </w:r>
       <w:r>
         <w:t>14.21mA</w:t>
@@ -6944,7 +6996,6 @@
     </w:p>
     <w:p>
       <w:r>
-        <w:lastRenderedPageBreak/>
         <w:t>But why am I getting Z-Wave Mesh to have similar or even slightly better RF Range than ZWLR?</w:t>
       </w:r>
     </w:p>
@@ -7183,6 +7234,7 @@
     </w:p>
     <w:p>
       <w:r>
+        <w:lastRenderedPageBreak/>
         <w:t xml:space="preserve">These will all be tested by connecting to a ZRADMini with ANT-916-CW-RH-SMA which is a tiny and pretty terrible antenna. </w:t>
       </w:r>
       <w:r>
@@ -7245,7 +7297,6 @@
           </w:tcPr>
           <w:p>
             <w:r>
-              <w:lastRenderedPageBreak/>
               <w:t>S0</w:t>
             </w:r>
           </w:p>
@@ -8068,6 +8119,7 @@
         </w:numPr>
       </w:pPr>
       <w:r>
+        <w:lastRenderedPageBreak/>
         <w:t>To add a buzzer to ZRADMini:</w:t>
       </w:r>
     </w:p>
@@ -8223,7 +8275,6 @@
         </w:numPr>
       </w:pPr>
       <w:r>
-        <w:lastRenderedPageBreak/>
         <w:t>Use a PWM to drive PD02 at the resonant frequency of the buzzer to get the beep and a timer to enable it for a fraction of a second</w:t>
       </w:r>
     </w:p>
@@ -8440,7 +8491,14 @@
         <w:rPr>
           <w:noProof/>
         </w:rPr>
-        <w:t>The first 4 can be ignored and are caused by adding a via to the USB shield pads which provides additional mechanical strength making it harder to rip the pads off the PCB when plugging/unplugging the USB connector. The 5</w:t>
+        <w:t xml:space="preserve">The first 4 can be ignored and are caused by adding a via to the USB shield pads which provides additional mechanical strength making it harder to rip the pads off the PCB when </w:t>
+      </w:r>
+      <w:r>
+        <w:rPr>
+          <w:noProof/>
+        </w:rPr>
+        <w:lastRenderedPageBreak/>
+        <w:t>plugging/unplugging the USB connector. The 5</w:t>
       </w:r>
       <w:r>
         <w:rPr>
@@ -8476,7 +8534,6 @@
     </w:p>
     <w:p>
       <w:r>
-        <w:lastRenderedPageBreak/>
         <w:t>Main problem is that board #2 CZ20 didn’t solder very well at all. Seems to have lifted slightly especially on one side. Many of the pins had no solder on the pad – where did it go? Did the EP suck it all in</w:t>
       </w:r>
       <w:r>
@@ -8764,6 +8821,7 @@
         </w:numPr>
       </w:pPr>
       <w:r>
+        <w:lastRenderedPageBreak/>
         <w:t>Code compiles and it seems the PWM is initialized but no sound.</w:t>
       </w:r>
     </w:p>
@@ -8827,7 +8885,6 @@
         </w:numPr>
       </w:pPr>
       <w:r>
-        <w:lastRenderedPageBreak/>
         <w:t>It’s easier to just directly write the registers than try to figure this out!</w:t>
       </w:r>
     </w:p>
@@ -9482,7 +9539,11 @@
         <w:t xml:space="preserve">error </w:t>
       </w:r>
       <w:r>
-        <w:t>exclusions. The 2 Fudicial marks, 4 vias with one connection on the USB SMD mounting pads, the U.FL connector doesn’t match the one in the library which has several DRC errors in it, CZ20 footprint in the library has .2mm vias in the EP but the minimum allowed is .254 so I had to manually increase those.</w:t>
+        <w:t xml:space="preserve">exclusions. The 2 Fudicial marks, 4 vias with one connection on the USB SMD mounting pads, the U.FL connector doesn’t match the one in the library which has several DRC errors in it, CZ20 footprint </w:t>
+      </w:r>
+      <w:r>
+        <w:lastRenderedPageBreak/>
+        <w:t>in the library has .2mm vias in the EP but the minimum allowed is .254 so I had to manually increase those.</w:t>
       </w:r>
       <w:r>
         <w:t xml:space="preserve"> Ordered 9 PCBs and a metal stencil.</w:t>
@@ -9509,7 +9570,6 @@
         <w:pStyle w:val="Heading2"/>
       </w:pPr>
       <w:r>
-        <w:lastRenderedPageBreak/>
         <w:t>2025-04-11 – Trident Schematic</w:t>
       </w:r>
     </w:p>
@@ -9756,7 +9816,11 @@
         <w:t>has similar RF range</w:t>
       </w:r>
       <w:r>
-        <w:t xml:space="preserve"> to ZRAD to avoid bringing the large ZRAD to Barcelona. </w:t>
+        <w:t xml:space="preserve"> to ZRAD to avoid bringing the large ZRAD to </w:t>
+      </w:r>
+      <w:r>
+        <w:lastRenderedPageBreak/>
+        <w:t xml:space="preserve">Barcelona. </w:t>
       </w:r>
       <w:r>
         <w:t>Spent most of the day but have 1 ZRM with an SMA antenna and GeoLoc, 1 with SwOnOff PCB antenna, a TBZ with SwOnOff connected thru a USB hub powered by my Anker brick.</w:t>
@@ -9783,11 +9847,7 @@
     </w:p>
     <w:p>
       <w:r>
-        <w:t xml:space="preserve">Trying to install I2CSPM into my project with keys so I can OTA. But installing I2CSPM says it need IO Stream but then fails. The docs say there are no dependencies but clearly there are. Installing I2CSPM is not configurable so clearly </w:t>
-      </w:r>
-      <w:r>
-        <w:lastRenderedPageBreak/>
-        <w:t>something isn’t working. Uninstalling then gives a Validation Error. Previously I had always enabled DEBUGPRINT so let’s try that.</w:t>
+        <w:t>Trying to install I2CSPM into my project with keys so I can OTA. But installing I2CSPM says it need IO Stream but then fails. The docs say there are no dependencies but clearly there are. Installing I2CSPM is not configurable so clearly something isn’t working. Uninstalling then gives a Validation Error. Previously I had always enabled DEBUGPRINT so let’s try that.</w:t>
       </w:r>
       <w:r>
         <w:t xml:space="preserve"> Nope that doesn’t work. DebugPrint doesn’t install the IO Stream. I reverted back to my older project that has geoloc in it but no keys. Not sure what the difference is but as usual SSv5 makes it impossible to move forward so instead I move backward. I need to get the javascript program pulling more than 1 DUT today.</w:t>
@@ -9916,7 +9976,11 @@
         <w:t xml:space="preserve"> #2 Zniffer works when connected thru the WSTK to COM4 but not straight thru the USB. Doesn’t work with the PC Controller either. Maybe the USB doesn’t work on board 2 and board 3?</w:t>
       </w:r>
       <w:r>
-        <w:t xml:space="preserve"> AHA! The first via on board 2 from R7 (VCOMRX) was open. Looked OK but was not making contact thru the PCB. I stuffed a wire thru the via and soldered it in place and now it’s a Zniffer via USB. Perhaps board 3 has the same problem? That via is a standard via on .1mm center so it’s just a manufacturing defect. Maybe I will make this via a little larger if board 3 has the same problem.</w:t>
+        <w:t xml:space="preserve"> AHA! The first via on board 2 from R7 (VCOMRX) was open. </w:t>
+      </w:r>
+      <w:r>
+        <w:lastRenderedPageBreak/>
+        <w:t>Looked OK but was not making contact thru the PCB. I stuffed a wire thru the via and soldered it in place and now it’s a Zniffer via USB. Perhaps board 3 has the same problem? That via is a standard via on .1mm center so it’s just a manufacturing defect. Maybe I will make this via a little larger if board 3 has the same problem.</w:t>
       </w:r>
       <w:r>
         <w:t xml:space="preserve"> No, board 3 has a different problem – the CP2102 doesn’t seem to respond at all.</w:t>
@@ -9950,7 +10014,6 @@
         <w:pStyle w:val="Heading2"/>
       </w:pPr>
       <w:r>
-        <w:lastRenderedPageBreak/>
         <w:t>2025-01-03 – Test program development</w:t>
       </w:r>
     </w:p>
@@ -12031,7 +12094,7 @@
           <w:noProof/>
         </w:rPr>
         <w:drawing>
-          <wp:anchor distT="0" distB="0" distL="114300" distR="114300" simplePos="0" relativeHeight="251699200" behindDoc="0" locked="0" layoutInCell="1" allowOverlap="0" wp14:anchorId="3BFCC50E" wp14:editId="7B8A7EE2">
+          <wp:anchor distT="0" distB="0" distL="114300" distR="114300" simplePos="0" relativeHeight="251699200" behindDoc="0" locked="0" layoutInCell="1" allowOverlap="0" wp14:anchorId="3BFCC50E" wp14:editId="5B78875D">
             <wp:simplePos x="457200" y="2247900"/>
             <wp:positionH relativeFrom="column">
               <wp:align>right</wp:align>
@@ -23201,7 +23264,7 @@
 </file>
 
 <file path=word/endnotes.xml><?xml version="1.0" encoding="utf-8"?>
-<w:endnotes xmlns:wpc="http://schemas.microsoft.com/office/word/2010/wordprocessingCanvas" xmlns:cx="http://schemas.microsoft.com/office/drawing/2014/chartex" xmlns:cx1="http://schemas.microsoft.com/office/drawing/2015/9/8/chartex" xmlns:cx2="http://schemas.microsoft.com/office/drawing/2015/10/21/chartex" xmlns:cx3="http://schemas.microsoft.com/office/drawing/2016/5/9/chartex" xmlns:cx4="http://schemas.microsoft.com/office/drawing/2016/5/10/chartex" xmlns:cx5="http://schemas.microsoft.com/office/drawing/2016/5/11/chartex" xmlns:cx6="http://schemas.microsoft.com/office/drawing/2016/5/12/chartex" xmlns:cx7="http://schemas.microsoft.com/office/drawing/2016/5/13/chartex" xmlns:cx8="http://schemas.microsoft.com/office/drawing/2016/5/14/chartex" xmlns:mc="http://schemas.openxmlformats.org/markup-compatibility/2006" xmlns:aink="http://schemas.microsoft.com/office/drawing/2016/ink" xmlns:am3d="http://schemas.microsoft.com/office/drawing/2017/model3d" xmlns:o="urn:schemas-microsoft-com:office:office" xmlns:oel="http://schemas.microsoft.com/office/2019/extlst" xmlns:r="http://schemas.openxmlformats.org/officeDocument/2006/relationships" xmlns:m="http://schemas.openxmlformats.org/officeDocument/2006/math" xmlns:v="urn:schemas-microsoft-com:vml" xmlns:wp14="http://schemas.microsoft.com/office/word/2010/wordprocessingDrawing" xmlns:wp="http://schemas.openxmlformats.org/drawingml/2006/wordprocessingDrawing" xmlns:w10="urn:schemas-microsoft-com:office:word" xmlns:w="http://schemas.openxmlformats.org/wordprocessingml/2006/main" xmlns:w14="http://schemas.microsoft.com/office/word/2010/wordml" xmlns:w15="http://schemas.microsoft.com/office/word/2012/wordml" xmlns:w16cex="http://schemas.microsoft.com/office/word/2018/wordml/cex" xmlns:w16cid="http://schemas.microsoft.com/office/word/2016/wordml/cid" xmlns:w16="http://schemas.microsoft.com/office/word/2018/wordml" xmlns:w16du="http://schemas.microsoft.com/office/word/2023/wordml/word16du" xmlns:w16sdtdh="http://schemas.microsoft.com/office/word/2020/wordml/sdtdatahash" xmlns:w16sdtfl="http://schemas.microsoft.com/office/word/2024/wordml/sdtformatlock" xmlns:w16se="http://schemas.microsoft.com/office/word/2015/wordml/symex" xmlns:wpg="http://schemas.microsoft.com/office/word/2010/wordprocessingGroup" xmlns:wpi="http://schemas.microsoft.com/office/word/2010/wordprocessingInk" xmlns:wne="http://schemas.microsoft.com/office/word/2006/wordml" xmlns:wps="http://schemas.microsoft.com/office/word/2010/wordprocessingShape" mc:Ignorable="w14 w15 w16se w16cid w16 w16cex w16sdtdh w16sdtfl w16du wp14">
+<w:endnotes xmlns:wpc="http://schemas.microsoft.com/office/word/2010/wordprocessingCanvas" xmlns:cx="http://schemas.microsoft.com/office/drawing/2014/chartex" xmlns:cx1="http://schemas.microsoft.com/office/drawing/2015/9/8/chartex" xmlns:cx2="http://schemas.microsoft.com/office/drawing/2015/10/21/chartex" xmlns:cx3="http://schemas.microsoft.com/office/drawing/2016/5/9/chartex" xmlns:cx4="http://schemas.microsoft.com/office/drawing/2016/5/10/chartex" xmlns:cx5="http://schemas.microsoft.com/office/drawing/2016/5/11/chartex" xmlns:cx6="http://schemas.microsoft.com/office/drawing/2016/5/12/chartex" xmlns:cx7="http://schemas.microsoft.com/office/drawing/2016/5/13/chartex" xmlns:cx8="http://schemas.microsoft.com/office/drawing/2016/5/14/chartex" xmlns:mc="http://schemas.openxmlformats.org/markup-compatibility/2006" xmlns:aink="http://schemas.microsoft.com/office/drawing/2016/ink" xmlns:am3d="http://schemas.microsoft.com/office/drawing/2017/model3d" xmlns:o="urn:schemas-microsoft-com:office:office" xmlns:oel="http://schemas.microsoft.com/office/2019/extlst" xmlns:r="http://schemas.openxmlformats.org/officeDocument/2006/relationships" xmlns:m="http://schemas.openxmlformats.org/officeDocument/2006/math" xmlns:v="urn:schemas-microsoft-com:vml" xmlns:wp14="http://schemas.microsoft.com/office/word/2010/wordprocessingDrawing" xmlns:wp="http://schemas.openxmlformats.org/drawingml/2006/wordprocessingDrawing" xmlns:w10="urn:schemas-microsoft-com:office:word" xmlns:w="http://schemas.openxmlformats.org/wordprocessingml/2006/main" xmlns:w14="http://schemas.microsoft.com/office/word/2010/wordml" xmlns:w15="http://schemas.microsoft.com/office/word/2012/wordml" xmlns:w16cei="http://schemas.microsoft.com/office/word/2026/wordml/cei" xmlns:w16cex="http://schemas.microsoft.com/office/word/2018/wordml/cex" xmlns:w16cid="http://schemas.microsoft.com/office/word/2016/wordml/cid" xmlns:w16="http://schemas.microsoft.com/office/word/2018/wordml" xmlns:w16du="http://schemas.microsoft.com/office/word/2023/wordml/word16du" xmlns:w16sdtdh="http://schemas.microsoft.com/office/word/2020/wordml/sdtdatahash" xmlns:w16sdtfl="http://schemas.microsoft.com/office/word/2024/wordml/sdtformatlock" xmlns:w16se="http://schemas.microsoft.com/office/word/2015/wordml/symex" xmlns:wpg="http://schemas.microsoft.com/office/word/2010/wordprocessingGroup" xmlns:wpi="http://schemas.microsoft.com/office/word/2010/wordprocessingInk" xmlns:wne="http://schemas.microsoft.com/office/word/2006/wordml" xmlns:wps="http://schemas.microsoft.com/office/word/2010/wordprocessingShape" mc:Ignorable="w14 w15 w16se w16cid w16 w16cex w16sdtdh w16sdtfl w16du wp14">
   <w:endnote w:type="separator" w:id="-1">
     <w:p>
       <w:pPr>
@@ -23226,7 +23289,7 @@
 </file>
 
 <file path=word/footer1.xml><?xml version="1.0" encoding="utf-8"?>
-<w:ftr xmlns:wpc="http://schemas.microsoft.com/office/word/2010/wordprocessingCanvas" xmlns:cx="http://schemas.microsoft.com/office/drawing/2014/chartex" xmlns:cx1="http://schemas.microsoft.com/office/drawing/2015/9/8/chartex" xmlns:cx2="http://schemas.microsoft.com/office/drawing/2015/10/21/chartex" xmlns:cx3="http://schemas.microsoft.com/office/drawing/2016/5/9/chartex" xmlns:cx4="http://schemas.microsoft.com/office/drawing/2016/5/10/chartex" xmlns:cx5="http://schemas.microsoft.com/office/drawing/2016/5/11/chartex" xmlns:cx6="http://schemas.microsoft.com/office/drawing/2016/5/12/chartex" xmlns:cx7="http://schemas.microsoft.com/office/drawing/2016/5/13/chartex" xmlns:cx8="http://schemas.microsoft.com/office/drawing/2016/5/14/chartex" xmlns:mc="http://schemas.openxmlformats.org/markup-compatibility/2006" xmlns:aink="http://schemas.microsoft.com/office/drawing/2016/ink" xmlns:am3d="http://schemas.microsoft.com/office/drawing/2017/model3d" xmlns:o="urn:schemas-microsoft-com:office:office" xmlns:oel="http://schemas.microsoft.com/office/2019/extlst" xmlns:r="http://schemas.openxmlformats.org/officeDocument/2006/relationships" xmlns:m="http://schemas.openxmlformats.org/officeDocument/2006/math" xmlns:v="urn:schemas-microsoft-com:vml" xmlns:wp14="http://schemas.microsoft.com/office/word/2010/wordprocessingDrawing" xmlns:wp="http://schemas.openxmlformats.org/drawingml/2006/wordprocessingDrawing" xmlns:w10="urn:schemas-microsoft-com:office:word" xmlns:w="http://schemas.openxmlformats.org/wordprocessingml/2006/main" xmlns:w14="http://schemas.microsoft.com/office/word/2010/wordml" xmlns:w15="http://schemas.microsoft.com/office/word/2012/wordml" xmlns:w16cex="http://schemas.microsoft.com/office/word/2018/wordml/cex" xmlns:w16cid="http://schemas.microsoft.com/office/word/2016/wordml/cid" xmlns:w16="http://schemas.microsoft.com/office/word/2018/wordml" xmlns:w16du="http://schemas.microsoft.com/office/word/2023/wordml/word16du" xmlns:w16sdtdh="http://schemas.microsoft.com/office/word/2020/wordml/sdtdatahash" xmlns:w16sdtfl="http://schemas.microsoft.com/office/word/2024/wordml/sdtformatlock" xmlns:w16se="http://schemas.microsoft.com/office/word/2015/wordml/symex" xmlns:wpg="http://schemas.microsoft.com/office/word/2010/wordprocessingGroup" xmlns:wpi="http://schemas.microsoft.com/office/word/2010/wordprocessingInk" xmlns:wne="http://schemas.microsoft.com/office/word/2006/wordml" xmlns:wps="http://schemas.microsoft.com/office/word/2010/wordprocessingShape" mc:Ignorable="w14 w15 w16se w16cid w16 w16cex w16sdtdh w16sdtfl w16du wp14">
+<w:ftr xmlns:wpc="http://schemas.microsoft.com/office/word/2010/wordprocessingCanvas" xmlns:cx="http://schemas.microsoft.com/office/drawing/2014/chartex" xmlns:cx1="http://schemas.microsoft.com/office/drawing/2015/9/8/chartex" xmlns:cx2="http://schemas.microsoft.com/office/drawing/2015/10/21/chartex" xmlns:cx3="http://schemas.microsoft.com/office/drawing/2016/5/9/chartex" xmlns:cx4="http://schemas.microsoft.com/office/drawing/2016/5/10/chartex" xmlns:cx5="http://schemas.microsoft.com/office/drawing/2016/5/11/chartex" xmlns:cx6="http://schemas.microsoft.com/office/drawing/2016/5/12/chartex" xmlns:cx7="http://schemas.microsoft.com/office/drawing/2016/5/13/chartex" xmlns:cx8="http://schemas.microsoft.com/office/drawing/2016/5/14/chartex" xmlns:mc="http://schemas.openxmlformats.org/markup-compatibility/2006" xmlns:aink="http://schemas.microsoft.com/office/drawing/2016/ink" xmlns:am3d="http://schemas.microsoft.com/office/drawing/2017/model3d" xmlns:o="urn:schemas-microsoft-com:office:office" xmlns:oel="http://schemas.microsoft.com/office/2019/extlst" xmlns:r="http://schemas.openxmlformats.org/officeDocument/2006/relationships" xmlns:m="http://schemas.openxmlformats.org/officeDocument/2006/math" xmlns:v="urn:schemas-microsoft-com:vml" xmlns:wp14="http://schemas.microsoft.com/office/word/2010/wordprocessingDrawing" xmlns:wp="http://schemas.openxmlformats.org/drawingml/2006/wordprocessingDrawing" xmlns:w10="urn:schemas-microsoft-com:office:word" xmlns:w="http://schemas.openxmlformats.org/wordprocessingml/2006/main" xmlns:w14="http://schemas.microsoft.com/office/word/2010/wordml" xmlns:w15="http://schemas.microsoft.com/office/word/2012/wordml" xmlns:w16cei="http://schemas.microsoft.com/office/word/2026/wordml/cei" xmlns:w16cex="http://schemas.microsoft.com/office/word/2018/wordml/cex" xmlns:w16cid="http://schemas.microsoft.com/office/word/2016/wordml/cid" xmlns:w16="http://schemas.microsoft.com/office/word/2018/wordml" xmlns:w16du="http://schemas.microsoft.com/office/word/2023/wordml/word16du" xmlns:w16sdtdh="http://schemas.microsoft.com/office/word/2020/wordml/sdtdatahash" xmlns:w16sdtfl="http://schemas.microsoft.com/office/word/2024/wordml/sdtformatlock" xmlns:w16se="http://schemas.microsoft.com/office/word/2015/wordml/symex" xmlns:wpg="http://schemas.microsoft.com/office/word/2010/wordprocessingGroup" xmlns:wpi="http://schemas.microsoft.com/office/word/2010/wordprocessingInk" xmlns:wne="http://schemas.microsoft.com/office/word/2006/wordml" xmlns:wps="http://schemas.microsoft.com/office/word/2010/wordprocessingShape" mc:Ignorable="w14 w15 w16se w16cid w16 w16cex w16sdtdh w16sdtfl w16du wp14">
   <w:p>
     <w:pPr>
       <w:pStyle w:val="Footer"/>
@@ -23288,7 +23351,7 @@
 </file>
 
 <file path=word/footnotes.xml><?xml version="1.0" encoding="utf-8"?>
-<w:footnotes xmlns:wpc="http://schemas.microsoft.com/office/word/2010/wordprocessingCanvas" xmlns:cx="http://schemas.microsoft.com/office/drawing/2014/chartex" xmlns:cx1="http://schemas.microsoft.com/office/drawing/2015/9/8/chartex" xmlns:cx2="http://schemas.microsoft.com/office/drawing/2015/10/21/chartex" xmlns:cx3="http://schemas.microsoft.com/office/drawing/2016/5/9/chartex" xmlns:cx4="http://schemas.microsoft.com/office/drawing/2016/5/10/chartex" xmlns:cx5="http://schemas.microsoft.com/office/drawing/2016/5/11/chartex" xmlns:cx6="http://schemas.microsoft.com/office/drawing/2016/5/12/chartex" xmlns:cx7="http://schemas.microsoft.com/office/drawing/2016/5/13/chartex" xmlns:cx8="http://schemas.microsoft.com/office/drawing/2016/5/14/chartex" xmlns:mc="http://schemas.openxmlformats.org/markup-compatibility/2006" xmlns:aink="http://schemas.microsoft.com/office/drawing/2016/ink" xmlns:am3d="http://schemas.microsoft.com/office/drawing/2017/model3d" xmlns:o="urn:schemas-microsoft-com:office:office" xmlns:oel="http://schemas.microsoft.com/office/2019/extlst" xmlns:r="http://schemas.openxmlformats.org/officeDocument/2006/relationships" xmlns:m="http://schemas.openxmlformats.org/officeDocument/2006/math" xmlns:v="urn:schemas-microsoft-com:vml" xmlns:wp14="http://schemas.microsoft.com/office/word/2010/wordprocessingDrawing" xmlns:wp="http://schemas.openxmlformats.org/drawingml/2006/wordprocessingDrawing" xmlns:w10="urn:schemas-microsoft-com:office:word" xmlns:w="http://schemas.openxmlformats.org/wordprocessingml/2006/main" xmlns:w14="http://schemas.microsoft.com/office/word/2010/wordml" xmlns:w15="http://schemas.microsoft.com/office/word/2012/wordml" xmlns:w16cex="http://schemas.microsoft.com/office/word/2018/wordml/cex" xmlns:w16cid="http://schemas.microsoft.com/office/word/2016/wordml/cid" xmlns:w16="http://schemas.microsoft.com/office/word/2018/wordml" xmlns:w16du="http://schemas.microsoft.com/office/word/2023/wordml/word16du" xmlns:w16sdtdh="http://schemas.microsoft.com/office/word/2020/wordml/sdtdatahash" xmlns:w16sdtfl="http://schemas.microsoft.com/office/word/2024/wordml/sdtformatlock" xmlns:w16se="http://schemas.microsoft.com/office/word/2015/wordml/symex" xmlns:wpg="http://schemas.microsoft.com/office/word/2010/wordprocessingGroup" xmlns:wpi="http://schemas.microsoft.com/office/word/2010/wordprocessingInk" xmlns:wne="http://schemas.microsoft.com/office/word/2006/wordml" xmlns:wps="http://schemas.microsoft.com/office/word/2010/wordprocessingShape" mc:Ignorable="w14 w15 w16se w16cid w16 w16cex w16sdtdh w16sdtfl w16du wp14">
+<w:footnotes xmlns:wpc="http://schemas.microsoft.com/office/word/2010/wordprocessingCanvas" xmlns:cx="http://schemas.microsoft.com/office/drawing/2014/chartex" xmlns:cx1="http://schemas.microsoft.com/office/drawing/2015/9/8/chartex" xmlns:cx2="http://schemas.microsoft.com/office/drawing/2015/10/21/chartex" xmlns:cx3="http://schemas.microsoft.com/office/drawing/2016/5/9/chartex" xmlns:cx4="http://schemas.microsoft.com/office/drawing/2016/5/10/chartex" xmlns:cx5="http://schemas.microsoft.com/office/drawing/2016/5/11/chartex" xmlns:cx6="http://schemas.microsoft.com/office/drawing/2016/5/12/chartex" xmlns:cx7="http://schemas.microsoft.com/office/drawing/2016/5/13/chartex" xmlns:cx8="http://schemas.microsoft.com/office/drawing/2016/5/14/chartex" xmlns:mc="http://schemas.openxmlformats.org/markup-compatibility/2006" xmlns:aink="http://schemas.microsoft.com/office/drawing/2016/ink" xmlns:am3d="http://schemas.microsoft.com/office/drawing/2017/model3d" xmlns:o="urn:schemas-microsoft-com:office:office" xmlns:oel="http://schemas.microsoft.com/office/2019/extlst" xmlns:r="http://schemas.openxmlformats.org/officeDocument/2006/relationships" xmlns:m="http://schemas.openxmlformats.org/officeDocument/2006/math" xmlns:v="urn:schemas-microsoft-com:vml" xmlns:wp14="http://schemas.microsoft.com/office/word/2010/wordprocessingDrawing" xmlns:wp="http://schemas.openxmlformats.org/drawingml/2006/wordprocessingDrawing" xmlns:w10="urn:schemas-microsoft-com:office:word" xmlns:w="http://schemas.openxmlformats.org/wordprocessingml/2006/main" xmlns:w14="http://schemas.microsoft.com/office/word/2010/wordml" xmlns:w15="http://schemas.microsoft.com/office/word/2012/wordml" xmlns:w16cei="http://schemas.microsoft.com/office/word/2026/wordml/cei" xmlns:w16cex="http://schemas.microsoft.com/office/word/2018/wordml/cex" xmlns:w16cid="http://schemas.microsoft.com/office/word/2016/wordml/cid" xmlns:w16="http://schemas.microsoft.com/office/word/2018/wordml" xmlns:w16du="http://schemas.microsoft.com/office/word/2023/wordml/word16du" xmlns:w16sdtdh="http://schemas.microsoft.com/office/word/2020/wordml/sdtdatahash" xmlns:w16sdtfl="http://schemas.microsoft.com/office/word/2024/wordml/sdtformatlock" xmlns:w16se="http://schemas.microsoft.com/office/word/2015/wordml/symex" xmlns:wpg="http://schemas.microsoft.com/office/word/2010/wordprocessingGroup" xmlns:wpi="http://schemas.microsoft.com/office/word/2010/wordprocessingInk" xmlns:wne="http://schemas.microsoft.com/office/word/2006/wordml" xmlns:wps="http://schemas.microsoft.com/office/word/2010/wordprocessingShape" mc:Ignorable="w14 w15 w16se w16cid w16 w16cex w16sdtdh w16sdtfl w16du wp14">
   <w:footnote w:type="separator" w:id="-1">
     <w:p>
       <w:pPr>
@@ -23313,7 +23376,7 @@
 </file>
 
 <file path=word/numbering.xml><?xml version="1.0" encoding="utf-8"?>
-<w:numbering xmlns:wpc="http://schemas.microsoft.com/office/word/2010/wordprocessingCanvas" xmlns:cx="http://schemas.microsoft.com/office/drawing/2014/chartex" xmlns:cx1="http://schemas.microsoft.com/office/drawing/2015/9/8/chartex" xmlns:cx2="http://schemas.microsoft.com/office/drawing/2015/10/21/chartex" xmlns:cx3="http://schemas.microsoft.com/office/drawing/2016/5/9/chartex" xmlns:cx4="http://schemas.microsoft.com/office/drawing/2016/5/10/chartex" xmlns:cx5="http://schemas.microsoft.com/office/drawing/2016/5/11/chartex" xmlns:cx6="http://schemas.microsoft.com/office/drawing/2016/5/12/chartex" xmlns:cx7="http://schemas.microsoft.com/office/drawing/2016/5/13/chartex" xmlns:cx8="http://schemas.microsoft.com/office/drawing/2016/5/14/chartex" xmlns:mc="http://schemas.openxmlformats.org/markup-compatibility/2006" xmlns:aink="http://schemas.microsoft.com/office/drawing/2016/ink" xmlns:am3d="http://schemas.microsoft.com/office/drawing/2017/model3d" xmlns:o="urn:schemas-microsoft-com:office:office" xmlns:oel="http://schemas.microsoft.com/office/2019/extlst" xmlns:r="http://schemas.openxmlformats.org/officeDocument/2006/relationships" xmlns:m="http://schemas.openxmlformats.org/officeDocument/2006/math" xmlns:v="urn:schemas-microsoft-com:vml" xmlns:wp14="http://schemas.microsoft.com/office/word/2010/wordprocessingDrawing" xmlns:wp="http://schemas.openxmlformats.org/drawingml/2006/wordprocessingDrawing" xmlns:w10="urn:schemas-microsoft-com:office:word" xmlns:w="http://schemas.openxmlformats.org/wordprocessingml/2006/main" xmlns:w14="http://schemas.microsoft.com/office/word/2010/wordml" xmlns:w15="http://schemas.microsoft.com/office/word/2012/wordml" xmlns:w16cex="http://schemas.microsoft.com/office/word/2018/wordml/cex" xmlns:w16cid="http://schemas.microsoft.com/office/word/2016/wordml/cid" xmlns:w16="http://schemas.microsoft.com/office/word/2018/wordml" xmlns:w16du="http://schemas.microsoft.com/office/word/2023/wordml/word16du" xmlns:w16sdtdh="http://schemas.microsoft.com/office/word/2020/wordml/sdtdatahash" xmlns:w16sdtfl="http://schemas.microsoft.com/office/word/2024/wordml/sdtformatlock" xmlns:w16se="http://schemas.microsoft.com/office/word/2015/wordml/symex" xmlns:wpg="http://schemas.microsoft.com/office/word/2010/wordprocessingGroup" xmlns:wpi="http://schemas.microsoft.com/office/word/2010/wordprocessingInk" xmlns:wne="http://schemas.microsoft.com/office/word/2006/wordml" xmlns:wps="http://schemas.microsoft.com/office/word/2010/wordprocessingShape" mc:Ignorable="w14 w15 w16se w16cid w16 w16cex w16sdtdh w16sdtfl w16du wp14">
+<w:numbering xmlns:wpc="http://schemas.microsoft.com/office/word/2010/wordprocessingCanvas" xmlns:cx="http://schemas.microsoft.com/office/drawing/2014/chartex" xmlns:cx1="http://schemas.microsoft.com/office/drawing/2015/9/8/chartex" xmlns:cx2="http://schemas.microsoft.com/office/drawing/2015/10/21/chartex" xmlns:cx3="http://schemas.microsoft.com/office/drawing/2016/5/9/chartex" xmlns:cx4="http://schemas.microsoft.com/office/drawing/2016/5/10/chartex" xmlns:cx5="http://schemas.microsoft.com/office/drawing/2016/5/11/chartex" xmlns:cx6="http://schemas.microsoft.com/office/drawing/2016/5/12/chartex" xmlns:cx7="http://schemas.microsoft.com/office/drawing/2016/5/13/chartex" xmlns:cx8="http://schemas.microsoft.com/office/drawing/2016/5/14/chartex" xmlns:mc="http://schemas.openxmlformats.org/markup-compatibility/2006" xmlns:aink="http://schemas.microsoft.com/office/drawing/2016/ink" xmlns:am3d="http://schemas.microsoft.com/office/drawing/2017/model3d" xmlns:o="urn:schemas-microsoft-com:office:office" xmlns:oel="http://schemas.microsoft.com/office/2019/extlst" xmlns:r="http://schemas.openxmlformats.org/officeDocument/2006/relationships" xmlns:m="http://schemas.openxmlformats.org/officeDocument/2006/math" xmlns:v="urn:schemas-microsoft-com:vml" xmlns:wp14="http://schemas.microsoft.com/office/word/2010/wordprocessingDrawing" xmlns:wp="http://schemas.openxmlformats.org/drawingml/2006/wordprocessingDrawing" xmlns:w10="urn:schemas-microsoft-com:office:word" xmlns:w="http://schemas.openxmlformats.org/wordprocessingml/2006/main" xmlns:w14="http://schemas.microsoft.com/office/word/2010/wordml" xmlns:w15="http://schemas.microsoft.com/office/word/2012/wordml" xmlns:w16cei="http://schemas.microsoft.com/office/word/2026/wordml/cei" xmlns:w16cex="http://schemas.microsoft.com/office/word/2018/wordml/cex" xmlns:w16cid="http://schemas.microsoft.com/office/word/2016/wordml/cid" xmlns:w16="http://schemas.microsoft.com/office/word/2018/wordml" xmlns:w16du="http://schemas.microsoft.com/office/word/2023/wordml/word16du" xmlns:w16sdtdh="http://schemas.microsoft.com/office/word/2020/wordml/sdtdatahash" xmlns:w16sdtfl="http://schemas.microsoft.com/office/word/2024/wordml/sdtformatlock" xmlns:w16se="http://schemas.microsoft.com/office/word/2015/wordml/symex" xmlns:wpg="http://schemas.microsoft.com/office/word/2010/wordprocessingGroup" xmlns:wpi="http://schemas.microsoft.com/office/word/2010/wordprocessingInk" xmlns:wne="http://schemas.microsoft.com/office/word/2006/wordml" xmlns:wps="http://schemas.microsoft.com/office/word/2010/wordprocessingShape" mc:Ignorable="w14 w15 w16se w16cid w16 w16cex w16sdtdh w16sdtfl w16du wp14">
   <w:abstractNum w:abstractNumId="0" w15:restartNumberingAfterBreak="0">
     <w:nsid w:val="0B03153E"/>
     <w:multiLevelType w:val="hybridMultilevel"/>
